--- a/modelsss/תיאור פתרונות קיימים לבעיה.docx
+++ b/modelsss/תיאור פתרונות קיימים לבעיה.docx
@@ -2325,6 +2325,1302 @@
           <w:rtl/>
         </w:rPr>
       </w:pPr>
+    </w:p>
+    <w:p>
+      <w:pPr>
+        <w:rPr>
+          <w:rtl/>
+        </w:rPr>
+      </w:pPr>
+      <w:r>
+        <w:rPr>
+          <w:rFonts w:cs="Arial"/>
+          <w:rtl/>
+        </w:rPr>
+        <w:drawing>
+          <wp:inline distT="0" distB="0" distL="0" distR="0" wp14:anchorId="7C987799" wp14:editId="00313633">
+            <wp:extent cx="2209992" cy="3109229"/>
+            <wp:effectExtent l="0" t="0" r="0" b="0"/>
+            <wp:docPr id="2011567309" name="Picture 1"/>
+            <wp:cNvGraphicFramePr>
+              <a:graphicFrameLocks xmlns:a="http://schemas.openxmlformats.org/drawingml/2006/main" noChangeAspect="1"/>
+            </wp:cNvGraphicFramePr>
+            <a:graphic xmlns:a="http://schemas.openxmlformats.org/drawingml/2006/main">
+              <a:graphicData uri="http://schemas.openxmlformats.org/drawingml/2006/picture">
+                <pic:pic xmlns:pic="http://schemas.openxmlformats.org/drawingml/2006/picture">
+                  <pic:nvPicPr>
+                    <pic:cNvPr id="2011567309" name=""/>
+                    <pic:cNvPicPr/>
+                  </pic:nvPicPr>
+                  <pic:blipFill>
+                    <a:blip r:embed="rId5"/>
+                    <a:stretch>
+                      <a:fillRect/>
+                    </a:stretch>
+                  </pic:blipFill>
+                  <pic:spPr>
+                    <a:xfrm>
+                      <a:off x="0" y="0"/>
+                      <a:ext cx="2209992" cy="3109229"/>
+                    </a:xfrm>
+                    <a:prstGeom prst="rect">
+                      <a:avLst/>
+                    </a:prstGeom>
+                  </pic:spPr>
+                </pic:pic>
+              </a:graphicData>
+            </a:graphic>
+          </wp:inline>
+        </w:drawing>
+      </w:r>
+    </w:p>
+    <w:p>
+      <w:pPr>
+        <w:rPr>
+          <w:rtl/>
+        </w:rPr>
+      </w:pPr>
+      <w:r>
+        <w:rPr>
+          <w:rFonts w:cs="Arial"/>
+          <w:rtl/>
+        </w:rPr>
+        <w:lastRenderedPageBreak/>
+        <w:drawing>
+          <wp:inline distT="0" distB="0" distL="0" distR="0" wp14:anchorId="7D3C56A3" wp14:editId="0ED49A43">
+            <wp:extent cx="2232853" cy="2789162"/>
+            <wp:effectExtent l="0" t="0" r="0" b="0"/>
+            <wp:docPr id="1455660971" name="Picture 1"/>
+            <wp:cNvGraphicFramePr>
+              <a:graphicFrameLocks xmlns:a="http://schemas.openxmlformats.org/drawingml/2006/main" noChangeAspect="1"/>
+            </wp:cNvGraphicFramePr>
+            <a:graphic xmlns:a="http://schemas.openxmlformats.org/drawingml/2006/main">
+              <a:graphicData uri="http://schemas.openxmlformats.org/drawingml/2006/picture">
+                <pic:pic xmlns:pic="http://schemas.openxmlformats.org/drawingml/2006/picture">
+                  <pic:nvPicPr>
+                    <pic:cNvPr id="1455660971" name=""/>
+                    <pic:cNvPicPr/>
+                  </pic:nvPicPr>
+                  <pic:blipFill>
+                    <a:blip r:embed="rId6"/>
+                    <a:stretch>
+                      <a:fillRect/>
+                    </a:stretch>
+                  </pic:blipFill>
+                  <pic:spPr>
+                    <a:xfrm>
+                      <a:off x="0" y="0"/>
+                      <a:ext cx="2232853" cy="2789162"/>
+                    </a:xfrm>
+                    <a:prstGeom prst="rect">
+                      <a:avLst/>
+                    </a:prstGeom>
+                  </pic:spPr>
+                </pic:pic>
+              </a:graphicData>
+            </a:graphic>
+          </wp:inline>
+        </w:drawing>
+      </w:r>
+    </w:p>
+    <w:p>
+      <w:pPr>
+        <w:rPr>
+          <w:rtl/>
+        </w:rPr>
+      </w:pPr>
+    </w:p>
+    <w:p>
+      <w:pPr>
+        <w:rPr>
+          <w:rtl/>
+        </w:rPr>
+      </w:pPr>
+    </w:p>
+    <w:p>
+      <w:pPr>
+        <w:rPr>
+          <w:rtl/>
+        </w:rPr>
+      </w:pPr>
+    </w:p>
+    <w:p>
+      <w:pPr>
+        <w:rPr>
+          <w:b/>
+          <w:bCs/>
+        </w:rPr>
+      </w:pPr>
+      <w:r>
+        <w:rPr>
+          <w:b/>
+          <w:bCs/>
+        </w:rPr>
+        <w:t>Smile Detection Project Proposal</w:t>
+      </w:r>
+    </w:p>
+    <w:p>
+      <w:pPr>
+        <w:rPr>
+          <w:b/>
+          <w:bCs/>
+        </w:rPr>
+      </w:pPr>
+      <w:r>
+        <w:rPr>
+          <w:b/>
+          <w:bCs/>
+        </w:rPr>
+        <w:t>Objective</w:t>
+      </w:r>
+    </w:p>
+    <w:p>
+      <w:r>
+        <w:t>Build a binary image classification model that receives a cropped face image and returns a smile probability between 0 and 1.</w:t>
+      </w:r>
+    </w:p>
+    <w:p>
+      <w:r>
+        <w:t>Example output:</w:t>
+      </w:r>
+    </w:p>
+    <w:p>
+      <w:r>
+        <w:t>{</w:t>
+      </w:r>
+      <w:r>
+        <w:br/>
+        <w:t>"</w:t>
+      </w:r>
+      <w:proofErr w:type="spellStart"/>
+      <w:r>
+        <w:t>smile_probability</w:t>
+      </w:r>
+      <w:proofErr w:type="spellEnd"/>
+      <w:r>
+        <w:t>": 0.84</w:t>
+      </w:r>
+      <w:r>
+        <w:br/>
+        <w:t>}</w:t>
+      </w:r>
+    </w:p>
+    <w:p>
+      <w:r>
+        <w:t>The API layer will decide which threshold corresponds to a smiling face (for example 0.7), allowing threshold changes without retraining the model.</w:t>
+      </w:r>
+    </w:p>
+    <w:p>
+      <w:r>
+        <w:pict w14:anchorId="5584EB2B">
+          <v:rect id="_x0000_i1091" style="width:0;height:1.5pt" o:hralign="center" o:hrstd="t" o:hr="t" fillcolor="#a0a0a0" stroked="f"/>
+        </w:pict>
+      </w:r>
+    </w:p>
+    <w:p>
+      <w:pPr>
+        <w:rPr>
+          <w:b/>
+          <w:bCs/>
+        </w:rPr>
+      </w:pPr>
+      <w:r>
+        <w:rPr>
+          <w:b/>
+          <w:bCs/>
+        </w:rPr>
+        <w:t>Dataset</w:t>
+      </w:r>
+    </w:p>
+    <w:p>
+      <w:r>
+        <w:t xml:space="preserve">Dataset: </w:t>
+      </w:r>
+      <w:proofErr w:type="spellStart"/>
+      <w:r>
+        <w:t>CelebA</w:t>
+      </w:r>
+      <w:proofErr w:type="spellEnd"/>
+      <w:r>
+        <w:t xml:space="preserve"> (</w:t>
+      </w:r>
+      <w:proofErr w:type="spellStart"/>
+      <w:r>
+        <w:t>CelebFaces</w:t>
+      </w:r>
+      <w:proofErr w:type="spellEnd"/>
+      <w:r>
+        <w:t xml:space="preserve"> Attributes Dataset)</w:t>
+      </w:r>
+    </w:p>
+    <w:p>
+      <w:r>
+        <w:t>Reason for selection:</w:t>
+      </w:r>
+    </w:p>
+    <w:p>
+      <w:pPr>
+        <w:numPr>
+          <w:ilvl w:val="0"/>
+          <w:numId w:val="2"/>
+        </w:numPr>
+      </w:pPr>
+      <w:r>
+        <w:t>Large dataset (~200,000 images)</w:t>
+      </w:r>
+    </w:p>
+    <w:p>
+      <w:pPr>
+        <w:numPr>
+          <w:ilvl w:val="0"/>
+          <w:numId w:val="2"/>
+        </w:numPr>
+      </w:pPr>
+      <w:r>
+        <w:t>Contains an existing "Smiling" attribute</w:t>
+      </w:r>
+    </w:p>
+    <w:p>
+      <w:pPr>
+        <w:numPr>
+          <w:ilvl w:val="0"/>
+          <w:numId w:val="2"/>
+        </w:numPr>
+      </w:pPr>
+      <w:r>
+        <w:t>No manual annotation required</w:t>
+      </w:r>
+    </w:p>
+    <w:p>
+      <w:pPr>
+        <w:numPr>
+          <w:ilvl w:val="0"/>
+          <w:numId w:val="2"/>
+        </w:numPr>
+      </w:pPr>
+      <w:r>
+        <w:t>Widely used in academic research</w:t>
+      </w:r>
+    </w:p>
+    <w:p>
+      <w:pPr>
+        <w:numPr>
+          <w:ilvl w:val="0"/>
+          <w:numId w:val="2"/>
+        </w:numPr>
+      </w:pPr>
+      <w:r>
+        <w:t>Suitable for transfer learning</w:t>
+      </w:r>
+    </w:p>
+    <w:p>
+      <w:r>
+        <w:lastRenderedPageBreak/>
+        <w:t>Target labels:</w:t>
+      </w:r>
+    </w:p>
+    <w:p>
+      <w:r>
+        <w:t>Smiling = 1</w:t>
+      </w:r>
+      <w:r>
+        <w:br/>
+        <w:t>Not Smiling = 0</w:t>
+      </w:r>
+    </w:p>
+    <w:p>
+      <w:r>
+        <w:pict w14:anchorId="673EB8FE">
+          <v:rect id="_x0000_i1092" style="width:0;height:1.5pt" o:hralign="center" o:hrstd="t" o:hr="t" fillcolor="#a0a0a0" stroked="f"/>
+        </w:pict>
+      </w:r>
+    </w:p>
+    <w:p>
+      <w:pPr>
+        <w:rPr>
+          <w:b/>
+          <w:bCs/>
+        </w:rPr>
+      </w:pPr>
+      <w:r>
+        <w:rPr>
+          <w:b/>
+          <w:bCs/>
+        </w:rPr>
+        <w:t>Input Data</w:t>
+      </w:r>
+    </w:p>
+    <w:p>
+      <w:r>
+        <w:t>The model will receive face images only.</w:t>
+      </w:r>
+    </w:p>
+    <w:p>
+      <w:r>
+        <w:t>Since the task is smile classification rather than face detection, the training pipeline should crop faces before training.</w:t>
+      </w:r>
+    </w:p>
+    <w:p>
+      <w:r>
+        <w:t>Input size:</w:t>
+      </w:r>
+    </w:p>
+    <w:p>
+      <w:r>
+        <w:t>224 × 224 RGB</w:t>
+      </w:r>
+    </w:p>
+    <w:p>
+      <w:r>
+        <w:t>Benefits:</w:t>
+      </w:r>
+    </w:p>
+    <w:p>
+      <w:pPr>
+        <w:numPr>
+          <w:ilvl w:val="0"/>
+          <w:numId w:val="3"/>
+        </w:numPr>
+      </w:pPr>
+      <w:r>
+        <w:t>Removes irrelevant background information</w:t>
+      </w:r>
+    </w:p>
+    <w:p>
+      <w:pPr>
+        <w:numPr>
+          <w:ilvl w:val="0"/>
+          <w:numId w:val="3"/>
+        </w:numPr>
+      </w:pPr>
+      <w:r>
+        <w:t>Forces the model to focus on facial features</w:t>
+      </w:r>
+    </w:p>
+    <w:p>
+      <w:pPr>
+        <w:numPr>
+          <w:ilvl w:val="0"/>
+          <w:numId w:val="3"/>
+        </w:numPr>
+      </w:pPr>
+      <w:proofErr w:type="gramStart"/>
+      <w:r>
+        <w:t>Improves</w:t>
+      </w:r>
+      <w:proofErr w:type="gramEnd"/>
+      <w:r>
+        <w:t xml:space="preserve"> generalization</w:t>
+      </w:r>
+    </w:p>
+    <w:p>
+      <w:pPr>
+        <w:numPr>
+          <w:ilvl w:val="0"/>
+          <w:numId w:val="3"/>
+        </w:numPr>
+      </w:pPr>
+      <w:r>
+        <w:t>Simplifies the learning task</w:t>
+      </w:r>
+    </w:p>
+    <w:p>
+      <w:r>
+        <w:pict w14:anchorId="6C4BE973">
+          <v:rect id="_x0000_i1093" style="width:0;height:1.5pt" o:hralign="center" o:hrstd="t" o:hr="t" fillcolor="#a0a0a0" stroked="f"/>
+        </w:pict>
+      </w:r>
+    </w:p>
+    <w:p>
+      <w:pPr>
+        <w:rPr>
+          <w:b/>
+          <w:bCs/>
+        </w:rPr>
+      </w:pPr>
+      <w:r>
+        <w:rPr>
+          <w:b/>
+          <w:bCs/>
+        </w:rPr>
+        <w:t>Model Architecture</w:t>
+      </w:r>
+    </w:p>
+    <w:p>
+      <w:r>
+        <w:t>Backbone:</w:t>
+      </w:r>
+    </w:p>
+    <w:p>
+      <w:r>
+        <w:t>MobileNetV3-Large (ImageNet pretrained)</w:t>
+      </w:r>
+    </w:p>
+    <w:p>
+      <w:r>
+        <w:t>Reasons:</w:t>
+      </w:r>
+    </w:p>
+    <w:p>
+      <w:pPr>
+        <w:numPr>
+          <w:ilvl w:val="0"/>
+          <w:numId w:val="4"/>
+        </w:numPr>
+      </w:pPr>
+      <w:r>
+        <w:t>Lightweight</w:t>
+      </w:r>
+    </w:p>
+    <w:p>
+      <w:pPr>
+        <w:numPr>
+          <w:ilvl w:val="0"/>
+          <w:numId w:val="4"/>
+        </w:numPr>
+      </w:pPr>
+      <w:r>
+        <w:t>Designed for efficient CPU inference</w:t>
+      </w:r>
+    </w:p>
+    <w:p>
+      <w:pPr>
+        <w:numPr>
+          <w:ilvl w:val="0"/>
+          <w:numId w:val="4"/>
+        </w:numPr>
+      </w:pPr>
+      <w:r>
+        <w:t>Excellent transfer-learning performance</w:t>
+      </w:r>
+    </w:p>
+    <w:p>
+      <w:pPr>
+        <w:numPr>
+          <w:ilvl w:val="0"/>
+          <w:numId w:val="4"/>
+        </w:numPr>
+      </w:pPr>
+      <w:r>
+        <w:t xml:space="preserve">Small enough for </w:t>
+      </w:r>
+      <w:proofErr w:type="spellStart"/>
+      <w:r>
+        <w:t>FastAPI</w:t>
+      </w:r>
+      <w:proofErr w:type="spellEnd"/>
+      <w:r>
+        <w:t xml:space="preserve"> deployment</w:t>
+      </w:r>
+    </w:p>
+    <w:p>
+      <w:pPr>
+        <w:numPr>
+          <w:ilvl w:val="0"/>
+          <w:numId w:val="4"/>
+        </w:numPr>
+      </w:pPr>
+      <w:r>
+        <w:t>Low risk of underfitting compared to MobileNetV3-Small</w:t>
+      </w:r>
+    </w:p>
+    <w:p>
+      <w:r>
+        <w:t>Classifier head:</w:t>
+      </w:r>
+    </w:p>
+    <w:p>
+      <w:r>
+        <w:t>MobileNetV3-Large</w:t>
+      </w:r>
+      <w:r>
+        <w:br/>
+        <w:t>↓</w:t>
+      </w:r>
+      <w:r>
+        <w:br/>
+        <w:t>Global Features</w:t>
+      </w:r>
+      <w:r>
+        <w:br/>
+        <w:t>↓</w:t>
+      </w:r>
+      <w:r>
+        <w:br/>
+        <w:t>Linear Layer</w:t>
+      </w:r>
+      <w:r>
+        <w:br/>
+        <w:t>↓</w:t>
+      </w:r>
+      <w:r>
+        <w:br/>
+        <w:t>1 Output Neuron</w:t>
+      </w:r>
+    </w:p>
+    <w:p>
+      <w:r>
+        <w:t>Output:</w:t>
+      </w:r>
+    </w:p>
+    <w:p>
+      <w:r>
+        <w:lastRenderedPageBreak/>
+        <w:t>Raw Logit</w:t>
+      </w:r>
+    </w:p>
+    <w:p>
+      <w:r>
+        <w:pict w14:anchorId="3747C050">
+          <v:rect id="_x0000_i1094" style="width:0;height:1.5pt" o:hralign="center" o:hrstd="t" o:hr="t" fillcolor="#a0a0a0" stroked="f"/>
+        </w:pict>
+      </w:r>
+    </w:p>
+    <w:p>
+      <w:pPr>
+        <w:rPr>
+          <w:b/>
+          <w:bCs/>
+        </w:rPr>
+      </w:pPr>
+      <w:r>
+        <w:rPr>
+          <w:b/>
+          <w:bCs/>
+        </w:rPr>
+        <w:t>Loss Function</w:t>
+      </w:r>
+    </w:p>
+    <w:p>
+      <w:r>
+        <w:t>Loss:</w:t>
+      </w:r>
+    </w:p>
+    <w:p>
+      <w:proofErr w:type="spellStart"/>
+      <w:r>
+        <w:t>BCEWithLogitsLoss</w:t>
+      </w:r>
+      <w:proofErr w:type="spellEnd"/>
+    </w:p>
+    <w:p>
+      <w:r>
+        <w:t>Reasons:</w:t>
+      </w:r>
+    </w:p>
+    <w:p>
+      <w:pPr>
+        <w:numPr>
+          <w:ilvl w:val="0"/>
+          <w:numId w:val="5"/>
+        </w:numPr>
+      </w:pPr>
+      <w:r>
+        <w:t>Standard loss for binary classification</w:t>
+      </w:r>
+    </w:p>
+    <w:p>
+      <w:pPr>
+        <w:numPr>
+          <w:ilvl w:val="0"/>
+          <w:numId w:val="5"/>
+        </w:numPr>
+      </w:pPr>
+      <w:r>
+        <w:t>Numerically stable</w:t>
+      </w:r>
+    </w:p>
+    <w:p>
+      <w:pPr>
+        <w:numPr>
+          <w:ilvl w:val="0"/>
+          <w:numId w:val="5"/>
+        </w:numPr>
+      </w:pPr>
+      <w:r>
+        <w:t>Combines sigmoid and binary cross-entropy internally</w:t>
+      </w:r>
+    </w:p>
+    <w:p>
+      <w:r>
+        <w:t>Target values:</w:t>
+      </w:r>
+    </w:p>
+    <w:p>
+      <w:r>
+        <w:t>0 = Not Smiling</w:t>
+      </w:r>
+      <w:r>
+        <w:br/>
+        <w:t>1 = Smiling</w:t>
+      </w:r>
+    </w:p>
+    <w:p>
+      <w:r>
+        <w:pict w14:anchorId="56A98751">
+          <v:rect id="_x0000_i1095" style="width:0;height:1.5pt" o:hralign="center" o:hrstd="t" o:hr="t" fillcolor="#a0a0a0" stroked="f"/>
+        </w:pict>
+      </w:r>
+    </w:p>
+    <w:p>
+      <w:pPr>
+        <w:rPr>
+          <w:b/>
+          <w:bCs/>
+        </w:rPr>
+      </w:pPr>
+      <w:r>
+        <w:rPr>
+          <w:b/>
+          <w:bCs/>
+        </w:rPr>
+        <w:t>Training Environment</w:t>
+      </w:r>
+    </w:p>
+    <w:p>
+      <w:r>
+        <w:t>Platform:</w:t>
+      </w:r>
+    </w:p>
+    <w:p>
+      <w:r>
+        <w:t xml:space="preserve">Google </w:t>
+      </w:r>
+      <w:proofErr w:type="spellStart"/>
+      <w:r>
+        <w:t>Colab</w:t>
+      </w:r>
+      <w:proofErr w:type="spellEnd"/>
+    </w:p>
+    <w:p>
+      <w:r>
+        <w:t>Hardware:</w:t>
+      </w:r>
+    </w:p>
+    <w:p>
+      <w:r>
+        <w:t>T4 GPU (Free Tier)</w:t>
+      </w:r>
+    </w:p>
+    <w:p>
+      <w:r>
+        <w:t>Training flow:</w:t>
+      </w:r>
+    </w:p>
+    <w:p>
+      <w:pPr>
+        <w:numPr>
+          <w:ilvl w:val="0"/>
+          <w:numId w:val="6"/>
+        </w:numPr>
+      </w:pPr>
+      <w:r>
+        <w:t xml:space="preserve">Load </w:t>
+      </w:r>
+      <w:proofErr w:type="spellStart"/>
+      <w:r>
+        <w:t>CelebA</w:t>
+      </w:r>
+      <w:proofErr w:type="spellEnd"/>
+    </w:p>
+    <w:p>
+      <w:pPr>
+        <w:numPr>
+          <w:ilvl w:val="0"/>
+          <w:numId w:val="6"/>
+        </w:numPr>
+      </w:pPr>
+      <w:r>
+        <w:t>Apply preprocessing</w:t>
+      </w:r>
+    </w:p>
+    <w:p>
+      <w:pPr>
+        <w:numPr>
+          <w:ilvl w:val="0"/>
+          <w:numId w:val="6"/>
+        </w:numPr>
+      </w:pPr>
+      <w:r>
+        <w:t>Fine-tune MobileNetV3-Large</w:t>
+      </w:r>
+    </w:p>
+    <w:p>
+      <w:pPr>
+        <w:numPr>
+          <w:ilvl w:val="0"/>
+          <w:numId w:val="6"/>
+        </w:numPr>
+      </w:pPr>
+      <w:r>
+        <w:t>Monitor validation accuracy and validation loss</w:t>
+      </w:r>
+    </w:p>
+    <w:p>
+      <w:pPr>
+        <w:numPr>
+          <w:ilvl w:val="0"/>
+          <w:numId w:val="6"/>
+        </w:numPr>
+      </w:pPr>
+      <w:r>
+        <w:t>Save best model weights</w:t>
+      </w:r>
+    </w:p>
+    <w:p>
+      <w:r>
+        <w:t>Expected training time:</w:t>
+      </w:r>
+    </w:p>
+    <w:p>
+      <w:proofErr w:type="gramStart"/>
+      <w:r>
+        <w:t>Typically</w:t>
+      </w:r>
+      <w:proofErr w:type="gramEnd"/>
+      <w:r>
+        <w:t xml:space="preserve"> less than a few hours depending on dataset size and number of epochs.</w:t>
+      </w:r>
+    </w:p>
+    <w:p>
+      <w:r>
+        <w:pict w14:anchorId="40B9087D">
+          <v:rect id="_x0000_i1096" style="width:0;height:1.5pt" o:hralign="center" o:hrstd="t" o:hr="t" fillcolor="#a0a0a0" stroked="f"/>
+        </w:pict>
+      </w:r>
+    </w:p>
+    <w:p>
+      <w:pPr>
+        <w:rPr>
+          <w:b/>
+          <w:bCs/>
+        </w:rPr>
+      </w:pPr>
+      <w:r>
+        <w:rPr>
+          <w:b/>
+          <w:bCs/>
+        </w:rPr>
+        <w:t>Data Augmentation</w:t>
+      </w:r>
+    </w:p>
+    <w:p>
+      <w:r>
+        <w:t>Training only:</w:t>
+      </w:r>
+    </w:p>
+    <w:p>
+      <w:pPr>
+        <w:numPr>
+          <w:ilvl w:val="0"/>
+          <w:numId w:val="7"/>
+        </w:numPr>
+      </w:pPr>
+      <w:r>
+        <w:t>Horizontal Flip</w:t>
+      </w:r>
+    </w:p>
+    <w:p>
+      <w:pPr>
+        <w:numPr>
+          <w:ilvl w:val="0"/>
+          <w:numId w:val="7"/>
+        </w:numPr>
+      </w:pPr>
+      <w:r>
+        <w:t>Small Rotation</w:t>
+      </w:r>
+    </w:p>
+    <w:p>
+      <w:pPr>
+        <w:numPr>
+          <w:ilvl w:val="0"/>
+          <w:numId w:val="7"/>
+        </w:numPr>
+      </w:pPr>
+      <w:r>
+        <w:lastRenderedPageBreak/>
+        <w:t>Small Brightness / Contrast Changes</w:t>
+      </w:r>
+    </w:p>
+    <w:p>
+      <w:r>
+        <w:t>Avoid aggressive augmentations because facial expressions are sensitive to distortions.</w:t>
+      </w:r>
+    </w:p>
+    <w:p>
+      <w:r>
+        <w:t>Validation:</w:t>
+      </w:r>
+    </w:p>
+    <w:p>
+      <w:r>
+        <w:t>Only resize and normalization.</w:t>
+      </w:r>
+    </w:p>
+    <w:p>
+      <w:r>
+        <w:pict w14:anchorId="158789FD">
+          <v:rect id="_x0000_i1097" style="width:0;height:1.5pt" o:hralign="center" o:hrstd="t" o:hr="t" fillcolor="#a0a0a0" stroked="f"/>
+        </w:pict>
+      </w:r>
+    </w:p>
+    <w:p>
+      <w:pPr>
+        <w:rPr>
+          <w:b/>
+          <w:bCs/>
+        </w:rPr>
+      </w:pPr>
+      <w:r>
+        <w:rPr>
+          <w:b/>
+          <w:bCs/>
+        </w:rPr>
+        <w:t>Evaluation Metrics</w:t>
+      </w:r>
+    </w:p>
+    <w:p>
+      <w:r>
+        <w:t>Primary metrics:</w:t>
+      </w:r>
+    </w:p>
+    <w:p>
+      <w:pPr>
+        <w:numPr>
+          <w:ilvl w:val="0"/>
+          <w:numId w:val="8"/>
+        </w:numPr>
+      </w:pPr>
+      <w:r>
+        <w:t>Validation Accuracy</w:t>
+      </w:r>
+    </w:p>
+    <w:p>
+      <w:pPr>
+        <w:numPr>
+          <w:ilvl w:val="0"/>
+          <w:numId w:val="8"/>
+        </w:numPr>
+      </w:pPr>
+      <w:r>
+        <w:t>Precision</w:t>
+      </w:r>
+    </w:p>
+    <w:p>
+      <w:pPr>
+        <w:numPr>
+          <w:ilvl w:val="0"/>
+          <w:numId w:val="8"/>
+        </w:numPr>
+      </w:pPr>
+      <w:r>
+        <w:t>Recall</w:t>
+      </w:r>
+    </w:p>
+    <w:p>
+      <w:pPr>
+        <w:numPr>
+          <w:ilvl w:val="0"/>
+          <w:numId w:val="8"/>
+        </w:numPr>
+      </w:pPr>
+      <w:r>
+        <w:t>F1 Score</w:t>
+      </w:r>
+    </w:p>
+    <w:p>
+      <w:r>
+        <w:t>Secondary metric:</w:t>
+      </w:r>
+    </w:p>
+    <w:p>
+      <w:r>
+        <w:t>ROC-AUC</w:t>
+      </w:r>
+    </w:p>
+    <w:p>
+      <w:r>
+        <w:pict w14:anchorId="0BC57BF1">
+          <v:rect id="_x0000_i1098" style="width:0;height:1.5pt" o:hralign="center" o:hrstd="t" o:hr="t" fillcolor="#a0a0a0" stroked="f"/>
+        </w:pict>
+      </w:r>
+    </w:p>
+    <w:p>
+      <w:pPr>
+        <w:rPr>
+          <w:b/>
+          <w:bCs/>
+        </w:rPr>
+      </w:pPr>
+      <w:r>
+        <w:rPr>
+          <w:b/>
+          <w:bCs/>
+        </w:rPr>
+        <w:t>Inference Pipeline</w:t>
+      </w:r>
+    </w:p>
+    <w:p>
+      <w:proofErr w:type="spellStart"/>
+      <w:r>
+        <w:t>FastAPI</w:t>
+      </w:r>
+      <w:proofErr w:type="spellEnd"/>
+      <w:r>
+        <w:br/>
+        <w:t>↓</w:t>
+      </w:r>
+      <w:r>
+        <w:br/>
+        <w:t>Receive Image</w:t>
+      </w:r>
+      <w:r>
+        <w:br/>
+        <w:t>↓</w:t>
+      </w:r>
+      <w:r>
+        <w:br/>
+        <w:t>Resize to 224x224</w:t>
+      </w:r>
+      <w:r>
+        <w:br/>
+        <w:t>↓</w:t>
+      </w:r>
+      <w:r>
+        <w:br/>
+        <w:t>Model Prediction</w:t>
+      </w:r>
+      <w:r>
+        <w:br/>
+        <w:t>↓</w:t>
+      </w:r>
+      <w:r>
+        <w:br/>
+        <w:t>Sigmoid</w:t>
+      </w:r>
+      <w:r>
+        <w:br/>
+        <w:t>↓</w:t>
+      </w:r>
+      <w:r>
+        <w:br/>
+        <w:t>Smile Probability</w:t>
+      </w:r>
+    </w:p>
+    <w:p>
+      <w:r>
+        <w:t>Example:</w:t>
+      </w:r>
+    </w:p>
+    <w:p>
+      <w:r>
+        <w:t>Model Output = 1.73</w:t>
+      </w:r>
+    </w:p>
+    <w:p>
+      <w:proofErr w:type="gramStart"/>
+      <w:r>
+        <w:t>Sigmoid(</w:t>
+      </w:r>
+      <w:proofErr w:type="gramEnd"/>
+      <w:r>
+        <w:t>1.73) = 0.85</w:t>
+      </w:r>
+    </w:p>
+    <w:p>
+      <w:r>
+        <w:t>Response:</w:t>
+      </w:r>
+    </w:p>
+    <w:p>
+      <w:r>
+        <w:t>{</w:t>
+      </w:r>
+      <w:r>
+        <w:br/>
+        <w:t>"</w:t>
+      </w:r>
+      <w:proofErr w:type="spellStart"/>
+      <w:r>
+        <w:t>smile_probability</w:t>
+      </w:r>
+      <w:proofErr w:type="spellEnd"/>
+      <w:r>
+        <w:t>": 0.85</w:t>
+      </w:r>
+      <w:r>
+        <w:br/>
+        <w:t>}</w:t>
+      </w:r>
+    </w:p>
+    <w:p>
+      <w:r>
+        <w:pict w14:anchorId="3230758A">
+          <v:rect id="_x0000_i1099" style="width:0;height:1.5pt" o:hralign="center" o:hrstd="t" o:hr="t" fillcolor="#a0a0a0" stroked="f"/>
+        </w:pict>
+      </w:r>
+    </w:p>
+    <w:p>
+      <w:pPr>
+        <w:rPr>
+          <w:b/>
+          <w:bCs/>
+        </w:rPr>
+      </w:pPr>
+      <w:r>
+        <w:rPr>
+          <w:b/>
+          <w:bCs/>
+        </w:rPr>
+        <w:t>Threshold Selection</w:t>
+      </w:r>
+    </w:p>
+    <w:p>
+      <w:r>
+        <w:lastRenderedPageBreak/>
+        <w:t>The neural network should not contain a hardcoded smile threshold.</w:t>
+      </w:r>
+    </w:p>
+    <w:p>
+      <w:r>
+        <w:t>Instead:</w:t>
+      </w:r>
+    </w:p>
+    <w:p>
+      <w:r>
+        <w:t>Probability &gt;= Threshold</w:t>
+      </w:r>
+    </w:p>
+    <w:p>
+      <w:r>
+        <w:t>Possible thresholds:</w:t>
+      </w:r>
+    </w:p>
+    <w:p>
+      <w:r>
+        <w:t>0.50</w:t>
+      </w:r>
+      <w:r>
+        <w:br/>
+        <w:t>0.60</w:t>
+      </w:r>
+      <w:r>
+        <w:br/>
+        <w:t>0.70</w:t>
+      </w:r>
+      <w:r>
+        <w:br/>
+        <w:t>0.80</w:t>
+      </w:r>
+    </w:p>
+    <w:p>
+      <w:r>
+        <w:t>The threshold can be configured in the API after training.</w:t>
+      </w:r>
+    </w:p>
+    <w:p>
+      <w:r>
+        <w:t>This allows behavior changes without retraining.</w:t>
+      </w:r>
+    </w:p>
+    <w:p>
+      <w:r>
+        <w:pict w14:anchorId="0819F053">
+          <v:rect id="_x0000_i1100" style="width:0;height:1.5pt" o:hralign="center" o:hrstd="t" o:hr="t" fillcolor="#a0a0a0" stroked="f"/>
+        </w:pict>
+      </w:r>
+    </w:p>
+    <w:p>
+      <w:pPr>
+        <w:rPr>
+          <w:b/>
+          <w:bCs/>
+        </w:rPr>
+      </w:pPr>
+      <w:r>
+        <w:rPr>
+          <w:b/>
+          <w:bCs/>
+        </w:rPr>
+        <w:t>Deployment</w:t>
+      </w:r>
+    </w:p>
+    <w:p>
+      <w:r>
+        <w:t>Training:</w:t>
+      </w:r>
+    </w:p>
+    <w:p>
+      <w:r>
+        <w:t xml:space="preserve">Google </w:t>
+      </w:r>
+      <w:proofErr w:type="spellStart"/>
+      <w:r>
+        <w:t>Colab</w:t>
+      </w:r>
+      <w:proofErr w:type="spellEnd"/>
+      <w:r>
+        <w:t xml:space="preserve"> GPU</w:t>
+      </w:r>
+    </w:p>
+    <w:p>
+      <w:r>
+        <w:t>Deployment:</w:t>
+      </w:r>
+    </w:p>
+    <w:p>
+      <w:r>
+        <w:t>Local Laptop CPU</w:t>
+      </w:r>
+    </w:p>
+    <w:p>
+      <w:r>
+        <w:t>Steps:</w:t>
+      </w:r>
+    </w:p>
+    <w:p>
+      <w:pPr>
+        <w:numPr>
+          <w:ilvl w:val="0"/>
+          <w:numId w:val="9"/>
+        </w:numPr>
+      </w:pPr>
+      <w:r>
+        <w:t>Save model weights (.</w:t>
+      </w:r>
+      <w:proofErr w:type="spellStart"/>
+      <w:r>
+        <w:t>pth</w:t>
+      </w:r>
+      <w:proofErr w:type="spellEnd"/>
+      <w:r>
+        <w:t>)</w:t>
+      </w:r>
+    </w:p>
+    <w:p>
+      <w:pPr>
+        <w:numPr>
+          <w:ilvl w:val="0"/>
+          <w:numId w:val="9"/>
+        </w:numPr>
+      </w:pPr>
+      <w:r>
+        <w:t xml:space="preserve">Download weights from </w:t>
+      </w:r>
+      <w:proofErr w:type="spellStart"/>
+      <w:r>
+        <w:t>Colab</w:t>
+      </w:r>
+      <w:proofErr w:type="spellEnd"/>
+    </w:p>
+    <w:p>
+      <w:pPr>
+        <w:numPr>
+          <w:ilvl w:val="0"/>
+          <w:numId w:val="9"/>
+        </w:numPr>
+      </w:pPr>
+      <w:r>
+        <w:t xml:space="preserve">Load model in </w:t>
+      </w:r>
+      <w:proofErr w:type="spellStart"/>
+      <w:r>
+        <w:t>FastAPI</w:t>
+      </w:r>
+      <w:proofErr w:type="spellEnd"/>
+    </w:p>
+    <w:p>
+      <w:pPr>
+        <w:numPr>
+          <w:ilvl w:val="0"/>
+          <w:numId w:val="9"/>
+        </w:numPr>
+      </w:pPr>
+      <w:r>
+        <w:t>Run inference on CPU</w:t>
+      </w:r>
+    </w:p>
+    <w:p>
+      <w:r>
+        <w:t>No GPU is required during deployment.</w:t>
+      </w:r>
+    </w:p>
+    <w:p>
+      <w:r>
+        <w:pict w14:anchorId="662554AD">
+          <v:rect id="_x0000_i1101" style="width:0;height:1.5pt" o:hralign="center" o:hrstd="t" o:hr="t" fillcolor="#a0a0a0" stroked="f"/>
+        </w:pict>
+      </w:r>
+    </w:p>
+    <w:p>
+      <w:pPr>
+        <w:rPr>
+          <w:b/>
+          <w:bCs/>
+        </w:rPr>
+      </w:pPr>
+      <w:r>
+        <w:rPr>
+          <w:b/>
+          <w:bCs/>
+        </w:rPr>
+        <w:t>Future Extensions</w:t>
+      </w:r>
+    </w:p>
+    <w:p>
+      <w:r>
+        <w:t>Possible future improvements:</w:t>
+      </w:r>
+    </w:p>
+    <w:p>
+      <w:pPr>
+        <w:numPr>
+          <w:ilvl w:val="0"/>
+          <w:numId w:val="10"/>
+        </w:numPr>
+      </w:pPr>
+      <w:r>
+        <w:t>Eye open / closed detection</w:t>
+      </w:r>
+    </w:p>
+    <w:p>
+      <w:pPr>
+        <w:numPr>
+          <w:ilvl w:val="0"/>
+          <w:numId w:val="10"/>
+        </w:numPr>
+      </w:pPr>
+      <w:r>
+        <w:t>Smile intensity estimation</w:t>
+      </w:r>
+    </w:p>
+    <w:p>
+      <w:pPr>
+        <w:numPr>
+          <w:ilvl w:val="0"/>
+          <w:numId w:val="10"/>
+        </w:numPr>
+      </w:pPr>
+      <w:r>
+        <w:t>Multi-attribute facial analysis</w:t>
+      </w:r>
+    </w:p>
+    <w:p>
+      <w:pPr>
+        <w:numPr>
+          <w:ilvl w:val="0"/>
+          <w:numId w:val="10"/>
+        </w:numPr>
+      </w:pPr>
+      <w:r>
+        <w:t>ONNX export for faster CPU inference</w:t>
+      </w:r>
+    </w:p>
+    <w:p>
+      <w:r>
+        <w:t>These features are intentionally excluded from Version 1 to keep the project focused and achievable.</w:t>
+      </w:r>
     </w:p>
     <w:p/>
     <w:sectPr>
@@ -2342,6 +3638,1275 @@
 <file path=word/numbering.xml><?xml version="1.0" encoding="utf-8"?>
 <w:numbering xmlns:wpc="http://schemas.microsoft.com/office/word/2010/wordprocessingCanvas" xmlns:cx="http://schemas.microsoft.com/office/drawing/2014/chartex" xmlns:cx1="http://schemas.microsoft.com/office/drawing/2015/9/8/chartex" xmlns:cx2="http://schemas.microsoft.com/office/drawing/2015/10/21/chartex" xmlns:cx3="http://schemas.microsoft.com/office/drawing/2016/5/9/chartex" xmlns:cx4="http://schemas.microsoft.com/office/drawing/2016/5/10/chartex" xmlns:cx5="http://schemas.microsoft.com/office/drawing/2016/5/11/chartex" xmlns:cx6="http://schemas.microsoft.com/office/drawing/2016/5/12/chartex" xmlns:cx7="http://schemas.microsoft.com/office/drawing/2016/5/13/chartex" xmlns:cx8="http://schemas.microsoft.com/office/drawing/2016/5/14/chartex" xmlns:mc="http://schemas.openxmlformats.org/markup-compatibility/2006" xmlns:aink="http://schemas.microsoft.com/office/drawing/2016/ink" xmlns:am3d="http://schemas.microsoft.com/office/drawing/2017/model3d" xmlns:o="urn:schemas-microsoft-com:office:office" xmlns:oel="http://schemas.microsoft.com/office/2019/extlst" xmlns:r="http://schemas.openxmlformats.org/officeDocument/2006/relationships" xmlns:m="http://schemas.openxmlformats.org/officeDocument/2006/math" xmlns:v="urn:schemas-microsoft-com:vml" xmlns:wp14="http://schemas.microsoft.com/office/word/2010/wordprocessingDrawing" xmlns:wp="http://schemas.openxmlformats.org/drawingml/2006/wordprocessingDrawing" xmlns:w10="urn:schemas-microsoft-com:office:word" xmlns:w="http://schemas.openxmlformats.org/wordprocessingml/2006/main" xmlns:w14="http://schemas.microsoft.com/office/word/2010/wordml" xmlns:w15="http://schemas.microsoft.com/office/word/2012/wordml" xmlns:w16cex="http://schemas.microsoft.com/office/word/2018/wordml/cex" xmlns:w16cid="http://schemas.microsoft.com/office/word/2016/wordml/cid" xmlns:w16="http://schemas.microsoft.com/office/word/2018/wordml" xmlns:w16du="http://schemas.microsoft.com/office/word/2023/wordml/word16du" xmlns:w16sdtdh="http://schemas.microsoft.com/office/word/2020/wordml/sdtdatahash" xmlns:w16sdtfl="http://schemas.microsoft.com/office/word/2024/wordml/sdtformatlock" xmlns:w16se="http://schemas.microsoft.com/office/word/2015/wordml/symex" xmlns:wpg="http://schemas.microsoft.com/office/word/2010/wordprocessingGroup" xmlns:wpi="http://schemas.microsoft.com/office/word/2010/wordprocessingInk" xmlns:wne="http://schemas.microsoft.com/office/word/2006/wordml" xmlns:wps="http://schemas.microsoft.com/office/word/2010/wordprocessingShape" mc:Ignorable="w14 w15 w16se w16cid w16 w16cex w16sdtdh w16sdtfl w16du wp14">
   <w:abstractNum w:abstractNumId="0" w15:restartNumberingAfterBreak="0">
+    <w:nsid w:val="09553B9A"/>
+    <w:multiLevelType w:val="multilevel"/>
+    <w:tmpl w:val="7FEA95CE"/>
+    <w:lvl w:ilvl="0">
+      <w:start w:val="1"/>
+      <w:numFmt w:val="bullet"/>
+      <w:lvlText w:val=""/>
+      <w:lvlJc w:val="left"/>
+      <w:pPr>
+        <w:tabs>
+          <w:tab w:val="num" w:pos="720"/>
+        </w:tabs>
+        <w:ind w:left="720" w:hanging="360"/>
+      </w:pPr>
+      <w:rPr>
+        <w:rFonts w:ascii="Symbol" w:hAnsi="Symbol" w:hint="default"/>
+        <w:sz w:val="20"/>
+      </w:rPr>
+    </w:lvl>
+    <w:lvl w:ilvl="1" w:tentative="1">
+      <w:start w:val="1"/>
+      <w:numFmt w:val="bullet"/>
+      <w:lvlText w:val="o"/>
+      <w:lvlJc w:val="left"/>
+      <w:pPr>
+        <w:tabs>
+          <w:tab w:val="num" w:pos="1440"/>
+        </w:tabs>
+        <w:ind w:left="1440" w:hanging="360"/>
+      </w:pPr>
+      <w:rPr>
+        <w:rFonts w:ascii="Courier New" w:hAnsi="Courier New" w:hint="default"/>
+        <w:sz w:val="20"/>
+      </w:rPr>
+    </w:lvl>
+    <w:lvl w:ilvl="2" w:tentative="1">
+      <w:start w:val="1"/>
+      <w:numFmt w:val="bullet"/>
+      <w:lvlText w:val=""/>
+      <w:lvlJc w:val="left"/>
+      <w:pPr>
+        <w:tabs>
+          <w:tab w:val="num" w:pos="2160"/>
+        </w:tabs>
+        <w:ind w:left="2160" w:hanging="360"/>
+      </w:pPr>
+      <w:rPr>
+        <w:rFonts w:ascii="Wingdings" w:hAnsi="Wingdings" w:hint="default"/>
+        <w:sz w:val="20"/>
+      </w:rPr>
+    </w:lvl>
+    <w:lvl w:ilvl="3" w:tentative="1">
+      <w:start w:val="1"/>
+      <w:numFmt w:val="bullet"/>
+      <w:lvlText w:val=""/>
+      <w:lvlJc w:val="left"/>
+      <w:pPr>
+        <w:tabs>
+          <w:tab w:val="num" w:pos="2880"/>
+        </w:tabs>
+        <w:ind w:left="2880" w:hanging="360"/>
+      </w:pPr>
+      <w:rPr>
+        <w:rFonts w:ascii="Wingdings" w:hAnsi="Wingdings" w:hint="default"/>
+        <w:sz w:val="20"/>
+      </w:rPr>
+    </w:lvl>
+    <w:lvl w:ilvl="4" w:tentative="1">
+      <w:start w:val="1"/>
+      <w:numFmt w:val="bullet"/>
+      <w:lvlText w:val=""/>
+      <w:lvlJc w:val="left"/>
+      <w:pPr>
+        <w:tabs>
+          <w:tab w:val="num" w:pos="3600"/>
+        </w:tabs>
+        <w:ind w:left="3600" w:hanging="360"/>
+      </w:pPr>
+      <w:rPr>
+        <w:rFonts w:ascii="Wingdings" w:hAnsi="Wingdings" w:hint="default"/>
+        <w:sz w:val="20"/>
+      </w:rPr>
+    </w:lvl>
+    <w:lvl w:ilvl="5" w:tentative="1">
+      <w:start w:val="1"/>
+      <w:numFmt w:val="bullet"/>
+      <w:lvlText w:val=""/>
+      <w:lvlJc w:val="left"/>
+      <w:pPr>
+        <w:tabs>
+          <w:tab w:val="num" w:pos="4320"/>
+        </w:tabs>
+        <w:ind w:left="4320" w:hanging="360"/>
+      </w:pPr>
+      <w:rPr>
+        <w:rFonts w:ascii="Wingdings" w:hAnsi="Wingdings" w:hint="default"/>
+        <w:sz w:val="20"/>
+      </w:rPr>
+    </w:lvl>
+    <w:lvl w:ilvl="6" w:tentative="1">
+      <w:start w:val="1"/>
+      <w:numFmt w:val="bullet"/>
+      <w:lvlText w:val=""/>
+      <w:lvlJc w:val="left"/>
+      <w:pPr>
+        <w:tabs>
+          <w:tab w:val="num" w:pos="5040"/>
+        </w:tabs>
+        <w:ind w:left="5040" w:hanging="360"/>
+      </w:pPr>
+      <w:rPr>
+        <w:rFonts w:ascii="Wingdings" w:hAnsi="Wingdings" w:hint="default"/>
+        <w:sz w:val="20"/>
+      </w:rPr>
+    </w:lvl>
+    <w:lvl w:ilvl="7" w:tentative="1">
+      <w:start w:val="1"/>
+      <w:numFmt w:val="bullet"/>
+      <w:lvlText w:val=""/>
+      <w:lvlJc w:val="left"/>
+      <w:pPr>
+        <w:tabs>
+          <w:tab w:val="num" w:pos="5760"/>
+        </w:tabs>
+        <w:ind w:left="5760" w:hanging="360"/>
+      </w:pPr>
+      <w:rPr>
+        <w:rFonts w:ascii="Wingdings" w:hAnsi="Wingdings" w:hint="default"/>
+        <w:sz w:val="20"/>
+      </w:rPr>
+    </w:lvl>
+    <w:lvl w:ilvl="8" w:tentative="1">
+      <w:start w:val="1"/>
+      <w:numFmt w:val="bullet"/>
+      <w:lvlText w:val=""/>
+      <w:lvlJc w:val="left"/>
+      <w:pPr>
+        <w:tabs>
+          <w:tab w:val="num" w:pos="6480"/>
+        </w:tabs>
+        <w:ind w:left="6480" w:hanging="360"/>
+      </w:pPr>
+      <w:rPr>
+        <w:rFonts w:ascii="Wingdings" w:hAnsi="Wingdings" w:hint="default"/>
+        <w:sz w:val="20"/>
+      </w:rPr>
+    </w:lvl>
+  </w:abstractNum>
+  <w:abstractNum w:abstractNumId="1" w15:restartNumberingAfterBreak="0">
+    <w:nsid w:val="1D1F749D"/>
+    <w:multiLevelType w:val="multilevel"/>
+    <w:tmpl w:val="F30E00D8"/>
+    <w:lvl w:ilvl="0">
+      <w:start w:val="1"/>
+      <w:numFmt w:val="decimal"/>
+      <w:lvlText w:val="%1."/>
+      <w:lvlJc w:val="left"/>
+      <w:pPr>
+        <w:tabs>
+          <w:tab w:val="num" w:pos="720"/>
+        </w:tabs>
+        <w:ind w:left="720" w:hanging="360"/>
+      </w:pPr>
+    </w:lvl>
+    <w:lvl w:ilvl="1" w:tentative="1">
+      <w:start w:val="1"/>
+      <w:numFmt w:val="decimal"/>
+      <w:lvlText w:val="%2."/>
+      <w:lvlJc w:val="left"/>
+      <w:pPr>
+        <w:tabs>
+          <w:tab w:val="num" w:pos="1440"/>
+        </w:tabs>
+        <w:ind w:left="1440" w:hanging="360"/>
+      </w:pPr>
+    </w:lvl>
+    <w:lvl w:ilvl="2" w:tentative="1">
+      <w:start w:val="1"/>
+      <w:numFmt w:val="decimal"/>
+      <w:lvlText w:val="%3."/>
+      <w:lvlJc w:val="left"/>
+      <w:pPr>
+        <w:tabs>
+          <w:tab w:val="num" w:pos="2160"/>
+        </w:tabs>
+        <w:ind w:left="2160" w:hanging="360"/>
+      </w:pPr>
+    </w:lvl>
+    <w:lvl w:ilvl="3" w:tentative="1">
+      <w:start w:val="1"/>
+      <w:numFmt w:val="decimal"/>
+      <w:lvlText w:val="%4."/>
+      <w:lvlJc w:val="left"/>
+      <w:pPr>
+        <w:tabs>
+          <w:tab w:val="num" w:pos="2880"/>
+        </w:tabs>
+        <w:ind w:left="2880" w:hanging="360"/>
+      </w:pPr>
+    </w:lvl>
+    <w:lvl w:ilvl="4" w:tentative="1">
+      <w:start w:val="1"/>
+      <w:numFmt w:val="decimal"/>
+      <w:lvlText w:val="%5."/>
+      <w:lvlJc w:val="left"/>
+      <w:pPr>
+        <w:tabs>
+          <w:tab w:val="num" w:pos="3600"/>
+        </w:tabs>
+        <w:ind w:left="3600" w:hanging="360"/>
+      </w:pPr>
+    </w:lvl>
+    <w:lvl w:ilvl="5" w:tentative="1">
+      <w:start w:val="1"/>
+      <w:numFmt w:val="decimal"/>
+      <w:lvlText w:val="%6."/>
+      <w:lvlJc w:val="left"/>
+      <w:pPr>
+        <w:tabs>
+          <w:tab w:val="num" w:pos="4320"/>
+        </w:tabs>
+        <w:ind w:left="4320" w:hanging="360"/>
+      </w:pPr>
+    </w:lvl>
+    <w:lvl w:ilvl="6" w:tentative="1">
+      <w:start w:val="1"/>
+      <w:numFmt w:val="decimal"/>
+      <w:lvlText w:val="%7."/>
+      <w:lvlJc w:val="left"/>
+      <w:pPr>
+        <w:tabs>
+          <w:tab w:val="num" w:pos="5040"/>
+        </w:tabs>
+        <w:ind w:left="5040" w:hanging="360"/>
+      </w:pPr>
+    </w:lvl>
+    <w:lvl w:ilvl="7" w:tentative="1">
+      <w:start w:val="1"/>
+      <w:numFmt w:val="decimal"/>
+      <w:lvlText w:val="%8."/>
+      <w:lvlJc w:val="left"/>
+      <w:pPr>
+        <w:tabs>
+          <w:tab w:val="num" w:pos="5760"/>
+        </w:tabs>
+        <w:ind w:left="5760" w:hanging="360"/>
+      </w:pPr>
+    </w:lvl>
+    <w:lvl w:ilvl="8" w:tentative="1">
+      <w:start w:val="1"/>
+      <w:numFmt w:val="decimal"/>
+      <w:lvlText w:val="%9."/>
+      <w:lvlJc w:val="left"/>
+      <w:pPr>
+        <w:tabs>
+          <w:tab w:val="num" w:pos="6480"/>
+        </w:tabs>
+        <w:ind w:left="6480" w:hanging="360"/>
+      </w:pPr>
+    </w:lvl>
+  </w:abstractNum>
+  <w:abstractNum w:abstractNumId="2" w15:restartNumberingAfterBreak="0">
+    <w:nsid w:val="2BB040EC"/>
+    <w:multiLevelType w:val="multilevel"/>
+    <w:tmpl w:val="A63A6990"/>
+    <w:lvl w:ilvl="0">
+      <w:start w:val="1"/>
+      <w:numFmt w:val="bullet"/>
+      <w:lvlText w:val=""/>
+      <w:lvlJc w:val="left"/>
+      <w:pPr>
+        <w:tabs>
+          <w:tab w:val="num" w:pos="720"/>
+        </w:tabs>
+        <w:ind w:left="720" w:hanging="360"/>
+      </w:pPr>
+      <w:rPr>
+        <w:rFonts w:ascii="Symbol" w:hAnsi="Symbol" w:hint="default"/>
+        <w:sz w:val="20"/>
+      </w:rPr>
+    </w:lvl>
+    <w:lvl w:ilvl="1" w:tentative="1">
+      <w:start w:val="1"/>
+      <w:numFmt w:val="bullet"/>
+      <w:lvlText w:val="o"/>
+      <w:lvlJc w:val="left"/>
+      <w:pPr>
+        <w:tabs>
+          <w:tab w:val="num" w:pos="1440"/>
+        </w:tabs>
+        <w:ind w:left="1440" w:hanging="360"/>
+      </w:pPr>
+      <w:rPr>
+        <w:rFonts w:ascii="Courier New" w:hAnsi="Courier New" w:hint="default"/>
+        <w:sz w:val="20"/>
+      </w:rPr>
+    </w:lvl>
+    <w:lvl w:ilvl="2" w:tentative="1">
+      <w:start w:val="1"/>
+      <w:numFmt w:val="bullet"/>
+      <w:lvlText w:val=""/>
+      <w:lvlJc w:val="left"/>
+      <w:pPr>
+        <w:tabs>
+          <w:tab w:val="num" w:pos="2160"/>
+        </w:tabs>
+        <w:ind w:left="2160" w:hanging="360"/>
+      </w:pPr>
+      <w:rPr>
+        <w:rFonts w:ascii="Wingdings" w:hAnsi="Wingdings" w:hint="default"/>
+        <w:sz w:val="20"/>
+      </w:rPr>
+    </w:lvl>
+    <w:lvl w:ilvl="3" w:tentative="1">
+      <w:start w:val="1"/>
+      <w:numFmt w:val="bullet"/>
+      <w:lvlText w:val=""/>
+      <w:lvlJc w:val="left"/>
+      <w:pPr>
+        <w:tabs>
+          <w:tab w:val="num" w:pos="2880"/>
+        </w:tabs>
+        <w:ind w:left="2880" w:hanging="360"/>
+      </w:pPr>
+      <w:rPr>
+        <w:rFonts w:ascii="Wingdings" w:hAnsi="Wingdings" w:hint="default"/>
+        <w:sz w:val="20"/>
+      </w:rPr>
+    </w:lvl>
+    <w:lvl w:ilvl="4" w:tentative="1">
+      <w:start w:val="1"/>
+      <w:numFmt w:val="bullet"/>
+      <w:lvlText w:val=""/>
+      <w:lvlJc w:val="left"/>
+      <w:pPr>
+        <w:tabs>
+          <w:tab w:val="num" w:pos="3600"/>
+        </w:tabs>
+        <w:ind w:left="3600" w:hanging="360"/>
+      </w:pPr>
+      <w:rPr>
+        <w:rFonts w:ascii="Wingdings" w:hAnsi="Wingdings" w:hint="default"/>
+        <w:sz w:val="20"/>
+      </w:rPr>
+    </w:lvl>
+    <w:lvl w:ilvl="5" w:tentative="1">
+      <w:start w:val="1"/>
+      <w:numFmt w:val="bullet"/>
+      <w:lvlText w:val=""/>
+      <w:lvlJc w:val="left"/>
+      <w:pPr>
+        <w:tabs>
+          <w:tab w:val="num" w:pos="4320"/>
+        </w:tabs>
+        <w:ind w:left="4320" w:hanging="360"/>
+      </w:pPr>
+      <w:rPr>
+        <w:rFonts w:ascii="Wingdings" w:hAnsi="Wingdings" w:hint="default"/>
+        <w:sz w:val="20"/>
+      </w:rPr>
+    </w:lvl>
+    <w:lvl w:ilvl="6" w:tentative="1">
+      <w:start w:val="1"/>
+      <w:numFmt w:val="bullet"/>
+      <w:lvlText w:val=""/>
+      <w:lvlJc w:val="left"/>
+      <w:pPr>
+        <w:tabs>
+          <w:tab w:val="num" w:pos="5040"/>
+        </w:tabs>
+        <w:ind w:left="5040" w:hanging="360"/>
+      </w:pPr>
+      <w:rPr>
+        <w:rFonts w:ascii="Wingdings" w:hAnsi="Wingdings" w:hint="default"/>
+        <w:sz w:val="20"/>
+      </w:rPr>
+    </w:lvl>
+    <w:lvl w:ilvl="7" w:tentative="1">
+      <w:start w:val="1"/>
+      <w:numFmt w:val="bullet"/>
+      <w:lvlText w:val=""/>
+      <w:lvlJc w:val="left"/>
+      <w:pPr>
+        <w:tabs>
+          <w:tab w:val="num" w:pos="5760"/>
+        </w:tabs>
+        <w:ind w:left="5760" w:hanging="360"/>
+      </w:pPr>
+      <w:rPr>
+        <w:rFonts w:ascii="Wingdings" w:hAnsi="Wingdings" w:hint="default"/>
+        <w:sz w:val="20"/>
+      </w:rPr>
+    </w:lvl>
+    <w:lvl w:ilvl="8" w:tentative="1">
+      <w:start w:val="1"/>
+      <w:numFmt w:val="bullet"/>
+      <w:lvlText w:val=""/>
+      <w:lvlJc w:val="left"/>
+      <w:pPr>
+        <w:tabs>
+          <w:tab w:val="num" w:pos="6480"/>
+        </w:tabs>
+        <w:ind w:left="6480" w:hanging="360"/>
+      </w:pPr>
+      <w:rPr>
+        <w:rFonts w:ascii="Wingdings" w:hAnsi="Wingdings" w:hint="default"/>
+        <w:sz w:val="20"/>
+      </w:rPr>
+    </w:lvl>
+  </w:abstractNum>
+  <w:abstractNum w:abstractNumId="3" w15:restartNumberingAfterBreak="0">
+    <w:nsid w:val="2DB648A8"/>
+    <w:multiLevelType w:val="multilevel"/>
+    <w:tmpl w:val="39109F44"/>
+    <w:lvl w:ilvl="0">
+      <w:start w:val="1"/>
+      <w:numFmt w:val="bullet"/>
+      <w:lvlText w:val=""/>
+      <w:lvlJc w:val="left"/>
+      <w:pPr>
+        <w:tabs>
+          <w:tab w:val="num" w:pos="720"/>
+        </w:tabs>
+        <w:ind w:left="720" w:hanging="360"/>
+      </w:pPr>
+      <w:rPr>
+        <w:rFonts w:ascii="Symbol" w:hAnsi="Symbol" w:hint="default"/>
+        <w:sz w:val="20"/>
+      </w:rPr>
+    </w:lvl>
+    <w:lvl w:ilvl="1" w:tentative="1">
+      <w:start w:val="1"/>
+      <w:numFmt w:val="bullet"/>
+      <w:lvlText w:val="o"/>
+      <w:lvlJc w:val="left"/>
+      <w:pPr>
+        <w:tabs>
+          <w:tab w:val="num" w:pos="1440"/>
+        </w:tabs>
+        <w:ind w:left="1440" w:hanging="360"/>
+      </w:pPr>
+      <w:rPr>
+        <w:rFonts w:ascii="Courier New" w:hAnsi="Courier New" w:hint="default"/>
+        <w:sz w:val="20"/>
+      </w:rPr>
+    </w:lvl>
+    <w:lvl w:ilvl="2" w:tentative="1">
+      <w:start w:val="1"/>
+      <w:numFmt w:val="bullet"/>
+      <w:lvlText w:val=""/>
+      <w:lvlJc w:val="left"/>
+      <w:pPr>
+        <w:tabs>
+          <w:tab w:val="num" w:pos="2160"/>
+        </w:tabs>
+        <w:ind w:left="2160" w:hanging="360"/>
+      </w:pPr>
+      <w:rPr>
+        <w:rFonts w:ascii="Wingdings" w:hAnsi="Wingdings" w:hint="default"/>
+        <w:sz w:val="20"/>
+      </w:rPr>
+    </w:lvl>
+    <w:lvl w:ilvl="3" w:tentative="1">
+      <w:start w:val="1"/>
+      <w:numFmt w:val="bullet"/>
+      <w:lvlText w:val=""/>
+      <w:lvlJc w:val="left"/>
+      <w:pPr>
+        <w:tabs>
+          <w:tab w:val="num" w:pos="2880"/>
+        </w:tabs>
+        <w:ind w:left="2880" w:hanging="360"/>
+      </w:pPr>
+      <w:rPr>
+        <w:rFonts w:ascii="Wingdings" w:hAnsi="Wingdings" w:hint="default"/>
+        <w:sz w:val="20"/>
+      </w:rPr>
+    </w:lvl>
+    <w:lvl w:ilvl="4" w:tentative="1">
+      <w:start w:val="1"/>
+      <w:numFmt w:val="bullet"/>
+      <w:lvlText w:val=""/>
+      <w:lvlJc w:val="left"/>
+      <w:pPr>
+        <w:tabs>
+          <w:tab w:val="num" w:pos="3600"/>
+        </w:tabs>
+        <w:ind w:left="3600" w:hanging="360"/>
+      </w:pPr>
+      <w:rPr>
+        <w:rFonts w:ascii="Wingdings" w:hAnsi="Wingdings" w:hint="default"/>
+        <w:sz w:val="20"/>
+      </w:rPr>
+    </w:lvl>
+    <w:lvl w:ilvl="5" w:tentative="1">
+      <w:start w:val="1"/>
+      <w:numFmt w:val="bullet"/>
+      <w:lvlText w:val=""/>
+      <w:lvlJc w:val="left"/>
+      <w:pPr>
+        <w:tabs>
+          <w:tab w:val="num" w:pos="4320"/>
+        </w:tabs>
+        <w:ind w:left="4320" w:hanging="360"/>
+      </w:pPr>
+      <w:rPr>
+        <w:rFonts w:ascii="Wingdings" w:hAnsi="Wingdings" w:hint="default"/>
+        <w:sz w:val="20"/>
+      </w:rPr>
+    </w:lvl>
+    <w:lvl w:ilvl="6" w:tentative="1">
+      <w:start w:val="1"/>
+      <w:numFmt w:val="bullet"/>
+      <w:lvlText w:val=""/>
+      <w:lvlJc w:val="left"/>
+      <w:pPr>
+        <w:tabs>
+          <w:tab w:val="num" w:pos="5040"/>
+        </w:tabs>
+        <w:ind w:left="5040" w:hanging="360"/>
+      </w:pPr>
+      <w:rPr>
+        <w:rFonts w:ascii="Wingdings" w:hAnsi="Wingdings" w:hint="default"/>
+        <w:sz w:val="20"/>
+      </w:rPr>
+    </w:lvl>
+    <w:lvl w:ilvl="7" w:tentative="1">
+      <w:start w:val="1"/>
+      <w:numFmt w:val="bullet"/>
+      <w:lvlText w:val=""/>
+      <w:lvlJc w:val="left"/>
+      <w:pPr>
+        <w:tabs>
+          <w:tab w:val="num" w:pos="5760"/>
+        </w:tabs>
+        <w:ind w:left="5760" w:hanging="360"/>
+      </w:pPr>
+      <w:rPr>
+        <w:rFonts w:ascii="Wingdings" w:hAnsi="Wingdings" w:hint="default"/>
+        <w:sz w:val="20"/>
+      </w:rPr>
+    </w:lvl>
+    <w:lvl w:ilvl="8" w:tentative="1">
+      <w:start w:val="1"/>
+      <w:numFmt w:val="bullet"/>
+      <w:lvlText w:val=""/>
+      <w:lvlJc w:val="left"/>
+      <w:pPr>
+        <w:tabs>
+          <w:tab w:val="num" w:pos="6480"/>
+        </w:tabs>
+        <w:ind w:left="6480" w:hanging="360"/>
+      </w:pPr>
+      <w:rPr>
+        <w:rFonts w:ascii="Wingdings" w:hAnsi="Wingdings" w:hint="default"/>
+        <w:sz w:val="20"/>
+      </w:rPr>
+    </w:lvl>
+  </w:abstractNum>
+  <w:abstractNum w:abstractNumId="4" w15:restartNumberingAfterBreak="0">
+    <w:nsid w:val="532568D3"/>
+    <w:multiLevelType w:val="multilevel"/>
+    <w:tmpl w:val="5DE6D974"/>
+    <w:lvl w:ilvl="0">
+      <w:start w:val="1"/>
+      <w:numFmt w:val="bullet"/>
+      <w:lvlText w:val=""/>
+      <w:lvlJc w:val="left"/>
+      <w:pPr>
+        <w:tabs>
+          <w:tab w:val="num" w:pos="720"/>
+        </w:tabs>
+        <w:ind w:left="720" w:hanging="360"/>
+      </w:pPr>
+      <w:rPr>
+        <w:rFonts w:ascii="Symbol" w:hAnsi="Symbol" w:hint="default"/>
+        <w:sz w:val="20"/>
+      </w:rPr>
+    </w:lvl>
+    <w:lvl w:ilvl="1" w:tentative="1">
+      <w:start w:val="1"/>
+      <w:numFmt w:val="bullet"/>
+      <w:lvlText w:val="o"/>
+      <w:lvlJc w:val="left"/>
+      <w:pPr>
+        <w:tabs>
+          <w:tab w:val="num" w:pos="1440"/>
+        </w:tabs>
+        <w:ind w:left="1440" w:hanging="360"/>
+      </w:pPr>
+      <w:rPr>
+        <w:rFonts w:ascii="Courier New" w:hAnsi="Courier New" w:hint="default"/>
+        <w:sz w:val="20"/>
+      </w:rPr>
+    </w:lvl>
+    <w:lvl w:ilvl="2" w:tentative="1">
+      <w:start w:val="1"/>
+      <w:numFmt w:val="bullet"/>
+      <w:lvlText w:val=""/>
+      <w:lvlJc w:val="left"/>
+      <w:pPr>
+        <w:tabs>
+          <w:tab w:val="num" w:pos="2160"/>
+        </w:tabs>
+        <w:ind w:left="2160" w:hanging="360"/>
+      </w:pPr>
+      <w:rPr>
+        <w:rFonts w:ascii="Wingdings" w:hAnsi="Wingdings" w:hint="default"/>
+        <w:sz w:val="20"/>
+      </w:rPr>
+    </w:lvl>
+    <w:lvl w:ilvl="3" w:tentative="1">
+      <w:start w:val="1"/>
+      <w:numFmt w:val="bullet"/>
+      <w:lvlText w:val=""/>
+      <w:lvlJc w:val="left"/>
+      <w:pPr>
+        <w:tabs>
+          <w:tab w:val="num" w:pos="2880"/>
+        </w:tabs>
+        <w:ind w:left="2880" w:hanging="360"/>
+      </w:pPr>
+      <w:rPr>
+        <w:rFonts w:ascii="Wingdings" w:hAnsi="Wingdings" w:hint="default"/>
+        <w:sz w:val="20"/>
+      </w:rPr>
+    </w:lvl>
+    <w:lvl w:ilvl="4" w:tentative="1">
+      <w:start w:val="1"/>
+      <w:numFmt w:val="bullet"/>
+      <w:lvlText w:val=""/>
+      <w:lvlJc w:val="left"/>
+      <w:pPr>
+        <w:tabs>
+          <w:tab w:val="num" w:pos="3600"/>
+        </w:tabs>
+        <w:ind w:left="3600" w:hanging="360"/>
+      </w:pPr>
+      <w:rPr>
+        <w:rFonts w:ascii="Wingdings" w:hAnsi="Wingdings" w:hint="default"/>
+        <w:sz w:val="20"/>
+      </w:rPr>
+    </w:lvl>
+    <w:lvl w:ilvl="5" w:tentative="1">
+      <w:start w:val="1"/>
+      <w:numFmt w:val="bullet"/>
+      <w:lvlText w:val=""/>
+      <w:lvlJc w:val="left"/>
+      <w:pPr>
+        <w:tabs>
+          <w:tab w:val="num" w:pos="4320"/>
+        </w:tabs>
+        <w:ind w:left="4320" w:hanging="360"/>
+      </w:pPr>
+      <w:rPr>
+        <w:rFonts w:ascii="Wingdings" w:hAnsi="Wingdings" w:hint="default"/>
+        <w:sz w:val="20"/>
+      </w:rPr>
+    </w:lvl>
+    <w:lvl w:ilvl="6" w:tentative="1">
+      <w:start w:val="1"/>
+      <w:numFmt w:val="bullet"/>
+      <w:lvlText w:val=""/>
+      <w:lvlJc w:val="left"/>
+      <w:pPr>
+        <w:tabs>
+          <w:tab w:val="num" w:pos="5040"/>
+        </w:tabs>
+        <w:ind w:left="5040" w:hanging="360"/>
+      </w:pPr>
+      <w:rPr>
+        <w:rFonts w:ascii="Wingdings" w:hAnsi="Wingdings" w:hint="default"/>
+        <w:sz w:val="20"/>
+      </w:rPr>
+    </w:lvl>
+    <w:lvl w:ilvl="7" w:tentative="1">
+      <w:start w:val="1"/>
+      <w:numFmt w:val="bullet"/>
+      <w:lvlText w:val=""/>
+      <w:lvlJc w:val="left"/>
+      <w:pPr>
+        <w:tabs>
+          <w:tab w:val="num" w:pos="5760"/>
+        </w:tabs>
+        <w:ind w:left="5760" w:hanging="360"/>
+      </w:pPr>
+      <w:rPr>
+        <w:rFonts w:ascii="Wingdings" w:hAnsi="Wingdings" w:hint="default"/>
+        <w:sz w:val="20"/>
+      </w:rPr>
+    </w:lvl>
+    <w:lvl w:ilvl="8" w:tentative="1">
+      <w:start w:val="1"/>
+      <w:numFmt w:val="bullet"/>
+      <w:lvlText w:val=""/>
+      <w:lvlJc w:val="left"/>
+      <w:pPr>
+        <w:tabs>
+          <w:tab w:val="num" w:pos="6480"/>
+        </w:tabs>
+        <w:ind w:left="6480" w:hanging="360"/>
+      </w:pPr>
+      <w:rPr>
+        <w:rFonts w:ascii="Wingdings" w:hAnsi="Wingdings" w:hint="default"/>
+        <w:sz w:val="20"/>
+      </w:rPr>
+    </w:lvl>
+  </w:abstractNum>
+  <w:abstractNum w:abstractNumId="5" w15:restartNumberingAfterBreak="0">
+    <w:nsid w:val="5A425384"/>
+    <w:multiLevelType w:val="multilevel"/>
+    <w:tmpl w:val="83641990"/>
+    <w:lvl w:ilvl="0">
+      <w:start w:val="1"/>
+      <w:numFmt w:val="decimal"/>
+      <w:lvlText w:val="%1."/>
+      <w:lvlJc w:val="left"/>
+      <w:pPr>
+        <w:tabs>
+          <w:tab w:val="num" w:pos="720"/>
+        </w:tabs>
+        <w:ind w:left="720" w:hanging="360"/>
+      </w:pPr>
+    </w:lvl>
+    <w:lvl w:ilvl="1" w:tentative="1">
+      <w:start w:val="1"/>
+      <w:numFmt w:val="decimal"/>
+      <w:lvlText w:val="%2."/>
+      <w:lvlJc w:val="left"/>
+      <w:pPr>
+        <w:tabs>
+          <w:tab w:val="num" w:pos="1440"/>
+        </w:tabs>
+        <w:ind w:left="1440" w:hanging="360"/>
+      </w:pPr>
+    </w:lvl>
+    <w:lvl w:ilvl="2" w:tentative="1">
+      <w:start w:val="1"/>
+      <w:numFmt w:val="decimal"/>
+      <w:lvlText w:val="%3."/>
+      <w:lvlJc w:val="left"/>
+      <w:pPr>
+        <w:tabs>
+          <w:tab w:val="num" w:pos="2160"/>
+        </w:tabs>
+        <w:ind w:left="2160" w:hanging="360"/>
+      </w:pPr>
+    </w:lvl>
+    <w:lvl w:ilvl="3" w:tentative="1">
+      <w:start w:val="1"/>
+      <w:numFmt w:val="decimal"/>
+      <w:lvlText w:val="%4."/>
+      <w:lvlJc w:val="left"/>
+      <w:pPr>
+        <w:tabs>
+          <w:tab w:val="num" w:pos="2880"/>
+        </w:tabs>
+        <w:ind w:left="2880" w:hanging="360"/>
+      </w:pPr>
+    </w:lvl>
+    <w:lvl w:ilvl="4" w:tentative="1">
+      <w:start w:val="1"/>
+      <w:numFmt w:val="decimal"/>
+      <w:lvlText w:val="%5."/>
+      <w:lvlJc w:val="left"/>
+      <w:pPr>
+        <w:tabs>
+          <w:tab w:val="num" w:pos="3600"/>
+        </w:tabs>
+        <w:ind w:left="3600" w:hanging="360"/>
+      </w:pPr>
+    </w:lvl>
+    <w:lvl w:ilvl="5" w:tentative="1">
+      <w:start w:val="1"/>
+      <w:numFmt w:val="decimal"/>
+      <w:lvlText w:val="%6."/>
+      <w:lvlJc w:val="left"/>
+      <w:pPr>
+        <w:tabs>
+          <w:tab w:val="num" w:pos="4320"/>
+        </w:tabs>
+        <w:ind w:left="4320" w:hanging="360"/>
+      </w:pPr>
+    </w:lvl>
+    <w:lvl w:ilvl="6" w:tentative="1">
+      <w:start w:val="1"/>
+      <w:numFmt w:val="decimal"/>
+      <w:lvlText w:val="%7."/>
+      <w:lvlJc w:val="left"/>
+      <w:pPr>
+        <w:tabs>
+          <w:tab w:val="num" w:pos="5040"/>
+        </w:tabs>
+        <w:ind w:left="5040" w:hanging="360"/>
+      </w:pPr>
+    </w:lvl>
+    <w:lvl w:ilvl="7" w:tentative="1">
+      <w:start w:val="1"/>
+      <w:numFmt w:val="decimal"/>
+      <w:lvlText w:val="%8."/>
+      <w:lvlJc w:val="left"/>
+      <w:pPr>
+        <w:tabs>
+          <w:tab w:val="num" w:pos="5760"/>
+        </w:tabs>
+        <w:ind w:left="5760" w:hanging="360"/>
+      </w:pPr>
+    </w:lvl>
+    <w:lvl w:ilvl="8" w:tentative="1">
+      <w:start w:val="1"/>
+      <w:numFmt w:val="decimal"/>
+      <w:lvlText w:val="%9."/>
+      <w:lvlJc w:val="left"/>
+      <w:pPr>
+        <w:tabs>
+          <w:tab w:val="num" w:pos="6480"/>
+        </w:tabs>
+        <w:ind w:left="6480" w:hanging="360"/>
+      </w:pPr>
+    </w:lvl>
+  </w:abstractNum>
+  <w:abstractNum w:abstractNumId="6" w15:restartNumberingAfterBreak="0">
+    <w:nsid w:val="74507C20"/>
+    <w:multiLevelType w:val="multilevel"/>
+    <w:tmpl w:val="72BAD9A4"/>
+    <w:lvl w:ilvl="0">
+      <w:start w:val="1"/>
+      <w:numFmt w:val="bullet"/>
+      <w:lvlText w:val=""/>
+      <w:lvlJc w:val="left"/>
+      <w:pPr>
+        <w:tabs>
+          <w:tab w:val="num" w:pos="720"/>
+        </w:tabs>
+        <w:ind w:left="720" w:hanging="360"/>
+      </w:pPr>
+      <w:rPr>
+        <w:rFonts w:ascii="Symbol" w:hAnsi="Symbol" w:hint="default"/>
+        <w:sz w:val="20"/>
+      </w:rPr>
+    </w:lvl>
+    <w:lvl w:ilvl="1" w:tentative="1">
+      <w:start w:val="1"/>
+      <w:numFmt w:val="bullet"/>
+      <w:lvlText w:val="o"/>
+      <w:lvlJc w:val="left"/>
+      <w:pPr>
+        <w:tabs>
+          <w:tab w:val="num" w:pos="1440"/>
+        </w:tabs>
+        <w:ind w:left="1440" w:hanging="360"/>
+      </w:pPr>
+      <w:rPr>
+        <w:rFonts w:ascii="Courier New" w:hAnsi="Courier New" w:hint="default"/>
+        <w:sz w:val="20"/>
+      </w:rPr>
+    </w:lvl>
+    <w:lvl w:ilvl="2" w:tentative="1">
+      <w:start w:val="1"/>
+      <w:numFmt w:val="bullet"/>
+      <w:lvlText w:val=""/>
+      <w:lvlJc w:val="left"/>
+      <w:pPr>
+        <w:tabs>
+          <w:tab w:val="num" w:pos="2160"/>
+        </w:tabs>
+        <w:ind w:left="2160" w:hanging="360"/>
+      </w:pPr>
+      <w:rPr>
+        <w:rFonts w:ascii="Wingdings" w:hAnsi="Wingdings" w:hint="default"/>
+        <w:sz w:val="20"/>
+      </w:rPr>
+    </w:lvl>
+    <w:lvl w:ilvl="3" w:tentative="1">
+      <w:start w:val="1"/>
+      <w:numFmt w:val="bullet"/>
+      <w:lvlText w:val=""/>
+      <w:lvlJc w:val="left"/>
+      <w:pPr>
+        <w:tabs>
+          <w:tab w:val="num" w:pos="2880"/>
+        </w:tabs>
+        <w:ind w:left="2880" w:hanging="360"/>
+      </w:pPr>
+      <w:rPr>
+        <w:rFonts w:ascii="Wingdings" w:hAnsi="Wingdings" w:hint="default"/>
+        <w:sz w:val="20"/>
+      </w:rPr>
+    </w:lvl>
+    <w:lvl w:ilvl="4" w:tentative="1">
+      <w:start w:val="1"/>
+      <w:numFmt w:val="bullet"/>
+      <w:lvlText w:val=""/>
+      <w:lvlJc w:val="left"/>
+      <w:pPr>
+        <w:tabs>
+          <w:tab w:val="num" w:pos="3600"/>
+        </w:tabs>
+        <w:ind w:left="3600" w:hanging="360"/>
+      </w:pPr>
+      <w:rPr>
+        <w:rFonts w:ascii="Wingdings" w:hAnsi="Wingdings" w:hint="default"/>
+        <w:sz w:val="20"/>
+      </w:rPr>
+    </w:lvl>
+    <w:lvl w:ilvl="5" w:tentative="1">
+      <w:start w:val="1"/>
+      <w:numFmt w:val="bullet"/>
+      <w:lvlText w:val=""/>
+      <w:lvlJc w:val="left"/>
+      <w:pPr>
+        <w:tabs>
+          <w:tab w:val="num" w:pos="4320"/>
+        </w:tabs>
+        <w:ind w:left="4320" w:hanging="360"/>
+      </w:pPr>
+      <w:rPr>
+        <w:rFonts w:ascii="Wingdings" w:hAnsi="Wingdings" w:hint="default"/>
+        <w:sz w:val="20"/>
+      </w:rPr>
+    </w:lvl>
+    <w:lvl w:ilvl="6" w:tentative="1">
+      <w:start w:val="1"/>
+      <w:numFmt w:val="bullet"/>
+      <w:lvlText w:val=""/>
+      <w:lvlJc w:val="left"/>
+      <w:pPr>
+        <w:tabs>
+          <w:tab w:val="num" w:pos="5040"/>
+        </w:tabs>
+        <w:ind w:left="5040" w:hanging="360"/>
+      </w:pPr>
+      <w:rPr>
+        <w:rFonts w:ascii="Wingdings" w:hAnsi="Wingdings" w:hint="default"/>
+        <w:sz w:val="20"/>
+      </w:rPr>
+    </w:lvl>
+    <w:lvl w:ilvl="7" w:tentative="1">
+      <w:start w:val="1"/>
+      <w:numFmt w:val="bullet"/>
+      <w:lvlText w:val=""/>
+      <w:lvlJc w:val="left"/>
+      <w:pPr>
+        <w:tabs>
+          <w:tab w:val="num" w:pos="5760"/>
+        </w:tabs>
+        <w:ind w:left="5760" w:hanging="360"/>
+      </w:pPr>
+      <w:rPr>
+        <w:rFonts w:ascii="Wingdings" w:hAnsi="Wingdings" w:hint="default"/>
+        <w:sz w:val="20"/>
+      </w:rPr>
+    </w:lvl>
+    <w:lvl w:ilvl="8" w:tentative="1">
+      <w:start w:val="1"/>
+      <w:numFmt w:val="bullet"/>
+      <w:lvlText w:val=""/>
+      <w:lvlJc w:val="left"/>
+      <w:pPr>
+        <w:tabs>
+          <w:tab w:val="num" w:pos="6480"/>
+        </w:tabs>
+        <w:ind w:left="6480" w:hanging="360"/>
+      </w:pPr>
+      <w:rPr>
+        <w:rFonts w:ascii="Wingdings" w:hAnsi="Wingdings" w:hint="default"/>
+        <w:sz w:val="20"/>
+      </w:rPr>
+    </w:lvl>
+  </w:abstractNum>
+  <w:abstractNum w:abstractNumId="7" w15:restartNumberingAfterBreak="0">
+    <w:nsid w:val="7B681A19"/>
+    <w:multiLevelType w:val="multilevel"/>
+    <w:tmpl w:val="CE5411EA"/>
+    <w:lvl w:ilvl="0">
+      <w:start w:val="1"/>
+      <w:numFmt w:val="bullet"/>
+      <w:lvlText w:val=""/>
+      <w:lvlJc w:val="left"/>
+      <w:pPr>
+        <w:tabs>
+          <w:tab w:val="num" w:pos="720"/>
+        </w:tabs>
+        <w:ind w:left="720" w:hanging="360"/>
+      </w:pPr>
+      <w:rPr>
+        <w:rFonts w:ascii="Symbol" w:hAnsi="Symbol" w:hint="default"/>
+        <w:sz w:val="20"/>
+      </w:rPr>
+    </w:lvl>
+    <w:lvl w:ilvl="1" w:tentative="1">
+      <w:start w:val="1"/>
+      <w:numFmt w:val="bullet"/>
+      <w:lvlText w:val="o"/>
+      <w:lvlJc w:val="left"/>
+      <w:pPr>
+        <w:tabs>
+          <w:tab w:val="num" w:pos="1440"/>
+        </w:tabs>
+        <w:ind w:left="1440" w:hanging="360"/>
+      </w:pPr>
+      <w:rPr>
+        <w:rFonts w:ascii="Courier New" w:hAnsi="Courier New" w:hint="default"/>
+        <w:sz w:val="20"/>
+      </w:rPr>
+    </w:lvl>
+    <w:lvl w:ilvl="2" w:tentative="1">
+      <w:start w:val="1"/>
+      <w:numFmt w:val="bullet"/>
+      <w:lvlText w:val=""/>
+      <w:lvlJc w:val="left"/>
+      <w:pPr>
+        <w:tabs>
+          <w:tab w:val="num" w:pos="2160"/>
+        </w:tabs>
+        <w:ind w:left="2160" w:hanging="360"/>
+      </w:pPr>
+      <w:rPr>
+        <w:rFonts w:ascii="Wingdings" w:hAnsi="Wingdings" w:hint="default"/>
+        <w:sz w:val="20"/>
+      </w:rPr>
+    </w:lvl>
+    <w:lvl w:ilvl="3" w:tentative="1">
+      <w:start w:val="1"/>
+      <w:numFmt w:val="bullet"/>
+      <w:lvlText w:val=""/>
+      <w:lvlJc w:val="left"/>
+      <w:pPr>
+        <w:tabs>
+          <w:tab w:val="num" w:pos="2880"/>
+        </w:tabs>
+        <w:ind w:left="2880" w:hanging="360"/>
+      </w:pPr>
+      <w:rPr>
+        <w:rFonts w:ascii="Wingdings" w:hAnsi="Wingdings" w:hint="default"/>
+        <w:sz w:val="20"/>
+      </w:rPr>
+    </w:lvl>
+    <w:lvl w:ilvl="4" w:tentative="1">
+      <w:start w:val="1"/>
+      <w:numFmt w:val="bullet"/>
+      <w:lvlText w:val=""/>
+      <w:lvlJc w:val="left"/>
+      <w:pPr>
+        <w:tabs>
+          <w:tab w:val="num" w:pos="3600"/>
+        </w:tabs>
+        <w:ind w:left="3600" w:hanging="360"/>
+      </w:pPr>
+      <w:rPr>
+        <w:rFonts w:ascii="Wingdings" w:hAnsi="Wingdings" w:hint="default"/>
+        <w:sz w:val="20"/>
+      </w:rPr>
+    </w:lvl>
+    <w:lvl w:ilvl="5" w:tentative="1">
+      <w:start w:val="1"/>
+      <w:numFmt w:val="bullet"/>
+      <w:lvlText w:val=""/>
+      <w:lvlJc w:val="left"/>
+      <w:pPr>
+        <w:tabs>
+          <w:tab w:val="num" w:pos="4320"/>
+        </w:tabs>
+        <w:ind w:left="4320" w:hanging="360"/>
+      </w:pPr>
+      <w:rPr>
+        <w:rFonts w:ascii="Wingdings" w:hAnsi="Wingdings" w:hint="default"/>
+        <w:sz w:val="20"/>
+      </w:rPr>
+    </w:lvl>
+    <w:lvl w:ilvl="6" w:tentative="1">
+      <w:start w:val="1"/>
+      <w:numFmt w:val="bullet"/>
+      <w:lvlText w:val=""/>
+      <w:lvlJc w:val="left"/>
+      <w:pPr>
+        <w:tabs>
+          <w:tab w:val="num" w:pos="5040"/>
+        </w:tabs>
+        <w:ind w:left="5040" w:hanging="360"/>
+      </w:pPr>
+      <w:rPr>
+        <w:rFonts w:ascii="Wingdings" w:hAnsi="Wingdings" w:hint="default"/>
+        <w:sz w:val="20"/>
+      </w:rPr>
+    </w:lvl>
+    <w:lvl w:ilvl="7" w:tentative="1">
+      <w:start w:val="1"/>
+      <w:numFmt w:val="bullet"/>
+      <w:lvlText w:val=""/>
+      <w:lvlJc w:val="left"/>
+      <w:pPr>
+        <w:tabs>
+          <w:tab w:val="num" w:pos="5760"/>
+        </w:tabs>
+        <w:ind w:left="5760" w:hanging="360"/>
+      </w:pPr>
+      <w:rPr>
+        <w:rFonts w:ascii="Wingdings" w:hAnsi="Wingdings" w:hint="default"/>
+        <w:sz w:val="20"/>
+      </w:rPr>
+    </w:lvl>
+    <w:lvl w:ilvl="8" w:tentative="1">
+      <w:start w:val="1"/>
+      <w:numFmt w:val="bullet"/>
+      <w:lvlText w:val=""/>
+      <w:lvlJc w:val="left"/>
+      <w:pPr>
+        <w:tabs>
+          <w:tab w:val="num" w:pos="6480"/>
+        </w:tabs>
+        <w:ind w:left="6480" w:hanging="360"/>
+      </w:pPr>
+      <w:rPr>
+        <w:rFonts w:ascii="Wingdings" w:hAnsi="Wingdings" w:hint="default"/>
+        <w:sz w:val="20"/>
+      </w:rPr>
+    </w:lvl>
+  </w:abstractNum>
+  <w:abstractNum w:abstractNumId="8" w15:restartNumberingAfterBreak="0">
+    <w:nsid w:val="7C355B96"/>
+    <w:multiLevelType w:val="multilevel"/>
+    <w:tmpl w:val="C916F596"/>
+    <w:lvl w:ilvl="0">
+      <w:start w:val="1"/>
+      <w:numFmt w:val="bullet"/>
+      <w:lvlText w:val=""/>
+      <w:lvlJc w:val="left"/>
+      <w:pPr>
+        <w:tabs>
+          <w:tab w:val="num" w:pos="720"/>
+        </w:tabs>
+        <w:ind w:left="720" w:hanging="360"/>
+      </w:pPr>
+      <w:rPr>
+        <w:rFonts w:ascii="Symbol" w:hAnsi="Symbol" w:hint="default"/>
+        <w:sz w:val="20"/>
+      </w:rPr>
+    </w:lvl>
+    <w:lvl w:ilvl="1" w:tentative="1">
+      <w:start w:val="1"/>
+      <w:numFmt w:val="bullet"/>
+      <w:lvlText w:val="o"/>
+      <w:lvlJc w:val="left"/>
+      <w:pPr>
+        <w:tabs>
+          <w:tab w:val="num" w:pos="1440"/>
+        </w:tabs>
+        <w:ind w:left="1440" w:hanging="360"/>
+      </w:pPr>
+      <w:rPr>
+        <w:rFonts w:ascii="Courier New" w:hAnsi="Courier New" w:hint="default"/>
+        <w:sz w:val="20"/>
+      </w:rPr>
+    </w:lvl>
+    <w:lvl w:ilvl="2" w:tentative="1">
+      <w:start w:val="1"/>
+      <w:numFmt w:val="bullet"/>
+      <w:lvlText w:val=""/>
+      <w:lvlJc w:val="left"/>
+      <w:pPr>
+        <w:tabs>
+          <w:tab w:val="num" w:pos="2160"/>
+        </w:tabs>
+        <w:ind w:left="2160" w:hanging="360"/>
+      </w:pPr>
+      <w:rPr>
+        <w:rFonts w:ascii="Wingdings" w:hAnsi="Wingdings" w:hint="default"/>
+        <w:sz w:val="20"/>
+      </w:rPr>
+    </w:lvl>
+    <w:lvl w:ilvl="3" w:tentative="1">
+      <w:start w:val="1"/>
+      <w:numFmt w:val="bullet"/>
+      <w:lvlText w:val=""/>
+      <w:lvlJc w:val="left"/>
+      <w:pPr>
+        <w:tabs>
+          <w:tab w:val="num" w:pos="2880"/>
+        </w:tabs>
+        <w:ind w:left="2880" w:hanging="360"/>
+      </w:pPr>
+      <w:rPr>
+        <w:rFonts w:ascii="Wingdings" w:hAnsi="Wingdings" w:hint="default"/>
+        <w:sz w:val="20"/>
+      </w:rPr>
+    </w:lvl>
+    <w:lvl w:ilvl="4" w:tentative="1">
+      <w:start w:val="1"/>
+      <w:numFmt w:val="bullet"/>
+      <w:lvlText w:val=""/>
+      <w:lvlJc w:val="left"/>
+      <w:pPr>
+        <w:tabs>
+          <w:tab w:val="num" w:pos="3600"/>
+        </w:tabs>
+        <w:ind w:left="3600" w:hanging="360"/>
+      </w:pPr>
+      <w:rPr>
+        <w:rFonts w:ascii="Wingdings" w:hAnsi="Wingdings" w:hint="default"/>
+        <w:sz w:val="20"/>
+      </w:rPr>
+    </w:lvl>
+    <w:lvl w:ilvl="5" w:tentative="1">
+      <w:start w:val="1"/>
+      <w:numFmt w:val="bullet"/>
+      <w:lvlText w:val=""/>
+      <w:lvlJc w:val="left"/>
+      <w:pPr>
+        <w:tabs>
+          <w:tab w:val="num" w:pos="4320"/>
+        </w:tabs>
+        <w:ind w:left="4320" w:hanging="360"/>
+      </w:pPr>
+      <w:rPr>
+        <w:rFonts w:ascii="Wingdings" w:hAnsi="Wingdings" w:hint="default"/>
+        <w:sz w:val="20"/>
+      </w:rPr>
+    </w:lvl>
+    <w:lvl w:ilvl="6" w:tentative="1">
+      <w:start w:val="1"/>
+      <w:numFmt w:val="bullet"/>
+      <w:lvlText w:val=""/>
+      <w:lvlJc w:val="left"/>
+      <w:pPr>
+        <w:tabs>
+          <w:tab w:val="num" w:pos="5040"/>
+        </w:tabs>
+        <w:ind w:left="5040" w:hanging="360"/>
+      </w:pPr>
+      <w:rPr>
+        <w:rFonts w:ascii="Wingdings" w:hAnsi="Wingdings" w:hint="default"/>
+        <w:sz w:val="20"/>
+      </w:rPr>
+    </w:lvl>
+    <w:lvl w:ilvl="7" w:tentative="1">
+      <w:start w:val="1"/>
+      <w:numFmt w:val="bullet"/>
+      <w:lvlText w:val=""/>
+      <w:lvlJc w:val="left"/>
+      <w:pPr>
+        <w:tabs>
+          <w:tab w:val="num" w:pos="5760"/>
+        </w:tabs>
+        <w:ind w:left="5760" w:hanging="360"/>
+      </w:pPr>
+      <w:rPr>
+        <w:rFonts w:ascii="Wingdings" w:hAnsi="Wingdings" w:hint="default"/>
+        <w:sz w:val="20"/>
+      </w:rPr>
+    </w:lvl>
+    <w:lvl w:ilvl="8" w:tentative="1">
+      <w:start w:val="1"/>
+      <w:numFmt w:val="bullet"/>
+      <w:lvlText w:val=""/>
+      <w:lvlJc w:val="left"/>
+      <w:pPr>
+        <w:tabs>
+          <w:tab w:val="num" w:pos="6480"/>
+        </w:tabs>
+        <w:ind w:left="6480" w:hanging="360"/>
+      </w:pPr>
+      <w:rPr>
+        <w:rFonts w:ascii="Wingdings" w:hAnsi="Wingdings" w:hint="default"/>
+        <w:sz w:val="20"/>
+      </w:rPr>
+    </w:lvl>
+  </w:abstractNum>
+  <w:abstractNum w:abstractNumId="9" w15:restartNumberingAfterBreak="0">
     <w:nsid w:val="7F1815B7"/>
     <w:multiLevelType w:val="multilevel"/>
     <w:tmpl w:val="717ACA60"/>
@@ -2455,6 +5020,33 @@
     </w:lvl>
   </w:abstractNum>
   <w:num w:numId="1" w16cid:durableId="950208223">
+    <w:abstractNumId w:val="9"/>
+  </w:num>
+  <w:num w:numId="2" w16cid:durableId="1438328560">
+    <w:abstractNumId w:val="7"/>
+  </w:num>
+  <w:num w:numId="3" w16cid:durableId="134760740">
+    <w:abstractNumId w:val="6"/>
+  </w:num>
+  <w:num w:numId="4" w16cid:durableId="569274394">
+    <w:abstractNumId w:val="2"/>
+  </w:num>
+  <w:num w:numId="5" w16cid:durableId="1760372461">
+    <w:abstractNumId w:val="4"/>
+  </w:num>
+  <w:num w:numId="6" w16cid:durableId="1861622653">
+    <w:abstractNumId w:val="1"/>
+  </w:num>
+  <w:num w:numId="7" w16cid:durableId="993948048">
+    <w:abstractNumId w:val="3"/>
+  </w:num>
+  <w:num w:numId="8" w16cid:durableId="95248696">
+    <w:abstractNumId w:val="8"/>
+  </w:num>
+  <w:num w:numId="9" w16cid:durableId="157812235">
+    <w:abstractNumId w:val="5"/>
+  </w:num>
+  <w:num w:numId="10" w16cid:durableId="1386566500">
     <w:abstractNumId w:val="0"/>
   </w:num>
 </w:numbering>

--- a/modelsss/תיאור פתרונות קיימים לבעיה.docx
+++ b/modelsss/תיאור פתרונות קיימים לבעיה.docx
@@ -4,328 +4,844 @@
   <w:body>
     <w:p>
       <w:pPr>
-        <w:rPr>
-          <w:rtl/>
-        </w:rPr>
-      </w:pPr>
-      <w:r>
-        <w:rPr>
-          <w:rFonts w:cs="Arial" w:hint="cs"/>
-          <w:rtl/>
-        </w:rPr>
-        <w:t>תיאור</w:t>
-      </w:r>
-      <w:r>
-        <w:rPr>
-          <w:rFonts w:cs="Arial"/>
+        <w:jc w:val="both"/>
+        <w:rPr>
+          <w:rFonts w:asciiTheme="minorBidi" w:hAnsiTheme="minorBidi"/>
+          <w:b/>
+          <w:bCs/>
+          <w:sz w:val="24"/>
+          <w:szCs w:val="24"/>
+          <w:rtl/>
+        </w:rPr>
+      </w:pPr>
+      <w:r>
+        <w:rPr>
+          <w:rFonts w:asciiTheme="minorBidi" w:hAnsiTheme="minorBidi"/>
+          <w:b/>
+          <w:bCs/>
+          <w:sz w:val="24"/>
+          <w:szCs w:val="24"/>
+          <w:rtl/>
+        </w:rPr>
+        <w:t>תיאור פתרונות קיימים לבעיה  - יש לתאר ברמה האלגוריתמית את הפתרונות הקיימים בעולם בפירוט, כמובן רק אלו שרלוונטיים אלייך, לאו דווקא אלו שהשתמשת בהם.</w:t>
+      </w:r>
+    </w:p>
+    <w:p>
+      <w:pPr>
+        <w:jc w:val="both"/>
+        <w:rPr>
+          <w:rFonts w:asciiTheme="minorBidi" w:hAnsiTheme="minorBidi"/>
+          <w:sz w:val="24"/>
+          <w:szCs w:val="24"/>
+          <w:rtl/>
+        </w:rPr>
+      </w:pPr>
+    </w:p>
+    <w:p>
+      <w:pPr>
+        <w:jc w:val="both"/>
+        <w:rPr>
+          <w:rFonts w:asciiTheme="minorBidi" w:hAnsiTheme="minorBidi"/>
+          <w:sz w:val="24"/>
+          <w:szCs w:val="24"/>
+          <w:rtl/>
+        </w:rPr>
+      </w:pPr>
+      <w:r>
+        <w:rPr>
+          <w:rFonts w:asciiTheme="minorBidi" w:hAnsiTheme="minorBidi" w:hint="cs"/>
+          <w:sz w:val="24"/>
+          <w:szCs w:val="24"/>
+          <w:rtl/>
+        </w:rPr>
+        <w:t>בעולם הראייה הממוחשבת קיימות שלוש גישות מרכזיות לניתוח הבעות פנים ואיברים (חיוך ומצב עיניים):</w:t>
+      </w:r>
+    </w:p>
+    <w:p>
+      <w:pPr>
+        <w:pStyle w:val="ListParagraph"/>
+        <w:numPr>
+          <w:ilvl w:val="0"/>
+          <w:numId w:val="11"/>
+        </w:numPr>
+        <w:jc w:val="both"/>
+        <w:rPr>
+          <w:rFonts w:asciiTheme="minorBidi" w:hAnsiTheme="minorBidi"/>
+          <w:sz w:val="24"/>
+          <w:szCs w:val="24"/>
+        </w:rPr>
+      </w:pPr>
+      <w:r>
+        <w:rPr>
+          <w:rFonts w:asciiTheme="minorBidi" w:hAnsiTheme="minorBidi" w:hint="cs"/>
+          <w:sz w:val="24"/>
+          <w:szCs w:val="24"/>
+          <w:rtl/>
+        </w:rPr>
+        <w:t xml:space="preserve">מודלים של למידה עמוקה </w:t>
+      </w:r>
+      <w:r>
+        <w:rPr>
+          <w:rFonts w:asciiTheme="minorBidi" w:hAnsiTheme="minorBidi" w:hint="cs"/>
+          <w:sz w:val="24"/>
+          <w:szCs w:val="24"/>
+          <w:rtl/>
+        </w:rPr>
+        <w:t xml:space="preserve">- </w:t>
+      </w:r>
+      <w:r>
+        <w:rPr>
+          <w:rFonts w:asciiTheme="minorBidi" w:hAnsiTheme="minorBidi"/>
+          <w:sz w:val="24"/>
+          <w:szCs w:val="24"/>
+        </w:rPr>
+        <w:t>CNN</w:t>
+      </w:r>
+    </w:p>
+    <w:p>
+      <w:pPr>
+        <w:pStyle w:val="ListParagraph"/>
+        <w:jc w:val="both"/>
+        <w:rPr>
+          <w:rFonts w:asciiTheme="minorBidi" w:hAnsiTheme="minorBidi"/>
+          <w:sz w:val="24"/>
+          <w:szCs w:val="24"/>
+        </w:rPr>
+      </w:pPr>
+      <w:r>
+        <w:rPr>
+          <w:rFonts w:asciiTheme="minorBidi" w:hAnsiTheme="minorBidi" w:hint="cs"/>
+          <w:sz w:val="24"/>
+          <w:szCs w:val="24"/>
+          <w:rtl/>
+        </w:rPr>
+        <w:t>מודלים של למידה עמוקה. מכניסים תמונת פנים לתוך רשת עצבית עמוקה. הרשת יודעת לסרוק את הפיקסלים, לזהות דפוסים מורכבים ולבסוף להחזיר מספר שמייצג את ההסתברות שזה קורה. השתמשתי בשיטה זו עבור זיהוי החיוך כיוון שחיוך משתנה מאד מאדם לאדם ומודל כזה יודע להתמודד עם המורכבות הזו בצורה הכי מדויקת מבין השיטות שחקרתי.</w:t>
+      </w:r>
+    </w:p>
+    <w:p>
+      <w:pPr>
+        <w:pStyle w:val="ListParagraph"/>
+        <w:numPr>
+          <w:ilvl w:val="0"/>
+          <w:numId w:val="11"/>
+        </w:numPr>
+        <w:jc w:val="both"/>
+        <w:rPr>
+          <w:rFonts w:asciiTheme="minorBidi" w:hAnsiTheme="minorBidi"/>
+          <w:sz w:val="24"/>
+          <w:szCs w:val="24"/>
+        </w:rPr>
+      </w:pPr>
+      <w:r>
+        <w:rPr>
+          <w:rFonts w:asciiTheme="minorBidi" w:hAnsiTheme="minorBidi"/>
+          <w:sz w:val="24"/>
+          <w:szCs w:val="24"/>
+        </w:rPr>
+        <w:t>Facial Landmarks</w:t>
+      </w:r>
+      <w:r>
+        <w:rPr>
+          <w:rFonts w:asciiTheme="minorBidi" w:hAnsiTheme="minorBidi" w:hint="cs"/>
+          <w:sz w:val="24"/>
+          <w:szCs w:val="24"/>
+          <w:rtl/>
+        </w:rPr>
+        <w:t xml:space="preserve"> - חישוב מתמטי לפי נקודות ציון. משתמשים בכלי מוכן כמו </w:t>
+      </w:r>
+      <w:proofErr w:type="spellStart"/>
+      <w:r>
+        <w:rPr>
+          <w:rFonts w:asciiTheme="minorBidi" w:hAnsiTheme="minorBidi"/>
+          <w:sz w:val="24"/>
+          <w:szCs w:val="24"/>
+        </w:rPr>
+        <w:t>InsightFace</w:t>
+      </w:r>
+      <w:proofErr w:type="spellEnd"/>
+      <w:r>
+        <w:rPr>
+          <w:rFonts w:asciiTheme="minorBidi" w:hAnsiTheme="minorBidi" w:hint="cs"/>
+          <w:sz w:val="24"/>
+          <w:szCs w:val="24"/>
+          <w:rtl/>
+        </w:rPr>
+        <w:t xml:space="preserve"> שמוצא קורדינציות של נקודות קבועות על הפנים. אח"כ מפעילים </w:t>
+      </w:r>
+      <w:proofErr w:type="spellStart"/>
+      <w:r>
+        <w:rPr>
+          <w:rFonts w:asciiTheme="minorBidi" w:hAnsiTheme="minorBidi" w:hint="cs"/>
+          <w:sz w:val="24"/>
+          <w:szCs w:val="24"/>
+          <w:rtl/>
+        </w:rPr>
+        <w:t>נוסחא</w:t>
+      </w:r>
+      <w:proofErr w:type="spellEnd"/>
+      <w:r>
+        <w:rPr>
+          <w:rFonts w:asciiTheme="minorBidi" w:hAnsiTheme="minorBidi" w:hint="cs"/>
+          <w:sz w:val="24"/>
+          <w:szCs w:val="24"/>
+          <w:rtl/>
+        </w:rPr>
+        <w:t xml:space="preserve"> מתמטית פשוטה. כמו אלגוריתם </w:t>
+      </w:r>
+      <w:r>
+        <w:rPr>
+          <w:rFonts w:asciiTheme="minorBidi" w:hAnsiTheme="minorBidi"/>
+          <w:sz w:val="24"/>
+          <w:szCs w:val="24"/>
+        </w:rPr>
+        <w:t>EAR</w:t>
+      </w:r>
+      <w:r>
+        <w:rPr>
+          <w:rFonts w:asciiTheme="minorBidi" w:hAnsiTheme="minorBidi" w:hint="cs"/>
+          <w:sz w:val="24"/>
+          <w:szCs w:val="24"/>
+          <w:rtl/>
+        </w:rPr>
+        <w:t xml:space="preserve"> שמחשב את היחס מהגובה לרוחב העין כדי להבין אם היא פתוחה או סגורה - ובזה השתמשתי לזהות האם העין פתוחה. לגישה זו בשונה מה </w:t>
+      </w:r>
+      <w:r>
+        <w:rPr>
+          <w:rFonts w:asciiTheme="minorBidi" w:hAnsiTheme="minorBidi"/>
+          <w:sz w:val="24"/>
+          <w:szCs w:val="24"/>
+        </w:rPr>
+        <w:t>CNN</w:t>
+      </w:r>
+      <w:r>
+        <w:rPr>
+          <w:rFonts w:asciiTheme="minorBidi" w:hAnsiTheme="minorBidi" w:hint="cs"/>
+          <w:sz w:val="24"/>
+          <w:szCs w:val="24"/>
+          <w:rtl/>
+        </w:rPr>
+        <w:t xml:space="preserve"> אין צורך באיסוף דאטה סט ואימון מודל מאפס.</w:t>
+      </w:r>
+    </w:p>
+    <w:p>
+      <w:pPr>
+        <w:pStyle w:val="ListParagraph"/>
+        <w:numPr>
+          <w:ilvl w:val="0"/>
+          <w:numId w:val="11"/>
+        </w:numPr>
+        <w:jc w:val="both"/>
+        <w:rPr>
+          <w:rFonts w:asciiTheme="minorBidi" w:hAnsiTheme="minorBidi"/>
+          <w:sz w:val="24"/>
+          <w:szCs w:val="24"/>
+        </w:rPr>
+      </w:pPr>
+      <w:r>
+        <w:rPr>
+          <w:rFonts w:asciiTheme="minorBidi" w:hAnsiTheme="minorBidi"/>
+          <w:sz w:val="24"/>
+          <w:szCs w:val="24"/>
+        </w:rPr>
+        <w:t>Object Detection</w:t>
+      </w:r>
+      <w:r>
+        <w:rPr>
+          <w:rFonts w:asciiTheme="minorBidi" w:hAnsiTheme="minorBidi" w:hint="cs"/>
+          <w:sz w:val="24"/>
+          <w:szCs w:val="24"/>
+          <w:rtl/>
+        </w:rPr>
+        <w:t xml:space="preserve"> - מודלים של זיהוי אובייקטים</w:t>
+      </w:r>
+    </w:p>
+    <w:p>
+      <w:pPr>
+        <w:pStyle w:val="ListParagraph"/>
+        <w:jc w:val="both"/>
+        <w:rPr>
+          <w:rFonts w:asciiTheme="minorBidi" w:hAnsiTheme="minorBidi"/>
+          <w:sz w:val="24"/>
+          <w:szCs w:val="24"/>
+          <w:rtl/>
+        </w:rPr>
+      </w:pPr>
+      <w:r>
+        <w:rPr>
+          <w:rFonts w:asciiTheme="minorBidi" w:hAnsiTheme="minorBidi" w:hint="cs"/>
+          <w:sz w:val="24"/>
+          <w:szCs w:val="24"/>
+          <w:rtl/>
+        </w:rPr>
+        <w:t xml:space="preserve">מודלים מורכבים יותר כמו </w:t>
+      </w:r>
+      <w:r>
+        <w:rPr>
+          <w:rFonts w:asciiTheme="minorBidi" w:hAnsiTheme="minorBidi"/>
+          <w:sz w:val="24"/>
+          <w:szCs w:val="24"/>
+        </w:rPr>
+        <w:t>Faster R-CNN</w:t>
+      </w:r>
+      <w:r>
+        <w:rPr>
+          <w:rFonts w:asciiTheme="minorBidi" w:hAnsiTheme="minorBidi" w:hint="cs"/>
+          <w:sz w:val="24"/>
+          <w:szCs w:val="24"/>
+          <w:rtl/>
+        </w:rPr>
+        <w:t xml:space="preserve"> שקודם סורקים את התמונה הגדולה ומוצאים </w:t>
+      </w:r>
+      <w:r>
+        <w:rPr>
+          <w:rFonts w:asciiTheme="minorBidi" w:hAnsiTheme="minorBidi"/>
+          <w:sz w:val="24"/>
+          <w:szCs w:val="24"/>
+        </w:rPr>
+        <w:t>Bounding Boxes</w:t>
+      </w:r>
+      <w:r>
+        <w:rPr>
+          <w:rFonts w:asciiTheme="minorBidi" w:hAnsiTheme="minorBidi" w:hint="cs"/>
+          <w:sz w:val="24"/>
+          <w:szCs w:val="24"/>
+          <w:rtl/>
+        </w:rPr>
+        <w:t xml:space="preserve"> שמבודדות רק את חלקי התמונה </w:t>
+      </w:r>
+      <w:proofErr w:type="spellStart"/>
+      <w:r>
+        <w:rPr>
+          <w:rFonts w:asciiTheme="minorBidi" w:hAnsiTheme="minorBidi" w:hint="cs"/>
+          <w:sz w:val="24"/>
+          <w:szCs w:val="24"/>
+          <w:rtl/>
+        </w:rPr>
+        <w:t>הרלוונטים</w:t>
+      </w:r>
+      <w:proofErr w:type="spellEnd"/>
+      <w:r>
+        <w:rPr>
+          <w:rFonts w:asciiTheme="minorBidi" w:hAnsiTheme="minorBidi" w:hint="cs"/>
+          <w:sz w:val="24"/>
+          <w:szCs w:val="24"/>
+          <w:rtl/>
+        </w:rPr>
+        <w:t xml:space="preserve"> ובשלב שני מנתחים את הפיקסלים שבתוך הקופסאות האלו. גישה זו רלוונטית כשיש הרבה רקע או כמה אנשים. במקרה שלי זה לא רלוונטי כי אני קודם מחלצת את הפנים ואח"כ מנתחת את החיוך והעיניים, כך שהרקע מינורי.</w:t>
+      </w:r>
+    </w:p>
+    <w:p>
+      <w:pPr>
+        <w:jc w:val="both"/>
+        <w:rPr>
+          <w:rFonts w:asciiTheme="minorBidi" w:hAnsiTheme="minorBidi"/>
+          <w:sz w:val="24"/>
+          <w:szCs w:val="24"/>
+          <w:rtl/>
+        </w:rPr>
+      </w:pPr>
+    </w:p>
+    <w:p>
+      <w:pPr>
+        <w:jc w:val="both"/>
+        <w:rPr>
+          <w:rFonts w:asciiTheme="minorBidi" w:hAnsiTheme="minorBidi"/>
+          <w:b/>
+          <w:bCs/>
+          <w:sz w:val="24"/>
+          <w:szCs w:val="24"/>
+          <w:rtl/>
+        </w:rPr>
+      </w:pPr>
+      <w:r>
+        <w:rPr>
+          <w:rFonts w:asciiTheme="minorBidi" w:hAnsiTheme="minorBidi"/>
+          <w:b/>
+          <w:bCs/>
+          <w:sz w:val="24"/>
+          <w:szCs w:val="24"/>
+          <w:rtl/>
+        </w:rPr>
+        <w:t xml:space="preserve">ניתוח חלופות מערכתי - ביצוע </w:t>
+      </w:r>
+      <w:r>
+        <w:rPr>
+          <w:rFonts w:asciiTheme="minorBidi" w:hAnsiTheme="minorBidi"/>
+          <w:b/>
+          <w:bCs/>
+          <w:sz w:val="24"/>
+          <w:szCs w:val="24"/>
+        </w:rPr>
+        <w:t>swot</w:t>
+      </w:r>
+      <w:r>
+        <w:rPr>
+          <w:rFonts w:asciiTheme="minorBidi" w:hAnsiTheme="minorBidi"/>
+          <w:b/>
+          <w:bCs/>
+          <w:sz w:val="24"/>
+          <w:szCs w:val="24"/>
+          <w:rtl/>
+        </w:rPr>
+        <w:t xml:space="preserve"> (בחינת חוזקות, </w:t>
+      </w:r>
+      <w:proofErr w:type="spellStart"/>
+      <w:r>
+        <w:rPr>
+          <w:rFonts w:asciiTheme="minorBidi" w:hAnsiTheme="minorBidi"/>
+          <w:b/>
+          <w:bCs/>
+          <w:sz w:val="24"/>
+          <w:szCs w:val="24"/>
+          <w:rtl/>
+        </w:rPr>
+        <w:t>חולשות,הזדמנויות</w:t>
+      </w:r>
+      <w:proofErr w:type="spellEnd"/>
+      <w:r>
+        <w:rPr>
+          <w:rFonts w:asciiTheme="minorBidi" w:hAnsiTheme="minorBidi"/>
+          <w:b/>
+          <w:bCs/>
+          <w:sz w:val="24"/>
+          <w:szCs w:val="24"/>
+          <w:rtl/>
+        </w:rPr>
+        <w:t xml:space="preserve"> ואיומים) בין הפתרונות מהסעיף הקודם (עדיף שלא בסגנון טבלאי) </w:t>
+      </w:r>
+    </w:p>
+    <w:p>
+      <w:pPr>
+        <w:pStyle w:val="ListParagraph"/>
+        <w:numPr>
+          <w:ilvl w:val="0"/>
+          <w:numId w:val="12"/>
+        </w:numPr>
+        <w:jc w:val="both"/>
+        <w:rPr>
+          <w:rFonts w:asciiTheme="minorBidi" w:hAnsiTheme="minorBidi"/>
+          <w:sz w:val="24"/>
+          <w:szCs w:val="24"/>
+        </w:rPr>
+      </w:pPr>
+      <w:r>
+        <w:rPr>
+          <w:rFonts w:asciiTheme="minorBidi" w:hAnsiTheme="minorBidi" w:hint="cs"/>
+          <w:sz w:val="24"/>
+          <w:szCs w:val="24"/>
+          <w:rtl/>
+        </w:rPr>
+        <w:t xml:space="preserve">מודלים של למידה עמוקה - </w:t>
+      </w:r>
+      <w:r>
+        <w:rPr>
+          <w:rFonts w:asciiTheme="minorBidi" w:hAnsiTheme="minorBidi"/>
+          <w:sz w:val="24"/>
+          <w:szCs w:val="24"/>
+        </w:rPr>
+        <w:t>CNN</w:t>
+      </w:r>
+    </w:p>
+    <w:p>
+      <w:pPr>
+        <w:pStyle w:val="ListParagraph"/>
+        <w:jc w:val="both"/>
+        <w:rPr>
+          <w:rFonts w:asciiTheme="minorBidi" w:hAnsiTheme="minorBidi" w:hint="cs"/>
+          <w:sz w:val="24"/>
+          <w:szCs w:val="24"/>
+          <w:rtl/>
+        </w:rPr>
+      </w:pPr>
+      <w:r>
+        <w:rPr>
+          <w:rFonts w:asciiTheme="minorBidi" w:hAnsiTheme="minorBidi" w:hint="cs"/>
+          <w:sz w:val="24"/>
+          <w:szCs w:val="24"/>
+          <w:rtl/>
+        </w:rPr>
+        <w:t xml:space="preserve">המודל מתאמן על מאגר תמונות גדול כמו </w:t>
+      </w:r>
+      <w:proofErr w:type="spellStart"/>
+      <w:r>
+        <w:rPr>
+          <w:rFonts w:asciiTheme="minorBidi" w:hAnsiTheme="minorBidi"/>
+          <w:sz w:val="24"/>
+          <w:szCs w:val="24"/>
+        </w:rPr>
+        <w:t>CelebA</w:t>
+      </w:r>
+      <w:proofErr w:type="spellEnd"/>
+      <w:r>
+        <w:rPr>
+          <w:rFonts w:asciiTheme="minorBidi" w:hAnsiTheme="minorBidi" w:hint="cs"/>
+          <w:sz w:val="24"/>
+          <w:szCs w:val="24"/>
+          <w:rtl/>
+        </w:rPr>
+        <w:t xml:space="preserve"> וכך הוא יותר מדויק, לומד לזהות חיוכים בצורה מעולה גם אם הם משתנים מאדם לאדם. בנוסף להשתמש במודל מאומן ולעשות לו </w:t>
+      </w:r>
+      <w:r>
+        <w:rPr>
+          <w:rFonts w:asciiTheme="minorBidi" w:hAnsiTheme="minorBidi"/>
+          <w:sz w:val="24"/>
+          <w:szCs w:val="24"/>
+        </w:rPr>
+        <w:t>fine tuning</w:t>
+      </w:r>
+      <w:r>
+        <w:rPr>
+          <w:rFonts w:asciiTheme="minorBidi" w:hAnsiTheme="minorBidi" w:hint="cs"/>
+          <w:sz w:val="24"/>
+          <w:szCs w:val="24"/>
+          <w:rtl/>
+        </w:rPr>
+        <w:t xml:space="preserve"> כמו עם </w:t>
+      </w:r>
+      <w:r>
+        <w:rPr>
+          <w:rFonts w:asciiTheme="minorBidi" w:hAnsiTheme="minorBidi"/>
+          <w:sz w:val="24"/>
+          <w:szCs w:val="24"/>
+        </w:rPr>
+        <w:t>mobilenetV3</w:t>
+      </w:r>
+      <w:r>
+        <w:rPr>
+          <w:rFonts w:asciiTheme="minorBidi" w:hAnsiTheme="minorBidi" w:hint="cs"/>
+          <w:sz w:val="24"/>
+          <w:szCs w:val="24"/>
+          <w:rtl/>
+        </w:rPr>
+        <w:t xml:space="preserve"> חוסך עיצוב רשת מאפס. אימון המודל דורש </w:t>
+      </w:r>
+      <w:proofErr w:type="spellStart"/>
+      <w:r>
+        <w:rPr>
+          <w:rFonts w:asciiTheme="minorBidi" w:hAnsiTheme="minorBidi" w:hint="cs"/>
+          <w:sz w:val="24"/>
+          <w:szCs w:val="24"/>
+          <w:rtl/>
+        </w:rPr>
+        <w:t>כח</w:t>
+      </w:r>
+      <w:proofErr w:type="spellEnd"/>
+      <w:r>
+        <w:rPr>
+          <w:rFonts w:asciiTheme="minorBidi" w:hAnsiTheme="minorBidi" w:hint="cs"/>
+          <w:sz w:val="24"/>
+          <w:szCs w:val="24"/>
+          <w:rtl/>
+        </w:rPr>
+        <w:t xml:space="preserve"> חישוב חזק - </w:t>
+      </w:r>
+      <w:r>
+        <w:rPr>
+          <w:rFonts w:asciiTheme="minorBidi" w:hAnsiTheme="minorBidi"/>
+          <w:sz w:val="24"/>
+          <w:szCs w:val="24"/>
+        </w:rPr>
+        <w:t>GPU</w:t>
+      </w:r>
+      <w:r>
+        <w:rPr>
+          <w:rFonts w:asciiTheme="minorBidi" w:hAnsiTheme="minorBidi" w:hint="cs"/>
+          <w:sz w:val="24"/>
+          <w:szCs w:val="24"/>
+          <w:rtl/>
+        </w:rPr>
+        <w:t xml:space="preserve">, השתמשתי בגוגל </w:t>
+      </w:r>
+      <w:proofErr w:type="spellStart"/>
+      <w:r>
+        <w:rPr>
+          <w:rFonts w:asciiTheme="minorBidi" w:hAnsiTheme="minorBidi" w:hint="cs"/>
+          <w:sz w:val="24"/>
+          <w:szCs w:val="24"/>
+          <w:rtl/>
+        </w:rPr>
+        <w:t>קולאב</w:t>
+      </w:r>
+      <w:proofErr w:type="spellEnd"/>
+      <w:r>
+        <w:rPr>
+          <w:rFonts w:asciiTheme="minorBidi" w:hAnsiTheme="minorBidi" w:hint="cs"/>
+          <w:sz w:val="24"/>
+          <w:szCs w:val="24"/>
+          <w:rtl/>
+        </w:rPr>
+        <w:t xml:space="preserve"> כיוון שאין לי </w:t>
+      </w:r>
+      <w:r>
+        <w:rPr>
+          <w:rFonts w:asciiTheme="minorBidi" w:hAnsiTheme="minorBidi"/>
+          <w:sz w:val="24"/>
+          <w:szCs w:val="24"/>
+        </w:rPr>
+        <w:t>GPU</w:t>
+      </w:r>
+      <w:r>
+        <w:rPr>
+          <w:rFonts w:asciiTheme="minorBidi" w:hAnsiTheme="minorBidi" w:hint="cs"/>
+          <w:sz w:val="24"/>
+          <w:szCs w:val="24"/>
+          <w:rtl/>
+        </w:rPr>
+        <w:t xml:space="preserve"> על המחשב</w:t>
+      </w:r>
+      <w:r>
+        <w:rPr>
+          <w:rFonts w:asciiTheme="minorBidi" w:hAnsiTheme="minorBidi" w:hint="cs"/>
+          <w:sz w:val="24"/>
+          <w:szCs w:val="24"/>
+          <w:rtl/>
+        </w:rPr>
+        <w:t xml:space="preserve">. בנוסף אם המודל כבד מדי הוא יכול להאט את השרת שפונה אליו לחיזוי אבל כאן דאגתי </w:t>
+      </w:r>
+      <w:r>
+        <w:rPr>
+          <w:rFonts w:asciiTheme="minorBidi" w:hAnsiTheme="minorBidi" w:hint="cs"/>
+          <w:sz w:val="24"/>
+          <w:szCs w:val="24"/>
+          <w:rtl/>
+        </w:rPr>
+        <w:t>ששלב החיזוי</w:t>
+      </w:r>
+      <w:r>
+        <w:rPr>
+          <w:rFonts w:asciiTheme="minorBidi" w:hAnsiTheme="minorBidi" w:hint="cs"/>
+          <w:sz w:val="24"/>
+          <w:szCs w:val="24"/>
+          <w:rtl/>
+        </w:rPr>
+        <w:t xml:space="preserve"> יעבו</w:t>
+      </w:r>
+      <w:r>
+        <w:rPr>
+          <w:rFonts w:asciiTheme="minorBidi" w:hAnsiTheme="minorBidi" w:hint="cs"/>
+          <w:sz w:val="24"/>
+          <w:szCs w:val="24"/>
+          <w:rtl/>
+        </w:rPr>
+        <w:t>ד מספיק מהר</w:t>
+      </w:r>
+      <w:r>
+        <w:rPr>
+          <w:rFonts w:asciiTheme="minorBidi" w:hAnsiTheme="minorBidi" w:hint="cs"/>
+          <w:sz w:val="24"/>
+          <w:szCs w:val="24"/>
+          <w:rtl/>
+        </w:rPr>
+        <w:t xml:space="preserve"> עם</w:t>
+      </w:r>
+      <w:r>
+        <w:rPr>
+          <w:rFonts w:asciiTheme="minorBidi" w:hAnsiTheme="minorBidi" w:hint="cs"/>
+          <w:sz w:val="24"/>
+          <w:szCs w:val="24"/>
+          <w:rtl/>
+        </w:rPr>
+        <w:t xml:space="preserve"> ה</w:t>
+      </w:r>
+      <w:r>
+        <w:rPr>
+          <w:rFonts w:asciiTheme="minorBidi" w:hAnsiTheme="minorBidi" w:hint="cs"/>
+          <w:sz w:val="24"/>
+          <w:szCs w:val="24"/>
           <w:rtl/>
         </w:rPr>
         <w:t xml:space="preserve"> </w:t>
       </w:r>
       <w:r>
         <w:rPr>
-          <w:rFonts w:cs="Arial" w:hint="cs"/>
-          <w:rtl/>
-        </w:rPr>
-        <w:t>פתרונות</w:t>
-      </w:r>
-      <w:r>
-        <w:rPr>
-          <w:rFonts w:cs="Arial"/>
-          <w:rtl/>
+          <w:rFonts w:asciiTheme="minorBidi" w:hAnsiTheme="minorBidi"/>
+          <w:sz w:val="24"/>
+          <w:szCs w:val="24"/>
         </w:rPr>
         <w:t xml:space="preserve"> </w:t>
       </w:r>
       <w:r>
         <w:rPr>
-          <w:rFonts w:cs="Arial" w:hint="cs"/>
-          <w:rtl/>
-        </w:rPr>
-        <w:t>קיימים</w:t>
-      </w:r>
-      <w:r>
-        <w:rPr>
-          <w:rFonts w:cs="Arial"/>
-          <w:rtl/>
-        </w:rPr>
-        <w:t xml:space="preserve"> </w:t>
-      </w:r>
-      <w:r>
-        <w:rPr>
-          <w:rFonts w:cs="Arial" w:hint="cs"/>
-          <w:rtl/>
-        </w:rPr>
-        <w:t>לבעיה</w:t>
-      </w:r>
-      <w:r>
-        <w:rPr>
-          <w:rFonts w:cs="Arial"/>
-          <w:rtl/>
-        </w:rPr>
-        <w:t xml:space="preserve">  - </w:t>
-      </w:r>
-      <w:r>
-        <w:rPr>
-          <w:rFonts w:cs="Arial" w:hint="cs"/>
-          <w:rtl/>
-        </w:rPr>
-        <w:t>יש</w:t>
-      </w:r>
-      <w:r>
-        <w:rPr>
-          <w:rFonts w:cs="Arial"/>
-          <w:rtl/>
-        </w:rPr>
-        <w:t xml:space="preserve"> </w:t>
-      </w:r>
-      <w:r>
-        <w:rPr>
-          <w:rFonts w:cs="Arial" w:hint="cs"/>
-          <w:rtl/>
-        </w:rPr>
-        <w:t>לתאר</w:t>
-      </w:r>
-      <w:r>
-        <w:rPr>
-          <w:rFonts w:cs="Arial"/>
-          <w:rtl/>
-        </w:rPr>
-        <w:t xml:space="preserve"> </w:t>
-      </w:r>
-      <w:r>
-        <w:rPr>
-          <w:rFonts w:cs="Arial" w:hint="cs"/>
-          <w:rtl/>
-        </w:rPr>
-        <w:t>ברמה</w:t>
-      </w:r>
-      <w:r>
-        <w:rPr>
-          <w:rFonts w:cs="Arial"/>
-          <w:rtl/>
-        </w:rPr>
-        <w:t xml:space="preserve"> </w:t>
-      </w:r>
-      <w:r>
-        <w:rPr>
-          <w:rFonts w:cs="Arial" w:hint="cs"/>
-          <w:rtl/>
-        </w:rPr>
-        <w:t>האלגוריתמית</w:t>
-      </w:r>
-      <w:r>
-        <w:rPr>
-          <w:rFonts w:cs="Arial"/>
-          <w:rtl/>
-        </w:rPr>
-        <w:t xml:space="preserve"> </w:t>
-      </w:r>
-      <w:r>
-        <w:rPr>
-          <w:rFonts w:cs="Arial" w:hint="cs"/>
-          <w:rtl/>
-        </w:rPr>
-        <w:t>את</w:t>
-      </w:r>
-      <w:r>
-        <w:rPr>
-          <w:rFonts w:cs="Arial"/>
-          <w:rtl/>
-        </w:rPr>
-        <w:t xml:space="preserve"> </w:t>
-      </w:r>
-      <w:r>
-        <w:rPr>
-          <w:rFonts w:cs="Arial" w:hint="cs"/>
-          <w:rtl/>
-        </w:rPr>
-        <w:t>הפתרונות</w:t>
-      </w:r>
-      <w:r>
-        <w:rPr>
-          <w:rFonts w:cs="Arial"/>
-          <w:rtl/>
-        </w:rPr>
-        <w:t xml:space="preserve"> </w:t>
-      </w:r>
-      <w:r>
-        <w:rPr>
-          <w:rFonts w:cs="Arial" w:hint="cs"/>
-          <w:rtl/>
-        </w:rPr>
-        <w:t>הקיימים</w:t>
-      </w:r>
-      <w:r>
-        <w:rPr>
-          <w:rFonts w:cs="Arial"/>
-          <w:rtl/>
-        </w:rPr>
-        <w:t xml:space="preserve"> </w:t>
-      </w:r>
-      <w:r>
-        <w:rPr>
-          <w:rFonts w:cs="Arial" w:hint="cs"/>
-          <w:rtl/>
-        </w:rPr>
-        <w:t>בעולם</w:t>
-      </w:r>
-      <w:r>
-        <w:rPr>
-          <w:rFonts w:cs="Arial"/>
-          <w:rtl/>
-        </w:rPr>
-        <w:t xml:space="preserve"> </w:t>
-      </w:r>
-      <w:r>
-        <w:rPr>
-          <w:rFonts w:cs="Arial" w:hint="cs"/>
-          <w:rtl/>
-        </w:rPr>
-        <w:t>בפירוט</w:t>
-      </w:r>
-      <w:r>
-        <w:rPr>
-          <w:rFonts w:cs="Arial"/>
-          <w:rtl/>
-        </w:rPr>
-        <w:t xml:space="preserve">, </w:t>
-      </w:r>
-      <w:r>
-        <w:rPr>
-          <w:rFonts w:cs="Arial" w:hint="cs"/>
-          <w:rtl/>
-        </w:rPr>
-        <w:t>כמובן</w:t>
-      </w:r>
-      <w:r>
-        <w:rPr>
-          <w:rFonts w:cs="Arial"/>
-          <w:rtl/>
-        </w:rPr>
-        <w:t xml:space="preserve"> </w:t>
-      </w:r>
-      <w:r>
-        <w:rPr>
-          <w:rFonts w:cs="Arial" w:hint="cs"/>
-          <w:rtl/>
-        </w:rPr>
-        <w:t>רק</w:t>
-      </w:r>
-      <w:r>
-        <w:rPr>
-          <w:rFonts w:cs="Arial"/>
-          <w:rtl/>
-        </w:rPr>
-        <w:t xml:space="preserve"> </w:t>
-      </w:r>
-      <w:r>
-        <w:rPr>
-          <w:rFonts w:cs="Arial" w:hint="cs"/>
-          <w:rtl/>
-        </w:rPr>
-        <w:t>אלו</w:t>
-      </w:r>
-      <w:r>
-        <w:rPr>
-          <w:rFonts w:cs="Arial"/>
-          <w:rtl/>
-        </w:rPr>
-        <w:t xml:space="preserve"> </w:t>
-      </w:r>
-      <w:r>
-        <w:rPr>
-          <w:rFonts w:cs="Arial" w:hint="cs"/>
-          <w:rtl/>
-        </w:rPr>
-        <w:t>שרלוונטיים</w:t>
-      </w:r>
-      <w:r>
-        <w:rPr>
-          <w:rFonts w:cs="Arial"/>
-          <w:rtl/>
-        </w:rPr>
-        <w:t xml:space="preserve"> </w:t>
-      </w:r>
-      <w:r>
-        <w:rPr>
-          <w:rFonts w:cs="Arial" w:hint="cs"/>
-          <w:rtl/>
-        </w:rPr>
-        <w:t>אלייך</w:t>
-      </w:r>
-      <w:r>
-        <w:rPr>
-          <w:rFonts w:cs="Arial"/>
-          <w:rtl/>
-        </w:rPr>
-        <w:t xml:space="preserve">, </w:t>
-      </w:r>
-      <w:r>
-        <w:rPr>
-          <w:rFonts w:cs="Arial" w:hint="cs"/>
-          <w:rtl/>
-        </w:rPr>
-        <w:t>לאו</w:t>
-      </w:r>
-      <w:r>
-        <w:rPr>
-          <w:rFonts w:cs="Arial"/>
-          <w:rtl/>
-        </w:rPr>
-        <w:t xml:space="preserve"> </w:t>
-      </w:r>
-      <w:r>
-        <w:rPr>
-          <w:rFonts w:cs="Arial" w:hint="cs"/>
-          <w:rtl/>
-        </w:rPr>
-        <w:t>דווקא</w:t>
-      </w:r>
-      <w:r>
-        <w:rPr>
-          <w:rFonts w:cs="Arial"/>
-          <w:rtl/>
-        </w:rPr>
-        <w:t xml:space="preserve"> </w:t>
-      </w:r>
-      <w:r>
-        <w:rPr>
-          <w:rFonts w:cs="Arial" w:hint="cs"/>
-          <w:rtl/>
-        </w:rPr>
-        <w:t>אלו</w:t>
-      </w:r>
-      <w:r>
-        <w:rPr>
-          <w:rFonts w:cs="Arial"/>
-          <w:rtl/>
-        </w:rPr>
-        <w:t xml:space="preserve"> </w:t>
-      </w:r>
-      <w:r>
-        <w:rPr>
-          <w:rFonts w:cs="Arial" w:hint="cs"/>
-          <w:rtl/>
-        </w:rPr>
-        <w:t>שהשתמשת</w:t>
-      </w:r>
-      <w:r>
-        <w:rPr>
-          <w:rFonts w:cs="Arial"/>
-          <w:rtl/>
-        </w:rPr>
-        <w:t xml:space="preserve"> </w:t>
-      </w:r>
-      <w:r>
-        <w:rPr>
-          <w:rFonts w:cs="Arial" w:hint="cs"/>
-          <w:rtl/>
-        </w:rPr>
-        <w:t>בהם</w:t>
-      </w:r>
-      <w:r>
-        <w:rPr>
-          <w:rFonts w:cs="Arial"/>
+          <w:rFonts w:asciiTheme="minorBidi" w:hAnsiTheme="minorBidi"/>
+          <w:sz w:val="24"/>
+          <w:szCs w:val="24"/>
+        </w:rPr>
+        <w:t>C</w:t>
+      </w:r>
+      <w:r>
+        <w:rPr>
+          <w:rFonts w:asciiTheme="minorBidi" w:hAnsiTheme="minorBidi"/>
+          <w:sz w:val="24"/>
+          <w:szCs w:val="24"/>
+        </w:rPr>
+        <w:t>PU</w:t>
+      </w:r>
+      <w:r>
+        <w:rPr>
+          <w:rFonts w:asciiTheme="minorBidi" w:hAnsiTheme="minorBidi" w:hint="cs"/>
+          <w:sz w:val="24"/>
+          <w:szCs w:val="24"/>
+          <w:rtl/>
+        </w:rPr>
+        <w:t>המקומי.</w:t>
+      </w:r>
+    </w:p>
+    <w:p>
+      <w:pPr>
+        <w:pStyle w:val="ListParagraph"/>
+        <w:numPr>
+          <w:ilvl w:val="0"/>
+          <w:numId w:val="12"/>
+        </w:numPr>
+        <w:jc w:val="both"/>
+        <w:rPr>
+          <w:rFonts w:asciiTheme="minorBidi" w:hAnsiTheme="minorBidi"/>
+          <w:sz w:val="24"/>
+          <w:szCs w:val="24"/>
+        </w:rPr>
+      </w:pPr>
+      <w:r>
+        <w:rPr>
+          <w:rFonts w:asciiTheme="minorBidi" w:hAnsiTheme="minorBidi" w:hint="cs"/>
+          <w:sz w:val="24"/>
+          <w:szCs w:val="24"/>
+          <w:rtl/>
+        </w:rPr>
+        <w:t>חישוב מתמטי לפי נקודות ציון</w:t>
+      </w:r>
+      <w:r>
+        <w:rPr>
+          <w:rFonts w:asciiTheme="minorBidi" w:hAnsiTheme="minorBidi" w:hint="cs"/>
+          <w:sz w:val="24"/>
+          <w:szCs w:val="24"/>
+          <w:rtl/>
+        </w:rPr>
+        <w:t xml:space="preserve">. שיטה זו פשוטה יחסית למימוש. אין צורך בדאטה סט, תיוגים, אימון. הקוד רץ במהירות ובדיוק. הבעיה היא שהתוצאות טובות רק על דברים </w:t>
+      </w:r>
+      <w:proofErr w:type="spellStart"/>
+      <w:r>
+        <w:rPr>
+          <w:rFonts w:asciiTheme="minorBidi" w:hAnsiTheme="minorBidi" w:hint="cs"/>
+          <w:sz w:val="24"/>
+          <w:szCs w:val="24"/>
+          <w:rtl/>
+        </w:rPr>
+        <w:t>גאומטרים</w:t>
+      </w:r>
+      <w:proofErr w:type="spellEnd"/>
+      <w:r>
+        <w:rPr>
+          <w:rFonts w:asciiTheme="minorBidi" w:hAnsiTheme="minorBidi" w:hint="cs"/>
+          <w:sz w:val="24"/>
+          <w:szCs w:val="24"/>
+          <w:rtl/>
+        </w:rPr>
+        <w:t xml:space="preserve"> פשוטים</w:t>
+      </w:r>
+      <w:r>
+        <w:rPr>
+          <w:rFonts w:asciiTheme="minorBidi" w:hAnsiTheme="minorBidi" w:hint="cs"/>
+          <w:sz w:val="24"/>
+          <w:szCs w:val="24"/>
+          <w:rtl/>
+        </w:rPr>
+        <w:t xml:space="preserve"> ולכן בחרתי בשיטה זו לזיהוי עין פתוחה/ סגורה. רציתי גם להתנסות בעוד חלק תכנותי ולכן לא אימנתי מודל דומה למודל של זיהוי חיוך.</w:t>
+      </w:r>
+    </w:p>
+    <w:p>
+      <w:pPr>
+        <w:pStyle w:val="ListParagraph"/>
+        <w:numPr>
+          <w:ilvl w:val="0"/>
+          <w:numId w:val="12"/>
+        </w:numPr>
+        <w:jc w:val="both"/>
+        <w:rPr>
+          <w:rFonts w:asciiTheme="minorBidi" w:hAnsiTheme="minorBidi"/>
+          <w:sz w:val="24"/>
+          <w:szCs w:val="24"/>
+        </w:rPr>
+      </w:pPr>
+      <w:r>
+        <w:rPr>
+          <w:rFonts w:asciiTheme="minorBidi" w:hAnsiTheme="minorBidi" w:hint="cs"/>
+          <w:sz w:val="24"/>
+          <w:szCs w:val="24"/>
+          <w:rtl/>
+        </w:rPr>
+        <w:t>מודלים של זיהוי אובייקטים</w:t>
+      </w:r>
+    </w:p>
+    <w:p>
+      <w:pPr>
+        <w:pStyle w:val="ListParagraph"/>
+        <w:jc w:val="both"/>
+        <w:rPr>
+          <w:rFonts w:asciiTheme="minorBidi" w:hAnsiTheme="minorBidi"/>
+          <w:sz w:val="24"/>
+          <w:szCs w:val="24"/>
+          <w:rtl/>
+        </w:rPr>
+      </w:pPr>
+      <w:r>
+        <w:rPr>
+          <w:rFonts w:asciiTheme="minorBidi" w:hAnsiTheme="minorBidi" w:hint="cs"/>
+          <w:sz w:val="24"/>
+          <w:szCs w:val="24"/>
+          <w:rtl/>
+        </w:rPr>
+        <w:t>מאפשרים לבודד איברים ספציפיים בצורה מושלמת. כמו לחתוך ריבוע מדויק רק של הפה מתוך תמונה רחבה ומלאה בפרטים וכך לנטרל רעשי רקע שעלולים לבלבל את המודל. הגישה הזו כבדה ומסורבלת מדי עבור הפרויקט ואין כל כך מטרה כי בשלב קודם כבר חותכים את התמונה לזיהוי איפה הפנים.</w:t>
+      </w:r>
+    </w:p>
+    <w:p>
+      <w:pPr>
+        <w:jc w:val="both"/>
+        <w:rPr>
+          <w:rFonts w:asciiTheme="minorBidi" w:hAnsiTheme="minorBidi" w:hint="cs"/>
+          <w:sz w:val="24"/>
+          <w:szCs w:val="24"/>
+          <w:rtl/>
+        </w:rPr>
+      </w:pPr>
+      <w:r>
+        <w:rPr>
+          <w:rFonts w:asciiTheme="minorBidi" w:hAnsiTheme="minorBidi" w:hint="cs"/>
+          <w:sz w:val="24"/>
+          <w:szCs w:val="24"/>
+          <w:rtl/>
+        </w:rPr>
+        <w:t xml:space="preserve">מניתוח החלופות המסקנה שלי היא לשלב כוחות: עבור החיוך: </w:t>
+      </w:r>
+      <w:r>
+        <w:rPr>
+          <w:rFonts w:asciiTheme="minorBidi" w:hAnsiTheme="minorBidi"/>
+          <w:sz w:val="24"/>
+          <w:szCs w:val="24"/>
+        </w:rPr>
+        <w:t>CNN (MobileNetV3)</w:t>
+      </w:r>
+      <w:r>
+        <w:rPr>
+          <w:rFonts w:asciiTheme="minorBidi" w:hAnsiTheme="minorBidi" w:hint="cs"/>
+          <w:sz w:val="24"/>
+          <w:szCs w:val="24"/>
+          <w:rtl/>
+        </w:rPr>
+        <w:t xml:space="preserve">, עבור העיניים: חישוב גאומטרי עם </w:t>
+      </w:r>
+      <w:r>
+        <w:rPr>
+          <w:rFonts w:asciiTheme="minorBidi" w:hAnsiTheme="minorBidi"/>
+          <w:sz w:val="24"/>
+          <w:szCs w:val="24"/>
+        </w:rPr>
+        <w:t>OpenCV</w:t>
+      </w:r>
+      <w:r>
+        <w:rPr>
+          <w:rFonts w:asciiTheme="minorBidi" w:hAnsiTheme="minorBidi" w:hint="cs"/>
+          <w:sz w:val="24"/>
+          <w:szCs w:val="24"/>
           <w:rtl/>
         </w:rPr>
         <w:t>.</w:t>
@@ -333,1995 +849,244 @@
     </w:p>
     <w:p>
       <w:pPr>
-        <w:rPr>
-          <w:rtl/>
-        </w:rPr>
-      </w:pPr>
-    </w:p>
-    <w:p>
-      <w:pPr>
-        <w:rPr>
-          <w:rtl/>
-        </w:rPr>
-      </w:pPr>
-      <w:r>
-        <w:rPr>
-          <w:rFonts w:cs="Arial" w:hint="cs"/>
-          <w:rtl/>
-        </w:rPr>
-        <w:t>ניתוח</w:t>
-      </w:r>
-      <w:r>
-        <w:rPr>
-          <w:rFonts w:cs="Arial"/>
-          <w:rtl/>
-        </w:rPr>
-        <w:t xml:space="preserve"> </w:t>
-      </w:r>
-      <w:r>
-        <w:rPr>
-          <w:rFonts w:cs="Arial" w:hint="cs"/>
-          <w:rtl/>
-        </w:rPr>
-        <w:t>חלופות</w:t>
-      </w:r>
-      <w:r>
-        <w:rPr>
-          <w:rFonts w:cs="Arial"/>
-          <w:rtl/>
-        </w:rPr>
-        <w:t xml:space="preserve"> </w:t>
-      </w:r>
-      <w:r>
-        <w:rPr>
-          <w:rFonts w:cs="Arial" w:hint="cs"/>
-          <w:rtl/>
-        </w:rPr>
-        <w:t>מערכתי</w:t>
-      </w:r>
-      <w:r>
-        <w:rPr>
-          <w:rFonts w:cs="Arial"/>
-          <w:rtl/>
-        </w:rPr>
-        <w:t xml:space="preserve"> - </w:t>
-      </w:r>
-      <w:r>
-        <w:rPr>
-          <w:rFonts w:cs="Arial" w:hint="cs"/>
-          <w:rtl/>
-        </w:rPr>
-        <w:t>ביצוע</w:t>
-      </w:r>
-      <w:r>
-        <w:rPr>
-          <w:rFonts w:cs="Arial"/>
-          <w:rtl/>
-        </w:rPr>
-        <w:t xml:space="preserve"> </w:t>
-      </w:r>
-      <w:r>
-        <w:t>swot</w:t>
-      </w:r>
-      <w:r>
-        <w:rPr>
-          <w:rFonts w:cs="Arial"/>
-          <w:rtl/>
-        </w:rPr>
-        <w:t xml:space="preserve"> (</w:t>
-      </w:r>
-      <w:r>
-        <w:rPr>
-          <w:rFonts w:cs="Arial" w:hint="cs"/>
-          <w:rtl/>
-        </w:rPr>
-        <w:t>בחינת</w:t>
-      </w:r>
-      <w:r>
-        <w:rPr>
-          <w:rFonts w:cs="Arial"/>
-          <w:rtl/>
-        </w:rPr>
-        <w:t xml:space="preserve"> </w:t>
-      </w:r>
-      <w:r>
-        <w:rPr>
-          <w:rFonts w:cs="Arial" w:hint="cs"/>
-          <w:rtl/>
-        </w:rPr>
-        <w:t>חוזקות</w:t>
-      </w:r>
-      <w:r>
-        <w:rPr>
-          <w:rFonts w:cs="Arial"/>
-          <w:rtl/>
-        </w:rPr>
-        <w:t xml:space="preserve">, </w:t>
+        <w:jc w:val="both"/>
+        <w:rPr>
+          <w:rFonts w:asciiTheme="minorBidi" w:hAnsiTheme="minorBidi"/>
+          <w:b/>
+          <w:bCs/>
+          <w:sz w:val="24"/>
+          <w:szCs w:val="24"/>
+          <w:rtl/>
+        </w:rPr>
+      </w:pPr>
+    </w:p>
+    <w:p>
+      <w:pPr>
+        <w:jc w:val="both"/>
+        <w:rPr>
+          <w:rFonts w:asciiTheme="minorBidi" w:hAnsiTheme="minorBidi"/>
+          <w:b/>
+          <w:bCs/>
+          <w:sz w:val="24"/>
+          <w:szCs w:val="24"/>
+          <w:rtl/>
+        </w:rPr>
+      </w:pPr>
+      <w:r>
+        <w:rPr>
+          <w:rFonts w:asciiTheme="minorBidi" w:hAnsiTheme="minorBidi"/>
+          <w:b/>
+          <w:bCs/>
+          <w:sz w:val="24"/>
+          <w:szCs w:val="24"/>
+          <w:rtl/>
+        </w:rPr>
+        <w:t>13.  אם הפרויקט עוסק בלמידת מכונה יופיעו הפרקים הבאים : - אם הפרויקט עוסק ביותר מלמידת מכונה אחת, יש להכפיל את הסעיף כמס' המכונות שאימנת:</w:t>
+      </w:r>
+    </w:p>
+    <w:p>
+      <w:pPr>
+        <w:jc w:val="both"/>
+        <w:rPr>
+          <w:rFonts w:asciiTheme="minorBidi" w:hAnsiTheme="minorBidi"/>
+          <w:b/>
+          <w:bCs/>
+          <w:sz w:val="24"/>
+          <w:szCs w:val="24"/>
+          <w:rtl/>
+        </w:rPr>
+      </w:pPr>
+      <w:r>
+        <w:rPr>
+          <w:rFonts w:asciiTheme="minorBidi" w:hAnsiTheme="minorBidi"/>
+          <w:b/>
+          <w:bCs/>
+          <w:sz w:val="24"/>
+          <w:szCs w:val="24"/>
+          <w:rtl/>
+        </w:rPr>
+        <w:t xml:space="preserve"> 13.1תהליך איסוף הנתונים - יש לתאר את תהליך איסוף הנתונים, מה הוא כלל, אילו נתונים נאספו, כיצד הם תויגו, מהם התיוגים ומה סדר גודל </w:t>
       </w:r>
       <w:proofErr w:type="spellStart"/>
       <w:r>
         <w:rPr>
-          <w:rFonts w:cs="Arial" w:hint="cs"/>
-          <w:rtl/>
-        </w:rPr>
-        <w:t>חולשות</w:t>
-      </w:r>
-      <w:r>
-        <w:rPr>
-          <w:rFonts w:cs="Arial"/>
-          <w:rtl/>
-        </w:rPr>
-        <w:t>,</w:t>
-      </w:r>
-      <w:r>
-        <w:rPr>
-          <w:rFonts w:cs="Arial" w:hint="cs"/>
-          <w:rtl/>
-        </w:rPr>
-        <w:t>הזדמנויות</w:t>
+          <w:rFonts w:asciiTheme="minorBidi" w:hAnsiTheme="minorBidi"/>
+          <w:b/>
+          <w:bCs/>
+          <w:sz w:val="24"/>
+          <w:szCs w:val="24"/>
+          <w:rtl/>
+        </w:rPr>
+        <w:t>הדאטאסט</w:t>
       </w:r>
       <w:proofErr w:type="spellEnd"/>
       <w:r>
         <w:rPr>
-          <w:rFonts w:cs="Arial"/>
-          <w:rtl/>
-        </w:rPr>
-        <w:t xml:space="preserve"> </w:t>
-      </w:r>
-      <w:r>
-        <w:rPr>
-          <w:rFonts w:cs="Arial" w:hint="cs"/>
-          <w:rtl/>
-        </w:rPr>
-        <w:t>ואיומים</w:t>
-      </w:r>
-      <w:r>
-        <w:rPr>
-          <w:rFonts w:cs="Arial"/>
-          <w:rtl/>
-        </w:rPr>
-        <w:t xml:space="preserve">) </w:t>
-      </w:r>
-      <w:r>
-        <w:rPr>
-          <w:rFonts w:cs="Arial" w:hint="cs"/>
-          <w:rtl/>
-        </w:rPr>
-        <w:t>בין</w:t>
-      </w:r>
-      <w:r>
-        <w:rPr>
-          <w:rFonts w:cs="Arial"/>
-          <w:rtl/>
-        </w:rPr>
-        <w:t xml:space="preserve"> </w:t>
-      </w:r>
-      <w:r>
-        <w:rPr>
-          <w:rFonts w:cs="Arial" w:hint="cs"/>
-          <w:rtl/>
-        </w:rPr>
-        <w:t>הפתרונות</w:t>
-      </w:r>
-      <w:r>
-        <w:rPr>
-          <w:rFonts w:cs="Arial"/>
-          <w:rtl/>
-        </w:rPr>
-        <w:t xml:space="preserve"> </w:t>
-      </w:r>
-      <w:r>
-        <w:rPr>
-          <w:rFonts w:cs="Arial" w:hint="cs"/>
-          <w:rtl/>
-        </w:rPr>
-        <w:t>מהסעיף</w:t>
-      </w:r>
-      <w:r>
-        <w:rPr>
-          <w:rFonts w:cs="Arial"/>
-          <w:rtl/>
-        </w:rPr>
-        <w:t xml:space="preserve"> </w:t>
-      </w:r>
-      <w:r>
-        <w:rPr>
-          <w:rFonts w:cs="Arial" w:hint="cs"/>
-          <w:rtl/>
-        </w:rPr>
-        <w:t>הקודם</w:t>
-      </w:r>
-      <w:r>
-        <w:rPr>
-          <w:rFonts w:cs="Arial"/>
-          <w:rtl/>
-        </w:rPr>
-        <w:t xml:space="preserve"> (</w:t>
-      </w:r>
-      <w:r>
-        <w:rPr>
-          <w:rFonts w:cs="Arial" w:hint="cs"/>
-          <w:rtl/>
-        </w:rPr>
-        <w:t>עדיף</w:t>
-      </w:r>
-      <w:r>
-        <w:rPr>
-          <w:rFonts w:cs="Arial"/>
-          <w:rtl/>
-        </w:rPr>
-        <w:t xml:space="preserve"> </w:t>
-      </w:r>
-      <w:r>
-        <w:rPr>
-          <w:rFonts w:cs="Arial" w:hint="cs"/>
-          <w:rtl/>
-        </w:rPr>
-        <w:t>שלא</w:t>
-      </w:r>
-      <w:r>
-        <w:rPr>
-          <w:rFonts w:cs="Arial"/>
-          <w:rtl/>
-        </w:rPr>
-        <w:t xml:space="preserve"> </w:t>
-      </w:r>
-      <w:r>
-        <w:rPr>
-          <w:rFonts w:cs="Arial" w:hint="cs"/>
-          <w:rtl/>
-        </w:rPr>
-        <w:t>בסגנון</w:t>
-      </w:r>
-      <w:r>
-        <w:rPr>
-          <w:rFonts w:cs="Arial"/>
-          <w:rtl/>
-        </w:rPr>
-        <w:t xml:space="preserve"> </w:t>
-      </w:r>
-      <w:r>
-        <w:rPr>
-          <w:rFonts w:cs="Arial" w:hint="cs"/>
-          <w:rtl/>
-        </w:rPr>
-        <w:t>טבלאי</w:t>
-      </w:r>
-      <w:r>
-        <w:rPr>
-          <w:rFonts w:cs="Arial"/>
-          <w:rtl/>
-        </w:rPr>
-        <w:t xml:space="preserve">) </w:t>
-      </w:r>
-    </w:p>
-    <w:p>
-      <w:pPr>
-        <w:rPr>
-          <w:rtl/>
-        </w:rPr>
-      </w:pPr>
-    </w:p>
-    <w:p>
-      <w:pPr>
-        <w:rPr>
-          <w:rtl/>
-        </w:rPr>
-      </w:pPr>
-    </w:p>
-    <w:p>
-      <w:pPr>
-        <w:rPr>
-          <w:rtl/>
-        </w:rPr>
-      </w:pPr>
-      <w:r>
-        <w:rPr>
-          <w:rFonts w:cs="Arial"/>
-          <w:rtl/>
-        </w:rPr>
-        <w:t xml:space="preserve">13.  </w:t>
-      </w:r>
-      <w:r>
-        <w:rPr>
-          <w:rFonts w:cs="Arial" w:hint="cs"/>
-          <w:rtl/>
-        </w:rPr>
-        <w:t>אם</w:t>
-      </w:r>
-      <w:r>
-        <w:rPr>
-          <w:rFonts w:cs="Arial"/>
-          <w:rtl/>
-        </w:rPr>
-        <w:t xml:space="preserve"> </w:t>
-      </w:r>
-      <w:r>
-        <w:rPr>
-          <w:rFonts w:cs="Arial" w:hint="cs"/>
-          <w:rtl/>
-        </w:rPr>
-        <w:t>הפרויקט</w:t>
-      </w:r>
-      <w:r>
-        <w:rPr>
-          <w:rFonts w:cs="Arial"/>
-          <w:rtl/>
-        </w:rPr>
-        <w:t xml:space="preserve"> </w:t>
-      </w:r>
-      <w:r>
-        <w:rPr>
-          <w:rFonts w:cs="Arial" w:hint="cs"/>
-          <w:rtl/>
-        </w:rPr>
-        <w:t>עוסק</w:t>
-      </w:r>
-      <w:r>
-        <w:rPr>
-          <w:rFonts w:cs="Arial"/>
-          <w:rtl/>
-        </w:rPr>
-        <w:t xml:space="preserve"> </w:t>
-      </w:r>
-      <w:r>
-        <w:rPr>
-          <w:rFonts w:cs="Arial" w:hint="cs"/>
-          <w:rtl/>
-        </w:rPr>
-        <w:t>בלמידת</w:t>
-      </w:r>
-      <w:r>
-        <w:rPr>
-          <w:rFonts w:cs="Arial"/>
-          <w:rtl/>
-        </w:rPr>
-        <w:t xml:space="preserve"> </w:t>
-      </w:r>
-      <w:r>
-        <w:rPr>
-          <w:rFonts w:cs="Arial" w:hint="cs"/>
-          <w:rtl/>
-        </w:rPr>
-        <w:t>מכונה</w:t>
-      </w:r>
-      <w:r>
-        <w:rPr>
-          <w:rFonts w:cs="Arial"/>
-          <w:rtl/>
-        </w:rPr>
-        <w:t xml:space="preserve"> </w:t>
-      </w:r>
-      <w:r>
-        <w:rPr>
-          <w:rFonts w:cs="Arial" w:hint="cs"/>
-          <w:rtl/>
-        </w:rPr>
-        <w:t>יופיעו</w:t>
-      </w:r>
-      <w:r>
-        <w:rPr>
-          <w:rFonts w:cs="Arial"/>
-          <w:rtl/>
-        </w:rPr>
-        <w:t xml:space="preserve"> </w:t>
-      </w:r>
-      <w:r>
-        <w:rPr>
-          <w:rFonts w:cs="Arial" w:hint="cs"/>
-          <w:rtl/>
-        </w:rPr>
-        <w:t>הפרקים</w:t>
-      </w:r>
-      <w:r>
-        <w:rPr>
-          <w:rFonts w:cs="Arial"/>
-          <w:rtl/>
-        </w:rPr>
-        <w:t xml:space="preserve"> </w:t>
-      </w:r>
-      <w:r>
-        <w:rPr>
-          <w:rFonts w:cs="Arial" w:hint="cs"/>
-          <w:rtl/>
-        </w:rPr>
-        <w:t>הבאים</w:t>
-      </w:r>
-      <w:r>
-        <w:rPr>
-          <w:rFonts w:cs="Arial"/>
-          <w:rtl/>
-        </w:rPr>
-        <w:t xml:space="preserve"> : - </w:t>
-      </w:r>
-      <w:r>
-        <w:rPr>
-          <w:rFonts w:cs="Arial" w:hint="cs"/>
-          <w:rtl/>
-        </w:rPr>
-        <w:t>אם</w:t>
-      </w:r>
-      <w:r>
-        <w:rPr>
-          <w:rFonts w:cs="Arial"/>
-          <w:rtl/>
-        </w:rPr>
-        <w:t xml:space="preserve"> </w:t>
-      </w:r>
-      <w:r>
-        <w:rPr>
-          <w:rFonts w:cs="Arial" w:hint="cs"/>
-          <w:rtl/>
-        </w:rPr>
-        <w:t>הפרויקט</w:t>
-      </w:r>
-      <w:r>
-        <w:rPr>
-          <w:rFonts w:cs="Arial"/>
-          <w:rtl/>
-        </w:rPr>
-        <w:t xml:space="preserve"> </w:t>
-      </w:r>
-      <w:r>
-        <w:rPr>
-          <w:rFonts w:cs="Arial" w:hint="cs"/>
-          <w:rtl/>
-        </w:rPr>
-        <w:t>עוסק</w:t>
-      </w:r>
-      <w:r>
-        <w:rPr>
-          <w:rFonts w:cs="Arial"/>
-          <w:rtl/>
-        </w:rPr>
-        <w:t xml:space="preserve"> </w:t>
-      </w:r>
-      <w:r>
-        <w:rPr>
-          <w:rFonts w:cs="Arial" w:hint="cs"/>
-          <w:rtl/>
-        </w:rPr>
-        <w:t>ביותר</w:t>
-      </w:r>
-      <w:r>
-        <w:rPr>
-          <w:rFonts w:cs="Arial"/>
-          <w:rtl/>
-        </w:rPr>
-        <w:t xml:space="preserve"> </w:t>
-      </w:r>
-      <w:r>
-        <w:rPr>
-          <w:rFonts w:cs="Arial" w:hint="cs"/>
-          <w:rtl/>
-        </w:rPr>
-        <w:t>מלמידת</w:t>
-      </w:r>
-      <w:r>
-        <w:rPr>
-          <w:rFonts w:cs="Arial"/>
-          <w:rtl/>
-        </w:rPr>
-        <w:t xml:space="preserve"> </w:t>
-      </w:r>
-      <w:r>
-        <w:rPr>
-          <w:rFonts w:cs="Arial" w:hint="cs"/>
-          <w:rtl/>
-        </w:rPr>
-        <w:t>מכונה</w:t>
-      </w:r>
-      <w:r>
-        <w:rPr>
-          <w:rFonts w:cs="Arial"/>
-          <w:rtl/>
-        </w:rPr>
-        <w:t xml:space="preserve"> </w:t>
-      </w:r>
-      <w:r>
-        <w:rPr>
-          <w:rFonts w:cs="Arial" w:hint="cs"/>
-          <w:rtl/>
-        </w:rPr>
-        <w:t>אחת</w:t>
-      </w:r>
-      <w:r>
-        <w:rPr>
-          <w:rFonts w:cs="Arial"/>
-          <w:rtl/>
-        </w:rPr>
-        <w:t xml:space="preserve">, </w:t>
-      </w:r>
-      <w:r>
-        <w:rPr>
-          <w:rFonts w:cs="Arial" w:hint="cs"/>
-          <w:rtl/>
-        </w:rPr>
-        <w:t>יש</w:t>
-      </w:r>
-      <w:r>
-        <w:rPr>
-          <w:rFonts w:cs="Arial"/>
-          <w:rtl/>
-        </w:rPr>
-        <w:t xml:space="preserve"> </w:t>
-      </w:r>
-      <w:r>
-        <w:rPr>
-          <w:rFonts w:cs="Arial" w:hint="cs"/>
-          <w:rtl/>
-        </w:rPr>
-        <w:t>להכפיל</w:t>
-      </w:r>
-      <w:r>
-        <w:rPr>
-          <w:rFonts w:cs="Arial"/>
-          <w:rtl/>
-        </w:rPr>
-        <w:t xml:space="preserve"> </w:t>
-      </w:r>
-      <w:r>
-        <w:rPr>
-          <w:rFonts w:cs="Arial" w:hint="cs"/>
-          <w:rtl/>
-        </w:rPr>
-        <w:t>את</w:t>
-      </w:r>
-      <w:r>
-        <w:rPr>
-          <w:rFonts w:cs="Arial"/>
-          <w:rtl/>
-        </w:rPr>
-        <w:t xml:space="preserve"> </w:t>
-      </w:r>
-      <w:r>
-        <w:rPr>
-          <w:rFonts w:cs="Arial" w:hint="cs"/>
-          <w:rtl/>
-        </w:rPr>
-        <w:t>הסעיף</w:t>
-      </w:r>
-      <w:r>
-        <w:rPr>
-          <w:rFonts w:cs="Arial"/>
-          <w:rtl/>
-        </w:rPr>
-        <w:t xml:space="preserve"> </w:t>
-      </w:r>
-      <w:r>
-        <w:rPr>
-          <w:rFonts w:cs="Arial" w:hint="cs"/>
-          <w:rtl/>
-        </w:rPr>
-        <w:t>כמס</w:t>
-      </w:r>
-      <w:r>
-        <w:rPr>
-          <w:rFonts w:cs="Arial"/>
-          <w:rtl/>
-        </w:rPr>
-        <w:t xml:space="preserve">' </w:t>
-      </w:r>
-      <w:r>
-        <w:rPr>
-          <w:rFonts w:cs="Arial" w:hint="cs"/>
-          <w:rtl/>
-        </w:rPr>
-        <w:t>המכונות</w:t>
-      </w:r>
-      <w:r>
-        <w:rPr>
-          <w:rFonts w:cs="Arial"/>
-          <w:rtl/>
-        </w:rPr>
-        <w:t xml:space="preserve"> </w:t>
-      </w:r>
-      <w:r>
-        <w:rPr>
-          <w:rFonts w:cs="Arial" w:hint="cs"/>
-          <w:rtl/>
-        </w:rPr>
-        <w:t>שאימנת</w:t>
-      </w:r>
-      <w:r>
-        <w:rPr>
-          <w:rFonts w:cs="Arial"/>
-          <w:rtl/>
-        </w:rPr>
-        <w:t>:</w:t>
-      </w:r>
-    </w:p>
-    <w:p>
-      <w:pPr>
-        <w:rPr>
-          <w:rtl/>
-        </w:rPr>
-      </w:pPr>
-      <w:r>
-        <w:rPr>
-          <w:rFonts w:cs="Arial"/>
-          <w:rtl/>
-        </w:rPr>
-        <w:t xml:space="preserve"> 13.1</w:t>
-      </w:r>
-      <w:r>
-        <w:rPr>
-          <w:rFonts w:cs="Arial" w:hint="cs"/>
-          <w:rtl/>
-        </w:rPr>
-        <w:t>תהליך</w:t>
-      </w:r>
-      <w:r>
-        <w:rPr>
-          <w:rFonts w:cs="Arial"/>
-          <w:rtl/>
-        </w:rPr>
-        <w:t xml:space="preserve"> </w:t>
-      </w:r>
-      <w:r>
-        <w:rPr>
-          <w:rFonts w:cs="Arial" w:hint="cs"/>
-          <w:rtl/>
-        </w:rPr>
-        <w:t>איסוף</w:t>
-      </w:r>
-      <w:r>
-        <w:rPr>
-          <w:rFonts w:cs="Arial"/>
-          <w:rtl/>
-        </w:rPr>
-        <w:t xml:space="preserve"> </w:t>
-      </w:r>
-      <w:r>
-        <w:rPr>
-          <w:rFonts w:cs="Arial" w:hint="cs"/>
-          <w:rtl/>
-        </w:rPr>
-        <w:t>הנתונים</w:t>
-      </w:r>
-      <w:r>
-        <w:rPr>
-          <w:rFonts w:cs="Arial"/>
-          <w:rtl/>
-        </w:rPr>
-        <w:t xml:space="preserve"> - </w:t>
-      </w:r>
-      <w:r>
-        <w:rPr>
-          <w:rFonts w:cs="Arial" w:hint="cs"/>
-          <w:rtl/>
-        </w:rPr>
-        <w:t>יש</w:t>
-      </w:r>
-      <w:r>
-        <w:rPr>
-          <w:rFonts w:cs="Arial"/>
-          <w:rtl/>
-        </w:rPr>
-        <w:t xml:space="preserve"> </w:t>
-      </w:r>
-      <w:r>
-        <w:rPr>
-          <w:rFonts w:cs="Arial" w:hint="cs"/>
-          <w:rtl/>
-        </w:rPr>
-        <w:t>לתאר</w:t>
-      </w:r>
-      <w:r>
-        <w:rPr>
-          <w:rFonts w:cs="Arial"/>
-          <w:rtl/>
-        </w:rPr>
-        <w:t xml:space="preserve"> </w:t>
-      </w:r>
-      <w:r>
-        <w:rPr>
-          <w:rFonts w:cs="Arial" w:hint="cs"/>
-          <w:rtl/>
-        </w:rPr>
-        <w:t>את</w:t>
-      </w:r>
-      <w:r>
-        <w:rPr>
-          <w:rFonts w:cs="Arial"/>
-          <w:rtl/>
-        </w:rPr>
-        <w:t xml:space="preserve"> </w:t>
-      </w:r>
-      <w:r>
-        <w:rPr>
-          <w:rFonts w:cs="Arial" w:hint="cs"/>
-          <w:rtl/>
-        </w:rPr>
-        <w:t>תהליך</w:t>
-      </w:r>
-      <w:r>
-        <w:rPr>
-          <w:rFonts w:cs="Arial"/>
-          <w:rtl/>
-        </w:rPr>
-        <w:t xml:space="preserve"> </w:t>
-      </w:r>
-      <w:r>
-        <w:rPr>
-          <w:rFonts w:cs="Arial" w:hint="cs"/>
-          <w:rtl/>
-        </w:rPr>
-        <w:t>איסוף</w:t>
-      </w:r>
-      <w:r>
-        <w:rPr>
-          <w:rFonts w:cs="Arial"/>
-          <w:rtl/>
-        </w:rPr>
-        <w:t xml:space="preserve"> </w:t>
-      </w:r>
-      <w:r>
-        <w:rPr>
-          <w:rFonts w:cs="Arial" w:hint="cs"/>
-          <w:rtl/>
-        </w:rPr>
-        <w:t>הנתונים</w:t>
-      </w:r>
-      <w:r>
-        <w:rPr>
-          <w:rFonts w:cs="Arial"/>
-          <w:rtl/>
-        </w:rPr>
-        <w:t xml:space="preserve">, </w:t>
-      </w:r>
-      <w:r>
-        <w:rPr>
-          <w:rFonts w:cs="Arial" w:hint="cs"/>
-          <w:rtl/>
-        </w:rPr>
-        <w:t>מה</w:t>
-      </w:r>
-      <w:r>
-        <w:rPr>
-          <w:rFonts w:cs="Arial"/>
-          <w:rtl/>
-        </w:rPr>
-        <w:t xml:space="preserve"> </w:t>
-      </w:r>
-      <w:r>
-        <w:rPr>
-          <w:rFonts w:cs="Arial" w:hint="cs"/>
-          <w:rtl/>
-        </w:rPr>
-        <w:t>הוא</w:t>
-      </w:r>
-      <w:r>
-        <w:rPr>
-          <w:rFonts w:cs="Arial"/>
-          <w:rtl/>
-        </w:rPr>
-        <w:t xml:space="preserve"> </w:t>
-      </w:r>
-      <w:r>
-        <w:rPr>
-          <w:rFonts w:cs="Arial" w:hint="cs"/>
-          <w:rtl/>
-        </w:rPr>
-        <w:t>כלל</w:t>
-      </w:r>
-      <w:r>
-        <w:rPr>
-          <w:rFonts w:cs="Arial"/>
-          <w:rtl/>
-        </w:rPr>
-        <w:t xml:space="preserve">, </w:t>
-      </w:r>
-      <w:r>
-        <w:rPr>
-          <w:rFonts w:cs="Arial" w:hint="cs"/>
-          <w:rtl/>
-        </w:rPr>
-        <w:t>אילו</w:t>
-      </w:r>
-      <w:r>
-        <w:rPr>
-          <w:rFonts w:cs="Arial"/>
-          <w:rtl/>
-        </w:rPr>
-        <w:t xml:space="preserve"> </w:t>
-      </w:r>
-      <w:r>
-        <w:rPr>
-          <w:rFonts w:cs="Arial" w:hint="cs"/>
-          <w:rtl/>
-        </w:rPr>
-        <w:t>נתונים</w:t>
-      </w:r>
-      <w:r>
-        <w:rPr>
-          <w:rFonts w:cs="Arial"/>
-          <w:rtl/>
-        </w:rPr>
-        <w:t xml:space="preserve"> </w:t>
-      </w:r>
-      <w:r>
-        <w:rPr>
-          <w:rFonts w:cs="Arial" w:hint="cs"/>
-          <w:rtl/>
-        </w:rPr>
-        <w:t>נאספו</w:t>
-      </w:r>
-      <w:r>
-        <w:rPr>
-          <w:rFonts w:cs="Arial"/>
-          <w:rtl/>
-        </w:rPr>
-        <w:t xml:space="preserve">, </w:t>
-      </w:r>
-      <w:r>
-        <w:rPr>
-          <w:rFonts w:cs="Arial" w:hint="cs"/>
-          <w:rtl/>
-        </w:rPr>
-        <w:t>כיצד</w:t>
-      </w:r>
-      <w:r>
-        <w:rPr>
-          <w:rFonts w:cs="Arial"/>
-          <w:rtl/>
-        </w:rPr>
-        <w:t xml:space="preserve"> </w:t>
-      </w:r>
-      <w:r>
-        <w:rPr>
-          <w:rFonts w:cs="Arial" w:hint="cs"/>
-          <w:rtl/>
-        </w:rPr>
-        <w:t>הם</w:t>
-      </w:r>
-      <w:r>
-        <w:rPr>
-          <w:rFonts w:cs="Arial"/>
-          <w:rtl/>
-        </w:rPr>
-        <w:t xml:space="preserve"> </w:t>
-      </w:r>
-      <w:r>
-        <w:rPr>
-          <w:rFonts w:cs="Arial" w:hint="cs"/>
-          <w:rtl/>
-        </w:rPr>
-        <w:t>תויגו</w:t>
-      </w:r>
-      <w:r>
-        <w:rPr>
-          <w:rFonts w:cs="Arial"/>
-          <w:rtl/>
-        </w:rPr>
-        <w:t xml:space="preserve">, </w:t>
-      </w:r>
-      <w:r>
-        <w:rPr>
-          <w:rFonts w:cs="Arial" w:hint="cs"/>
-          <w:rtl/>
-        </w:rPr>
-        <w:t>מהם</w:t>
-      </w:r>
-      <w:r>
-        <w:rPr>
-          <w:rFonts w:cs="Arial"/>
-          <w:rtl/>
-        </w:rPr>
-        <w:t xml:space="preserve"> </w:t>
-      </w:r>
-      <w:r>
-        <w:rPr>
-          <w:rFonts w:cs="Arial" w:hint="cs"/>
-          <w:rtl/>
-        </w:rPr>
-        <w:t>התיוגים</w:t>
-      </w:r>
-      <w:r>
-        <w:rPr>
-          <w:rFonts w:cs="Arial"/>
-          <w:rtl/>
-        </w:rPr>
-        <w:t xml:space="preserve"> </w:t>
-      </w:r>
-      <w:r>
-        <w:rPr>
-          <w:rFonts w:cs="Arial" w:hint="cs"/>
-          <w:rtl/>
-        </w:rPr>
-        <w:t>ומה</w:t>
-      </w:r>
-      <w:r>
-        <w:rPr>
-          <w:rFonts w:cs="Arial"/>
-          <w:rtl/>
-        </w:rPr>
-        <w:t xml:space="preserve"> </w:t>
-      </w:r>
-      <w:r>
-        <w:rPr>
-          <w:rFonts w:cs="Arial" w:hint="cs"/>
-          <w:rtl/>
-        </w:rPr>
-        <w:t>סדר</w:t>
-      </w:r>
-      <w:r>
-        <w:rPr>
-          <w:rFonts w:cs="Arial"/>
-          <w:rtl/>
-        </w:rPr>
-        <w:t xml:space="preserve"> </w:t>
-      </w:r>
-      <w:r>
-        <w:rPr>
-          <w:rFonts w:cs="Arial" w:hint="cs"/>
-          <w:rtl/>
-        </w:rPr>
-        <w:t>גודל</w:t>
-      </w:r>
-      <w:r>
-        <w:rPr>
-          <w:rFonts w:cs="Arial"/>
-          <w:rtl/>
-        </w:rPr>
-        <w:t xml:space="preserve"> </w:t>
-      </w:r>
-      <w:proofErr w:type="spellStart"/>
-      <w:r>
-        <w:rPr>
-          <w:rFonts w:cs="Arial" w:hint="cs"/>
-          <w:rtl/>
-        </w:rPr>
-        <w:t>הדאטאסט</w:t>
-      </w:r>
-      <w:proofErr w:type="spellEnd"/>
-      <w:r>
-        <w:rPr>
-          <w:rFonts w:cs="Arial"/>
-          <w:rtl/>
-        </w:rPr>
-        <w:t xml:space="preserve"> </w:t>
-      </w:r>
-      <w:r>
-        <w:rPr>
-          <w:rFonts w:cs="Arial" w:hint="cs"/>
-          <w:rtl/>
-        </w:rPr>
-        <w:t>הסופי</w:t>
-      </w:r>
-    </w:p>
-    <w:p>
-      <w:pPr>
-        <w:rPr>
-          <w:rtl/>
-        </w:rPr>
-      </w:pPr>
-    </w:p>
-    <w:p>
-      <w:pPr>
-        <w:rPr>
-          <w:rtl/>
-        </w:rPr>
-      </w:pPr>
-      <w:r>
-        <w:rPr>
-          <w:rFonts w:cs="Arial"/>
-          <w:rtl/>
-        </w:rPr>
-        <w:t xml:space="preserve">13.2 </w:t>
-      </w:r>
-      <w:r>
-        <w:rPr>
-          <w:rFonts w:cs="Arial" w:hint="cs"/>
-          <w:rtl/>
-        </w:rPr>
-        <w:t>טיוב</w:t>
-      </w:r>
-      <w:r>
-        <w:rPr>
-          <w:rFonts w:cs="Arial"/>
-          <w:rtl/>
-        </w:rPr>
-        <w:t xml:space="preserve"> </w:t>
-      </w:r>
-      <w:r>
-        <w:rPr>
-          <w:rFonts w:cs="Arial" w:hint="cs"/>
-          <w:rtl/>
-        </w:rPr>
-        <w:t>ואיזון</w:t>
-      </w:r>
-      <w:r>
-        <w:rPr>
-          <w:rFonts w:cs="Arial"/>
-          <w:rtl/>
-        </w:rPr>
-        <w:t xml:space="preserve"> </w:t>
-      </w:r>
-      <w:r>
-        <w:rPr>
-          <w:rFonts w:cs="Arial" w:hint="cs"/>
-          <w:rtl/>
-        </w:rPr>
-        <w:t>נתונים</w:t>
-      </w:r>
-      <w:r>
-        <w:rPr>
-          <w:rFonts w:cs="Arial"/>
-          <w:rtl/>
-        </w:rPr>
-        <w:t xml:space="preserve"> - </w:t>
-      </w:r>
-      <w:r>
-        <w:rPr>
-          <w:rFonts w:cs="Arial" w:hint="cs"/>
-          <w:rtl/>
-        </w:rPr>
-        <w:t>אילו</w:t>
-      </w:r>
-      <w:r>
-        <w:rPr>
-          <w:rFonts w:cs="Arial"/>
-          <w:rtl/>
-        </w:rPr>
-        <w:t xml:space="preserve"> </w:t>
-      </w:r>
-      <w:r>
-        <w:rPr>
-          <w:rFonts w:cs="Arial" w:hint="cs"/>
-          <w:rtl/>
-        </w:rPr>
-        <w:t>תהליכים</w:t>
-      </w:r>
-      <w:r>
-        <w:rPr>
-          <w:rFonts w:cs="Arial"/>
-          <w:rtl/>
-        </w:rPr>
-        <w:t xml:space="preserve"> </w:t>
-      </w:r>
-      <w:r>
-        <w:rPr>
-          <w:rFonts w:cs="Arial" w:hint="cs"/>
-          <w:rtl/>
-        </w:rPr>
-        <w:t>ביצעת</w:t>
-      </w:r>
-      <w:r>
-        <w:rPr>
-          <w:rFonts w:cs="Arial"/>
-          <w:rtl/>
-        </w:rPr>
-        <w:t xml:space="preserve"> </w:t>
-      </w:r>
-      <w:r>
-        <w:rPr>
-          <w:rFonts w:cs="Arial" w:hint="cs"/>
-          <w:rtl/>
-        </w:rPr>
-        <w:t>על</w:t>
-      </w:r>
-      <w:r>
-        <w:rPr>
-          <w:rFonts w:cs="Arial"/>
-          <w:rtl/>
-        </w:rPr>
-        <w:t xml:space="preserve"> </w:t>
-      </w:r>
-      <w:r>
-        <w:rPr>
-          <w:rFonts w:cs="Arial" w:hint="cs"/>
-          <w:rtl/>
-        </w:rPr>
-        <w:t>סט</w:t>
-      </w:r>
-      <w:r>
-        <w:rPr>
-          <w:rFonts w:cs="Arial"/>
-          <w:rtl/>
-        </w:rPr>
-        <w:t xml:space="preserve"> </w:t>
-      </w:r>
-      <w:r>
-        <w:rPr>
-          <w:rFonts w:cs="Arial" w:hint="cs"/>
-          <w:rtl/>
-        </w:rPr>
-        <w:t>הנתונים</w:t>
-      </w:r>
-      <w:r>
-        <w:rPr>
-          <w:rFonts w:cs="Arial"/>
-          <w:rtl/>
-        </w:rPr>
-        <w:t xml:space="preserve"> </w:t>
-      </w:r>
-      <w:r>
-        <w:rPr>
-          <w:rFonts w:cs="Arial" w:hint="cs"/>
-          <w:rtl/>
-        </w:rPr>
-        <w:t>על</w:t>
-      </w:r>
-      <w:r>
-        <w:rPr>
-          <w:rFonts w:cs="Arial"/>
-          <w:rtl/>
-        </w:rPr>
-        <w:t xml:space="preserve"> </w:t>
-      </w:r>
-      <w:r>
-        <w:rPr>
-          <w:rFonts w:cs="Arial" w:hint="cs"/>
-          <w:rtl/>
-        </w:rPr>
-        <w:t>מנת</w:t>
-      </w:r>
-      <w:r>
-        <w:rPr>
-          <w:rFonts w:cs="Arial"/>
-          <w:rtl/>
-        </w:rPr>
-        <w:t xml:space="preserve"> </w:t>
-      </w:r>
-      <w:r>
-        <w:rPr>
-          <w:rFonts w:cs="Arial" w:hint="cs"/>
-          <w:rtl/>
-        </w:rPr>
-        <w:t>למטב</w:t>
-      </w:r>
-      <w:r>
-        <w:rPr>
-          <w:rFonts w:cs="Arial"/>
-          <w:rtl/>
-        </w:rPr>
-        <w:t xml:space="preserve"> </w:t>
-      </w:r>
-      <w:r>
-        <w:rPr>
-          <w:rFonts w:cs="Arial" w:hint="cs"/>
-          <w:rtl/>
-        </w:rPr>
-        <w:t>את</w:t>
-      </w:r>
-      <w:r>
-        <w:rPr>
-          <w:rFonts w:cs="Arial"/>
-          <w:rtl/>
-        </w:rPr>
-        <w:t xml:space="preserve"> </w:t>
-      </w:r>
-      <w:r>
-        <w:rPr>
-          <w:rFonts w:cs="Arial" w:hint="cs"/>
-          <w:rtl/>
-        </w:rPr>
-        <w:t>המודל</w:t>
-      </w:r>
-      <w:r>
-        <w:rPr>
-          <w:rFonts w:cs="Arial"/>
-          <w:rtl/>
-        </w:rPr>
-        <w:t xml:space="preserve"> </w:t>
-      </w:r>
-      <w:r>
-        <w:rPr>
-          <w:rFonts w:cs="Arial" w:hint="cs"/>
-          <w:rtl/>
-        </w:rPr>
-        <w:t>ולהגביר</w:t>
-      </w:r>
-      <w:r>
-        <w:rPr>
-          <w:rFonts w:cs="Arial"/>
-          <w:rtl/>
-        </w:rPr>
-        <w:t xml:space="preserve"> </w:t>
-      </w:r>
-      <w:r>
-        <w:rPr>
-          <w:rFonts w:cs="Arial" w:hint="cs"/>
-          <w:rtl/>
-        </w:rPr>
-        <w:t>את</w:t>
-      </w:r>
-      <w:r>
-        <w:rPr>
-          <w:rFonts w:cs="Arial"/>
-          <w:rtl/>
-        </w:rPr>
-        <w:t xml:space="preserve"> </w:t>
-      </w:r>
-      <w:r>
-        <w:rPr>
-          <w:rFonts w:cs="Arial" w:hint="cs"/>
-          <w:rtl/>
-        </w:rPr>
-        <w:t>הדיוק</w:t>
-      </w:r>
-      <w:r>
-        <w:rPr>
-          <w:rFonts w:cs="Arial"/>
-          <w:rtl/>
-        </w:rPr>
-        <w:t>.</w:t>
-      </w:r>
-    </w:p>
-    <w:p>
-      <w:pPr>
-        <w:rPr>
-          <w:rtl/>
-        </w:rPr>
-      </w:pPr>
-    </w:p>
-    <w:p>
-      <w:pPr>
-        <w:rPr>
-          <w:rtl/>
-        </w:rPr>
-      </w:pPr>
-      <w:r>
-        <w:rPr>
-          <w:rFonts w:cs="Arial"/>
-          <w:rtl/>
-        </w:rPr>
-        <w:t xml:space="preserve">13.3 </w:t>
-      </w:r>
-      <w:r>
-        <w:rPr>
-          <w:rFonts w:cs="Arial" w:hint="cs"/>
-          <w:rtl/>
-        </w:rPr>
-        <w:t>סוג</w:t>
-      </w:r>
-      <w:r>
-        <w:rPr>
-          <w:rFonts w:cs="Arial"/>
-          <w:rtl/>
-        </w:rPr>
-        <w:t xml:space="preserve"> </w:t>
-      </w:r>
-      <w:r>
-        <w:rPr>
-          <w:rFonts w:cs="Arial" w:hint="cs"/>
-          <w:rtl/>
-        </w:rPr>
-        <w:t>הלמידה</w:t>
-      </w:r>
-      <w:r>
-        <w:rPr>
-          <w:rFonts w:cs="Arial"/>
-          <w:rtl/>
-        </w:rPr>
-        <w:t xml:space="preserve"> </w:t>
-      </w:r>
-      <w:r>
-        <w:rPr>
-          <w:rFonts w:cs="Arial" w:hint="cs"/>
-          <w:rtl/>
-        </w:rPr>
-        <w:t>הנבחר</w:t>
-      </w:r>
-      <w:r>
-        <w:rPr>
-          <w:rFonts w:cs="Arial"/>
-          <w:rtl/>
-        </w:rPr>
-        <w:t xml:space="preserve"> - </w:t>
-      </w:r>
-      <w:r>
-        <w:rPr>
-          <w:rFonts w:cs="Arial" w:hint="cs"/>
-          <w:rtl/>
-        </w:rPr>
-        <w:t>יש</w:t>
-      </w:r>
-      <w:r>
-        <w:rPr>
-          <w:rFonts w:cs="Arial"/>
-          <w:rtl/>
-        </w:rPr>
-        <w:t xml:space="preserve"> </w:t>
-      </w:r>
-      <w:r>
-        <w:rPr>
-          <w:rFonts w:cs="Arial" w:hint="cs"/>
-          <w:rtl/>
-        </w:rPr>
-        <w:t>לכתוב</w:t>
-      </w:r>
-      <w:r>
-        <w:rPr>
-          <w:rFonts w:cs="Arial"/>
-          <w:rtl/>
-        </w:rPr>
-        <w:t xml:space="preserve"> </w:t>
-      </w:r>
-      <w:r>
-        <w:rPr>
-          <w:rFonts w:cs="Arial" w:hint="cs"/>
-          <w:rtl/>
-        </w:rPr>
-        <w:t>את</w:t>
-      </w:r>
-      <w:r>
-        <w:rPr>
-          <w:rFonts w:cs="Arial"/>
-          <w:rtl/>
-        </w:rPr>
-        <w:t xml:space="preserve"> </w:t>
-      </w:r>
-      <w:r>
-        <w:rPr>
-          <w:rFonts w:cs="Arial" w:hint="cs"/>
-          <w:rtl/>
-        </w:rPr>
-        <w:t>שמו</w:t>
-      </w:r>
-      <w:r>
-        <w:rPr>
-          <w:rFonts w:cs="Arial"/>
-          <w:rtl/>
-        </w:rPr>
-        <w:t xml:space="preserve"> </w:t>
-      </w:r>
-      <w:r>
-        <w:rPr>
-          <w:rFonts w:cs="Arial" w:hint="cs"/>
-          <w:rtl/>
-        </w:rPr>
-        <w:t>בקצרה</w:t>
-      </w:r>
-      <w:r>
-        <w:rPr>
-          <w:rFonts w:cs="Arial"/>
-          <w:rtl/>
-        </w:rPr>
-        <w:t>.</w:t>
-      </w:r>
-    </w:p>
-    <w:p>
-      <w:pPr>
-        <w:rPr>
-          <w:rtl/>
-        </w:rPr>
-      </w:pPr>
-    </w:p>
-    <w:p>
-      <w:pPr>
-        <w:rPr>
-          <w:rtl/>
-        </w:rPr>
-      </w:pPr>
-      <w:r>
-        <w:rPr>
-          <w:rFonts w:cs="Arial"/>
-          <w:rtl/>
-        </w:rPr>
-        <w:t xml:space="preserve">13.4 </w:t>
-      </w:r>
-      <w:r>
-        <w:rPr>
-          <w:rFonts w:cs="Arial" w:hint="cs"/>
-          <w:rtl/>
-        </w:rPr>
-        <w:t>נוסחאות</w:t>
-      </w:r>
-      <w:r>
-        <w:rPr>
-          <w:rFonts w:cs="Arial"/>
-          <w:rtl/>
-        </w:rPr>
-        <w:t xml:space="preserve"> </w:t>
-      </w:r>
-      <w:r>
-        <w:rPr>
-          <w:rFonts w:cs="Arial" w:hint="cs"/>
-          <w:rtl/>
-        </w:rPr>
-        <w:t>ורשתות</w:t>
-      </w:r>
-      <w:r>
-        <w:rPr>
-          <w:rFonts w:cs="Arial"/>
-          <w:rtl/>
-        </w:rPr>
-        <w:t xml:space="preserve"> </w:t>
-      </w:r>
-      <w:r>
-        <w:rPr>
-          <w:rFonts w:cs="Arial" w:hint="cs"/>
-          <w:rtl/>
-        </w:rPr>
-        <w:t>למידה</w:t>
-      </w:r>
-      <w:r>
-        <w:rPr>
-          <w:rFonts w:cs="Arial"/>
-          <w:rtl/>
-        </w:rPr>
-        <w:t xml:space="preserve"> - - </w:t>
-      </w:r>
-      <w:r>
-        <w:rPr>
-          <w:rFonts w:cs="Arial" w:hint="cs"/>
-          <w:rtl/>
-        </w:rPr>
-        <w:t>כאן</w:t>
-      </w:r>
-      <w:r>
-        <w:rPr>
-          <w:rFonts w:cs="Arial"/>
-          <w:rtl/>
-        </w:rPr>
-        <w:t xml:space="preserve"> </w:t>
-      </w:r>
-      <w:r>
-        <w:rPr>
-          <w:rFonts w:cs="Arial" w:hint="cs"/>
-          <w:rtl/>
-        </w:rPr>
-        <w:t>יש</w:t>
-      </w:r>
-      <w:r>
-        <w:rPr>
-          <w:rFonts w:cs="Arial"/>
-          <w:rtl/>
-        </w:rPr>
-        <w:t xml:space="preserve"> </w:t>
-      </w:r>
-      <w:r>
-        <w:rPr>
-          <w:rFonts w:cs="Arial" w:hint="cs"/>
-          <w:rtl/>
-        </w:rPr>
-        <w:t>להרחיב</w:t>
-      </w:r>
-      <w:r>
-        <w:rPr>
-          <w:rFonts w:cs="Arial"/>
-          <w:rtl/>
-        </w:rPr>
-        <w:t xml:space="preserve"> </w:t>
-      </w:r>
-      <w:r>
-        <w:rPr>
-          <w:rFonts w:cs="Arial" w:hint="cs"/>
-          <w:rtl/>
-        </w:rPr>
-        <w:t>ולפרט</w:t>
-      </w:r>
-      <w:r>
-        <w:rPr>
-          <w:rFonts w:cs="Arial"/>
-          <w:rtl/>
-        </w:rPr>
-        <w:t xml:space="preserve"> </w:t>
-      </w:r>
-      <w:r>
-        <w:rPr>
-          <w:rFonts w:cs="Arial" w:hint="cs"/>
-          <w:rtl/>
-        </w:rPr>
-        <w:t>בדגש</w:t>
-      </w:r>
-      <w:r>
-        <w:rPr>
-          <w:rFonts w:cs="Arial"/>
-          <w:rtl/>
-        </w:rPr>
-        <w:t xml:space="preserve"> </w:t>
-      </w:r>
-      <w:r>
-        <w:rPr>
-          <w:rFonts w:cs="Arial" w:hint="cs"/>
-          <w:rtl/>
-        </w:rPr>
-        <w:t>על</w:t>
-      </w:r>
-      <w:r>
-        <w:rPr>
-          <w:rFonts w:cs="Arial"/>
-          <w:rtl/>
-        </w:rPr>
-        <w:t xml:space="preserve"> </w:t>
-      </w:r>
-      <w:r>
-        <w:rPr>
-          <w:rFonts w:cs="Arial" w:hint="cs"/>
-          <w:rtl/>
-        </w:rPr>
-        <w:t>המודל</w:t>
-      </w:r>
-      <w:r>
-        <w:rPr>
-          <w:rFonts w:cs="Arial"/>
-          <w:rtl/>
-        </w:rPr>
-        <w:t xml:space="preserve"> </w:t>
-      </w:r>
-      <w:r>
-        <w:rPr>
-          <w:rFonts w:cs="Arial" w:hint="cs"/>
-          <w:rtl/>
-        </w:rPr>
-        <w:t>המתמטי</w:t>
-      </w:r>
-      <w:r>
-        <w:rPr>
-          <w:rFonts w:cs="Arial"/>
-          <w:rtl/>
-        </w:rPr>
-        <w:t xml:space="preserve"> </w:t>
-      </w:r>
-      <w:r>
-        <w:rPr>
-          <w:rFonts w:cs="Arial" w:hint="cs"/>
-          <w:rtl/>
-        </w:rPr>
-        <w:t>המתאר</w:t>
-      </w:r>
-      <w:r>
-        <w:rPr>
-          <w:rFonts w:cs="Arial"/>
-          <w:rtl/>
-        </w:rPr>
-        <w:t xml:space="preserve"> </w:t>
-      </w:r>
-      <w:r>
-        <w:rPr>
-          <w:rFonts w:cs="Arial" w:hint="cs"/>
-          <w:rtl/>
-        </w:rPr>
-        <w:t>את</w:t>
-      </w:r>
-      <w:r>
-        <w:rPr>
-          <w:rFonts w:cs="Arial"/>
-          <w:rtl/>
-        </w:rPr>
-        <w:t xml:space="preserve"> </w:t>
-      </w:r>
-      <w:r>
-        <w:rPr>
-          <w:rFonts w:cs="Arial" w:hint="cs"/>
-          <w:rtl/>
-        </w:rPr>
-        <w:t>התהליך</w:t>
-      </w:r>
-      <w:r>
-        <w:rPr>
-          <w:rFonts w:cs="Arial"/>
-          <w:rtl/>
-        </w:rPr>
-        <w:t xml:space="preserve"> </w:t>
-      </w:r>
-      <w:r>
-        <w:rPr>
-          <w:rFonts w:cs="Arial" w:hint="cs"/>
-          <w:rtl/>
-        </w:rPr>
-        <w:t>שעוברים</w:t>
-      </w:r>
-      <w:r>
-        <w:rPr>
-          <w:rFonts w:cs="Arial"/>
-          <w:rtl/>
-        </w:rPr>
-        <w:t xml:space="preserve"> </w:t>
-      </w:r>
-      <w:r>
-        <w:rPr>
-          <w:rFonts w:cs="Arial" w:hint="cs"/>
-          <w:rtl/>
-        </w:rPr>
-        <w:t>הנתונים</w:t>
-      </w:r>
-      <w:r>
-        <w:rPr>
-          <w:rFonts w:cs="Arial"/>
-          <w:rtl/>
-        </w:rPr>
-        <w:t xml:space="preserve"> </w:t>
-      </w:r>
-      <w:r>
-        <w:rPr>
-          <w:rFonts w:cs="Arial" w:hint="cs"/>
-          <w:rtl/>
-        </w:rPr>
-        <w:t>עד</w:t>
-      </w:r>
-      <w:r>
-        <w:rPr>
-          <w:rFonts w:cs="Arial"/>
-          <w:rtl/>
-        </w:rPr>
-        <w:t xml:space="preserve"> </w:t>
-      </w:r>
-      <w:r>
-        <w:rPr>
-          <w:rFonts w:cs="Arial" w:hint="cs"/>
-          <w:rtl/>
-        </w:rPr>
-        <w:t>למסקנה</w:t>
-      </w:r>
-    </w:p>
-    <w:p>
-      <w:pPr>
-        <w:rPr>
-          <w:rtl/>
-        </w:rPr>
-      </w:pPr>
-    </w:p>
-    <w:p>
-      <w:pPr>
-        <w:rPr>
-          <w:rtl/>
-        </w:rPr>
-      </w:pPr>
-      <w:r>
-        <w:rPr>
-          <w:rFonts w:cs="Arial"/>
-          <w:rtl/>
-        </w:rPr>
-        <w:t xml:space="preserve">13.5 </w:t>
-      </w:r>
-      <w:r>
-        <w:rPr>
-          <w:rFonts w:cs="Arial" w:hint="cs"/>
-          <w:rtl/>
-        </w:rPr>
-        <w:t>כיוונון</w:t>
-      </w:r>
-      <w:r>
-        <w:rPr>
-          <w:rFonts w:cs="Arial"/>
-          <w:rtl/>
-        </w:rPr>
-        <w:t xml:space="preserve">, </w:t>
-      </w:r>
-      <w:r>
-        <w:rPr>
-          <w:rFonts w:cs="Arial" w:hint="cs"/>
-          <w:rtl/>
-        </w:rPr>
-        <w:t>ייעול</w:t>
-      </w:r>
-      <w:r>
-        <w:rPr>
-          <w:rFonts w:cs="Arial"/>
-          <w:rtl/>
-        </w:rPr>
-        <w:t xml:space="preserve"> </w:t>
-      </w:r>
-      <w:r>
-        <w:rPr>
-          <w:rFonts w:cs="Arial" w:hint="cs"/>
-          <w:rtl/>
-        </w:rPr>
-        <w:t>וניטור</w:t>
-      </w:r>
-      <w:r>
-        <w:rPr>
-          <w:rFonts w:cs="Arial"/>
-          <w:rtl/>
-        </w:rPr>
-        <w:t xml:space="preserve"> </w:t>
-      </w:r>
-      <w:r>
-        <w:rPr>
-          <w:rFonts w:cs="Arial" w:hint="cs"/>
-          <w:rtl/>
-        </w:rPr>
-        <w:t>מדדי</w:t>
-      </w:r>
-      <w:r>
-        <w:rPr>
-          <w:rFonts w:cs="Arial"/>
-          <w:rtl/>
-        </w:rPr>
-        <w:t xml:space="preserve"> </w:t>
-      </w:r>
-      <w:r>
-        <w:rPr>
-          <w:rFonts w:cs="Arial" w:hint="cs"/>
-          <w:rtl/>
-        </w:rPr>
-        <w:t>ביצוע</w:t>
-      </w:r>
-      <w:r>
-        <w:rPr>
-          <w:rFonts w:cs="Arial"/>
-          <w:rtl/>
-        </w:rPr>
-        <w:t xml:space="preserve"> - </w:t>
-      </w:r>
-      <w:r>
-        <w:rPr>
-          <w:rFonts w:cs="Arial" w:hint="cs"/>
-          <w:rtl/>
-        </w:rPr>
-        <w:t>מהם</w:t>
-      </w:r>
-      <w:r>
-        <w:rPr>
-          <w:rFonts w:cs="Arial"/>
-          <w:rtl/>
-        </w:rPr>
-        <w:t xml:space="preserve"> </w:t>
-      </w:r>
-      <w:r>
-        <w:rPr>
-          <w:rFonts w:cs="Arial" w:hint="cs"/>
-          <w:rtl/>
-        </w:rPr>
-        <w:t>התהליכים</w:t>
-      </w:r>
-      <w:r>
-        <w:rPr>
-          <w:rFonts w:cs="Arial"/>
-          <w:rtl/>
-        </w:rPr>
-        <w:t xml:space="preserve"> </w:t>
-      </w:r>
-      <w:r>
-        <w:rPr>
-          <w:rFonts w:cs="Arial" w:hint="cs"/>
-          <w:rtl/>
-        </w:rPr>
-        <w:t>שביצעת</w:t>
-      </w:r>
-      <w:r>
-        <w:rPr>
-          <w:rFonts w:cs="Arial"/>
-          <w:rtl/>
-        </w:rPr>
-        <w:t xml:space="preserve"> </w:t>
-      </w:r>
-      <w:r>
-        <w:rPr>
-          <w:rFonts w:cs="Arial" w:hint="cs"/>
-          <w:rtl/>
-        </w:rPr>
-        <w:t>על</w:t>
-      </w:r>
-      <w:r>
-        <w:rPr>
-          <w:rFonts w:cs="Arial"/>
-          <w:rtl/>
-        </w:rPr>
-        <w:t xml:space="preserve"> </w:t>
-      </w:r>
-      <w:r>
-        <w:rPr>
-          <w:rFonts w:cs="Arial" w:hint="cs"/>
-          <w:rtl/>
-        </w:rPr>
-        <w:t>מנת</w:t>
-      </w:r>
-      <w:r>
-        <w:rPr>
-          <w:rFonts w:cs="Arial"/>
-          <w:rtl/>
-        </w:rPr>
-        <w:t xml:space="preserve"> </w:t>
-      </w:r>
-      <w:r>
-        <w:rPr>
-          <w:rFonts w:cs="Arial" w:hint="cs"/>
-          <w:rtl/>
-        </w:rPr>
-        <w:t>לשפר</w:t>
-      </w:r>
-      <w:r>
-        <w:rPr>
-          <w:rFonts w:cs="Arial"/>
-          <w:rtl/>
-        </w:rPr>
-        <w:t xml:space="preserve"> </w:t>
-      </w:r>
-      <w:r>
-        <w:rPr>
-          <w:rFonts w:cs="Arial" w:hint="cs"/>
-          <w:rtl/>
-        </w:rPr>
-        <w:t>את</w:t>
-      </w:r>
-      <w:r>
-        <w:rPr>
-          <w:rFonts w:cs="Arial"/>
-          <w:rtl/>
-        </w:rPr>
-        <w:t xml:space="preserve"> </w:t>
-      </w:r>
-      <w:r>
-        <w:rPr>
-          <w:rFonts w:cs="Arial" w:hint="cs"/>
-          <w:rtl/>
-        </w:rPr>
-        <w:t>המודל</w:t>
-      </w:r>
-      <w:r>
-        <w:rPr>
-          <w:rFonts w:cs="Arial"/>
-          <w:rtl/>
-        </w:rPr>
-        <w:t xml:space="preserve">, </w:t>
-      </w:r>
-      <w:r>
-        <w:rPr>
-          <w:rFonts w:cs="Arial" w:hint="cs"/>
-          <w:rtl/>
-        </w:rPr>
-        <w:t>באילו</w:t>
-      </w:r>
-      <w:r>
-        <w:rPr>
-          <w:rFonts w:cs="Arial"/>
-          <w:rtl/>
-        </w:rPr>
-        <w:t xml:space="preserve"> </w:t>
-      </w:r>
-      <w:r>
-        <w:rPr>
-          <w:rFonts w:cs="Arial" w:hint="cs"/>
-          <w:rtl/>
-        </w:rPr>
-        <w:t>אמצעים</w:t>
-      </w:r>
-      <w:r>
-        <w:rPr>
-          <w:rFonts w:cs="Arial"/>
-          <w:rtl/>
-        </w:rPr>
-        <w:t xml:space="preserve"> </w:t>
-      </w:r>
-      <w:r>
-        <w:rPr>
-          <w:rFonts w:cs="Arial" w:hint="cs"/>
-          <w:rtl/>
-        </w:rPr>
-        <w:t>בדקת</w:t>
-      </w:r>
-      <w:r>
-        <w:rPr>
-          <w:rFonts w:cs="Arial"/>
-          <w:rtl/>
-        </w:rPr>
-        <w:t xml:space="preserve"> </w:t>
-      </w:r>
-      <w:r>
-        <w:rPr>
-          <w:rFonts w:cs="Arial" w:hint="cs"/>
-          <w:rtl/>
-        </w:rPr>
-        <w:t>את</w:t>
-      </w:r>
-      <w:r>
-        <w:rPr>
-          <w:rFonts w:cs="Arial"/>
-          <w:rtl/>
-        </w:rPr>
-        <w:t xml:space="preserve"> </w:t>
-      </w:r>
-      <w:r>
-        <w:rPr>
-          <w:rFonts w:cs="Arial" w:hint="cs"/>
-          <w:rtl/>
-        </w:rPr>
-        <w:t>תקינות</w:t>
-      </w:r>
-      <w:r>
-        <w:rPr>
-          <w:rFonts w:cs="Arial"/>
-          <w:rtl/>
-        </w:rPr>
-        <w:t xml:space="preserve"> </w:t>
-      </w:r>
-      <w:r>
-        <w:rPr>
-          <w:rFonts w:cs="Arial" w:hint="cs"/>
-          <w:rtl/>
-        </w:rPr>
-        <w:t>המודל</w:t>
-      </w:r>
-      <w:r>
-        <w:rPr>
-          <w:rFonts w:cs="Arial"/>
-          <w:rtl/>
-        </w:rPr>
-        <w:t xml:space="preserve"> </w:t>
-      </w:r>
-      <w:r>
-        <w:rPr>
-          <w:rFonts w:cs="Arial" w:hint="cs"/>
-          <w:rtl/>
-        </w:rPr>
-        <w:t>ומהם</w:t>
-      </w:r>
-      <w:r>
-        <w:rPr>
-          <w:rFonts w:cs="Arial"/>
-          <w:rtl/>
-        </w:rPr>
-        <w:t xml:space="preserve"> </w:t>
-      </w:r>
-      <w:r>
-        <w:rPr>
-          <w:rFonts w:cs="Arial" w:hint="cs"/>
-          <w:rtl/>
-        </w:rPr>
-        <w:t>אחוזי</w:t>
-      </w:r>
-      <w:r>
-        <w:rPr>
-          <w:rFonts w:cs="Arial"/>
-          <w:rtl/>
-        </w:rPr>
-        <w:t xml:space="preserve"> </w:t>
-      </w:r>
-      <w:r>
-        <w:rPr>
-          <w:rFonts w:cs="Arial" w:hint="cs"/>
-          <w:rtl/>
-        </w:rPr>
-        <w:t>הדיוק</w:t>
-      </w:r>
-      <w:r>
-        <w:rPr>
-          <w:rFonts w:cs="Arial"/>
-          <w:rtl/>
-        </w:rPr>
-        <w:t xml:space="preserve"> </w:t>
-      </w:r>
-      <w:r>
-        <w:rPr>
-          <w:rFonts w:cs="Arial" w:hint="cs"/>
-          <w:rtl/>
-        </w:rPr>
-        <w:t>אליהם</w:t>
-      </w:r>
-      <w:r>
-        <w:rPr>
-          <w:rFonts w:cs="Arial"/>
-          <w:rtl/>
-        </w:rPr>
-        <w:t xml:space="preserve"> </w:t>
-      </w:r>
-      <w:r>
-        <w:rPr>
-          <w:rFonts w:cs="Arial" w:hint="cs"/>
-          <w:rtl/>
-        </w:rPr>
-        <w:t>הגיע</w:t>
-      </w:r>
-      <w:r>
-        <w:rPr>
-          <w:rFonts w:cs="Arial"/>
-          <w:rtl/>
-        </w:rPr>
-        <w:t xml:space="preserve"> </w:t>
-      </w:r>
-      <w:r>
-        <w:rPr>
-          <w:rFonts w:cs="Arial" w:hint="cs"/>
-          <w:rtl/>
-        </w:rPr>
-        <w:t>המודל</w:t>
-      </w:r>
-      <w:r>
-        <w:rPr>
-          <w:rFonts w:cs="Arial"/>
-          <w:rtl/>
-        </w:rPr>
-        <w:t>.</w:t>
-      </w:r>
-    </w:p>
-    <w:p>
-      <w:pPr>
-        <w:rPr>
+          <w:rFonts w:asciiTheme="minorBidi" w:hAnsiTheme="minorBidi"/>
+          <w:b/>
+          <w:bCs/>
+          <w:sz w:val="24"/>
+          <w:szCs w:val="24"/>
+          <w:rtl/>
+        </w:rPr>
+        <w:t xml:space="preserve"> הסופי</w:t>
+      </w:r>
+    </w:p>
+    <w:p>
+      <w:pPr>
+        <w:jc w:val="both"/>
+        <w:rPr>
+          <w:rFonts w:asciiTheme="minorBidi" w:hAnsiTheme="minorBidi"/>
+          <w:b/>
+          <w:bCs/>
+          <w:sz w:val="24"/>
+          <w:szCs w:val="24"/>
+          <w:rtl/>
+        </w:rPr>
+      </w:pPr>
+    </w:p>
+    <w:p>
+      <w:pPr>
+        <w:jc w:val="both"/>
+        <w:rPr>
+          <w:rFonts w:asciiTheme="minorBidi" w:hAnsiTheme="minorBidi"/>
+          <w:b/>
+          <w:bCs/>
+          <w:sz w:val="24"/>
+          <w:szCs w:val="24"/>
+          <w:rtl/>
+        </w:rPr>
+      </w:pPr>
+      <w:r>
+        <w:rPr>
+          <w:rFonts w:asciiTheme="minorBidi" w:hAnsiTheme="minorBidi"/>
+          <w:b/>
+          <w:bCs/>
+          <w:sz w:val="24"/>
+          <w:szCs w:val="24"/>
+          <w:rtl/>
+        </w:rPr>
+        <w:t>13.2 טיוב ואיזון נתונים - אילו תהליכים ביצעת על סט הנתונים על מנת למטב את המודל ולהגביר את הדיוק.</w:t>
+      </w:r>
+    </w:p>
+    <w:p>
+      <w:pPr>
+        <w:jc w:val="both"/>
+        <w:rPr>
+          <w:rFonts w:asciiTheme="minorBidi" w:hAnsiTheme="minorBidi"/>
+          <w:b/>
+          <w:bCs/>
+          <w:sz w:val="24"/>
+          <w:szCs w:val="24"/>
+          <w:rtl/>
+        </w:rPr>
+      </w:pPr>
+    </w:p>
+    <w:p>
+      <w:pPr>
+        <w:jc w:val="both"/>
+        <w:rPr>
+          <w:rFonts w:asciiTheme="minorBidi" w:hAnsiTheme="minorBidi"/>
+          <w:b/>
+          <w:bCs/>
+          <w:sz w:val="24"/>
+          <w:szCs w:val="24"/>
+          <w:rtl/>
+        </w:rPr>
+      </w:pPr>
+      <w:r>
+        <w:rPr>
+          <w:rFonts w:asciiTheme="minorBidi" w:hAnsiTheme="minorBidi"/>
+          <w:b/>
+          <w:bCs/>
+          <w:sz w:val="24"/>
+          <w:szCs w:val="24"/>
+          <w:rtl/>
+        </w:rPr>
+        <w:t>13.3 סוג הלמידה הנבחר - יש לכתוב את שמו בקצרה.</w:t>
+      </w:r>
+    </w:p>
+    <w:p>
+      <w:pPr>
+        <w:jc w:val="both"/>
+        <w:rPr>
+          <w:rFonts w:asciiTheme="minorBidi" w:hAnsiTheme="minorBidi"/>
+          <w:b/>
+          <w:bCs/>
+          <w:sz w:val="24"/>
+          <w:szCs w:val="24"/>
+          <w:rtl/>
+        </w:rPr>
+      </w:pPr>
+    </w:p>
+    <w:p>
+      <w:pPr>
+        <w:jc w:val="both"/>
+        <w:rPr>
+          <w:rFonts w:asciiTheme="minorBidi" w:hAnsiTheme="minorBidi"/>
+          <w:b/>
+          <w:bCs/>
+          <w:sz w:val="24"/>
+          <w:szCs w:val="24"/>
+          <w:rtl/>
+        </w:rPr>
+      </w:pPr>
+      <w:r>
+        <w:rPr>
+          <w:rFonts w:asciiTheme="minorBidi" w:hAnsiTheme="minorBidi"/>
+          <w:b/>
+          <w:bCs/>
+          <w:sz w:val="24"/>
+          <w:szCs w:val="24"/>
+          <w:rtl/>
+        </w:rPr>
+        <w:t>13.4 נוסחאות ורשתות למידה - - כאן יש להרחיב ולפרט בדגש על המודל המתמטי המתאר את התהליך שעוברים הנתונים עד למסקנה</w:t>
+      </w:r>
+    </w:p>
+    <w:p>
+      <w:pPr>
+        <w:jc w:val="both"/>
+        <w:rPr>
+          <w:rFonts w:asciiTheme="minorBidi" w:hAnsiTheme="minorBidi"/>
+          <w:b/>
+          <w:bCs/>
+          <w:sz w:val="24"/>
+          <w:szCs w:val="24"/>
+          <w:rtl/>
+        </w:rPr>
+      </w:pPr>
+    </w:p>
+    <w:p>
+      <w:pPr>
+        <w:jc w:val="both"/>
+        <w:rPr>
+          <w:rFonts w:asciiTheme="minorBidi" w:hAnsiTheme="minorBidi"/>
+          <w:b/>
+          <w:bCs/>
+          <w:sz w:val="24"/>
+          <w:szCs w:val="24"/>
+          <w:rtl/>
+        </w:rPr>
+      </w:pPr>
+      <w:r>
+        <w:rPr>
+          <w:rFonts w:asciiTheme="minorBidi" w:hAnsiTheme="minorBidi"/>
+          <w:b/>
+          <w:bCs/>
+          <w:sz w:val="24"/>
+          <w:szCs w:val="24"/>
+          <w:rtl/>
+        </w:rPr>
+        <w:t>13.5 כיוונון, ייעול וניטור מדדי ביצוע - מהם התהליכים שביצעת על מנת לשפר את המודל, באילו אמצעים בדקת את תקינות המודל ומהם אחוזי הדיוק אליהם הגיע המודל.</w:t>
+      </w:r>
+    </w:p>
+    <w:p>
+      <w:pPr>
+        <w:jc w:val="both"/>
+        <w:rPr>
+          <w:rFonts w:asciiTheme="minorBidi" w:hAnsiTheme="minorBidi"/>
+          <w:sz w:val="24"/>
+          <w:szCs w:val="24"/>
           <w:rtl/>
         </w:rPr>
       </w:pPr>
@@ -3787,6 +2552,95 @@
     </w:lvl>
   </w:abstractNum>
   <w:abstractNum w:abstractNumId="1" w15:restartNumberingAfterBreak="0">
+    <w:nsid w:val="186B70FA"/>
+    <w:multiLevelType w:val="hybridMultilevel"/>
+    <w:tmpl w:val="8CB471EC"/>
+    <w:lvl w:ilvl="0" w:tplc="0409000F">
+      <w:start w:val="1"/>
+      <w:numFmt w:val="decimal"/>
+      <w:lvlText w:val="%1."/>
+      <w:lvlJc w:val="left"/>
+      <w:pPr>
+        <w:ind w:left="720" w:hanging="360"/>
+      </w:pPr>
+      <w:rPr>
+        <w:rFonts w:hint="default"/>
+      </w:rPr>
+    </w:lvl>
+    <w:lvl w:ilvl="1" w:tplc="04090019" w:tentative="1">
+      <w:start w:val="1"/>
+      <w:numFmt w:val="lowerLetter"/>
+      <w:lvlText w:val="%2."/>
+      <w:lvlJc w:val="left"/>
+      <w:pPr>
+        <w:ind w:left="1440" w:hanging="360"/>
+      </w:pPr>
+    </w:lvl>
+    <w:lvl w:ilvl="2" w:tplc="0409001B" w:tentative="1">
+      <w:start w:val="1"/>
+      <w:numFmt w:val="lowerRoman"/>
+      <w:lvlText w:val="%3."/>
+      <w:lvlJc w:val="right"/>
+      <w:pPr>
+        <w:ind w:left="2160" w:hanging="180"/>
+      </w:pPr>
+    </w:lvl>
+    <w:lvl w:ilvl="3" w:tplc="0409000F" w:tentative="1">
+      <w:start w:val="1"/>
+      <w:numFmt w:val="decimal"/>
+      <w:lvlText w:val="%4."/>
+      <w:lvlJc w:val="left"/>
+      <w:pPr>
+        <w:ind w:left="2880" w:hanging="360"/>
+      </w:pPr>
+    </w:lvl>
+    <w:lvl w:ilvl="4" w:tplc="04090019" w:tentative="1">
+      <w:start w:val="1"/>
+      <w:numFmt w:val="lowerLetter"/>
+      <w:lvlText w:val="%5."/>
+      <w:lvlJc w:val="left"/>
+      <w:pPr>
+        <w:ind w:left="3600" w:hanging="360"/>
+      </w:pPr>
+    </w:lvl>
+    <w:lvl w:ilvl="5" w:tplc="0409001B" w:tentative="1">
+      <w:start w:val="1"/>
+      <w:numFmt w:val="lowerRoman"/>
+      <w:lvlText w:val="%6."/>
+      <w:lvlJc w:val="right"/>
+      <w:pPr>
+        <w:ind w:left="4320" w:hanging="180"/>
+      </w:pPr>
+    </w:lvl>
+    <w:lvl w:ilvl="6" w:tplc="0409000F" w:tentative="1">
+      <w:start w:val="1"/>
+      <w:numFmt w:val="decimal"/>
+      <w:lvlText w:val="%7."/>
+      <w:lvlJc w:val="left"/>
+      <w:pPr>
+        <w:ind w:left="5040" w:hanging="360"/>
+      </w:pPr>
+    </w:lvl>
+    <w:lvl w:ilvl="7" w:tplc="04090019" w:tentative="1">
+      <w:start w:val="1"/>
+      <w:numFmt w:val="lowerLetter"/>
+      <w:lvlText w:val="%8."/>
+      <w:lvlJc w:val="left"/>
+      <w:pPr>
+        <w:ind w:left="5760" w:hanging="360"/>
+      </w:pPr>
+    </w:lvl>
+    <w:lvl w:ilvl="8" w:tplc="0409001B" w:tentative="1">
+      <w:start w:val="1"/>
+      <w:numFmt w:val="lowerRoman"/>
+      <w:lvlText w:val="%9."/>
+      <w:lvlJc w:val="right"/>
+      <w:pPr>
+        <w:ind w:left="6480" w:hanging="180"/>
+      </w:pPr>
+    </w:lvl>
+  </w:abstractNum>
+  <w:abstractNum w:abstractNumId="2" w15:restartNumberingAfterBreak="0">
     <w:nsid w:val="1D1F749D"/>
     <w:multiLevelType w:val="multilevel"/>
     <w:tmpl w:val="F30E00D8"/>
@@ -3899,7 +2753,96 @@
       </w:pPr>
     </w:lvl>
   </w:abstractNum>
-  <w:abstractNum w:abstractNumId="2" w15:restartNumberingAfterBreak="0">
+  <w:abstractNum w:abstractNumId="3" w15:restartNumberingAfterBreak="0">
+    <w:nsid w:val="252F3938"/>
+    <w:multiLevelType w:val="hybridMultilevel"/>
+    <w:tmpl w:val="82E29E4C"/>
+    <w:lvl w:ilvl="0" w:tplc="0409000F">
+      <w:start w:val="1"/>
+      <w:numFmt w:val="decimal"/>
+      <w:lvlText w:val="%1."/>
+      <w:lvlJc w:val="left"/>
+      <w:pPr>
+        <w:ind w:left="720" w:hanging="360"/>
+      </w:pPr>
+      <w:rPr>
+        <w:rFonts w:hint="default"/>
+      </w:rPr>
+    </w:lvl>
+    <w:lvl w:ilvl="1" w:tplc="04090019" w:tentative="1">
+      <w:start w:val="1"/>
+      <w:numFmt w:val="lowerLetter"/>
+      <w:lvlText w:val="%2."/>
+      <w:lvlJc w:val="left"/>
+      <w:pPr>
+        <w:ind w:left="1440" w:hanging="360"/>
+      </w:pPr>
+    </w:lvl>
+    <w:lvl w:ilvl="2" w:tplc="0409001B" w:tentative="1">
+      <w:start w:val="1"/>
+      <w:numFmt w:val="lowerRoman"/>
+      <w:lvlText w:val="%3."/>
+      <w:lvlJc w:val="right"/>
+      <w:pPr>
+        <w:ind w:left="2160" w:hanging="180"/>
+      </w:pPr>
+    </w:lvl>
+    <w:lvl w:ilvl="3" w:tplc="0409000F" w:tentative="1">
+      <w:start w:val="1"/>
+      <w:numFmt w:val="decimal"/>
+      <w:lvlText w:val="%4."/>
+      <w:lvlJc w:val="left"/>
+      <w:pPr>
+        <w:ind w:left="2880" w:hanging="360"/>
+      </w:pPr>
+    </w:lvl>
+    <w:lvl w:ilvl="4" w:tplc="04090019" w:tentative="1">
+      <w:start w:val="1"/>
+      <w:numFmt w:val="lowerLetter"/>
+      <w:lvlText w:val="%5."/>
+      <w:lvlJc w:val="left"/>
+      <w:pPr>
+        <w:ind w:left="3600" w:hanging="360"/>
+      </w:pPr>
+    </w:lvl>
+    <w:lvl w:ilvl="5" w:tplc="0409001B" w:tentative="1">
+      <w:start w:val="1"/>
+      <w:numFmt w:val="lowerRoman"/>
+      <w:lvlText w:val="%6."/>
+      <w:lvlJc w:val="right"/>
+      <w:pPr>
+        <w:ind w:left="4320" w:hanging="180"/>
+      </w:pPr>
+    </w:lvl>
+    <w:lvl w:ilvl="6" w:tplc="0409000F" w:tentative="1">
+      <w:start w:val="1"/>
+      <w:numFmt w:val="decimal"/>
+      <w:lvlText w:val="%7."/>
+      <w:lvlJc w:val="left"/>
+      <w:pPr>
+        <w:ind w:left="5040" w:hanging="360"/>
+      </w:pPr>
+    </w:lvl>
+    <w:lvl w:ilvl="7" w:tplc="04090019" w:tentative="1">
+      <w:start w:val="1"/>
+      <w:numFmt w:val="lowerLetter"/>
+      <w:lvlText w:val="%8."/>
+      <w:lvlJc w:val="left"/>
+      <w:pPr>
+        <w:ind w:left="5760" w:hanging="360"/>
+      </w:pPr>
+    </w:lvl>
+    <w:lvl w:ilvl="8" w:tplc="0409001B" w:tentative="1">
+      <w:start w:val="1"/>
+      <w:numFmt w:val="lowerRoman"/>
+      <w:lvlText w:val="%9."/>
+      <w:lvlJc w:val="right"/>
+      <w:pPr>
+        <w:ind w:left="6480" w:hanging="180"/>
+      </w:pPr>
+    </w:lvl>
+  </w:abstractNum>
+  <w:abstractNum w:abstractNumId="4" w15:restartNumberingAfterBreak="0">
     <w:nsid w:val="2BB040EC"/>
     <w:multiLevelType w:val="multilevel"/>
     <w:tmpl w:val="A63A6990"/>
@@ -4048,7 +2991,7 @@
       </w:rPr>
     </w:lvl>
   </w:abstractNum>
-  <w:abstractNum w:abstractNumId="3" w15:restartNumberingAfterBreak="0">
+  <w:abstractNum w:abstractNumId="5" w15:restartNumberingAfterBreak="0">
     <w:nsid w:val="2DB648A8"/>
     <w:multiLevelType w:val="multilevel"/>
     <w:tmpl w:val="39109F44"/>
@@ -4197,7 +3140,7 @@
       </w:rPr>
     </w:lvl>
   </w:abstractNum>
-  <w:abstractNum w:abstractNumId="4" w15:restartNumberingAfterBreak="0">
+  <w:abstractNum w:abstractNumId="6" w15:restartNumberingAfterBreak="0">
     <w:nsid w:val="532568D3"/>
     <w:multiLevelType w:val="multilevel"/>
     <w:tmpl w:val="5DE6D974"/>
@@ -4346,7 +3289,7 @@
       </w:rPr>
     </w:lvl>
   </w:abstractNum>
-  <w:abstractNum w:abstractNumId="5" w15:restartNumberingAfterBreak="0">
+  <w:abstractNum w:abstractNumId="7" w15:restartNumberingAfterBreak="0">
     <w:nsid w:val="5A425384"/>
     <w:multiLevelType w:val="multilevel"/>
     <w:tmpl w:val="83641990"/>
@@ -4459,7 +3402,7 @@
       </w:pPr>
     </w:lvl>
   </w:abstractNum>
-  <w:abstractNum w:abstractNumId="6" w15:restartNumberingAfterBreak="0">
+  <w:abstractNum w:abstractNumId="8" w15:restartNumberingAfterBreak="0">
     <w:nsid w:val="74507C20"/>
     <w:multiLevelType w:val="multilevel"/>
     <w:tmpl w:val="72BAD9A4"/>
@@ -4608,7 +3551,7 @@
       </w:rPr>
     </w:lvl>
   </w:abstractNum>
-  <w:abstractNum w:abstractNumId="7" w15:restartNumberingAfterBreak="0">
+  <w:abstractNum w:abstractNumId="9" w15:restartNumberingAfterBreak="0">
     <w:nsid w:val="7B681A19"/>
     <w:multiLevelType w:val="multilevel"/>
     <w:tmpl w:val="CE5411EA"/>
@@ -4757,7 +3700,7 @@
       </w:rPr>
     </w:lvl>
   </w:abstractNum>
-  <w:abstractNum w:abstractNumId="8" w15:restartNumberingAfterBreak="0">
+  <w:abstractNum w:abstractNumId="10" w15:restartNumberingAfterBreak="0">
     <w:nsid w:val="7C355B96"/>
     <w:multiLevelType w:val="multilevel"/>
     <w:tmpl w:val="C916F596"/>
@@ -4906,7 +3849,7 @@
       </w:rPr>
     </w:lvl>
   </w:abstractNum>
-  <w:abstractNum w:abstractNumId="9" w15:restartNumberingAfterBreak="0">
+  <w:abstractNum w:abstractNumId="11" w15:restartNumberingAfterBreak="0">
     <w:nsid w:val="7F1815B7"/>
     <w:multiLevelType w:val="multilevel"/>
     <w:tmpl w:val="717ACA60"/>
@@ -5020,34 +3963,40 @@
     </w:lvl>
   </w:abstractNum>
   <w:num w:numId="1" w16cid:durableId="950208223">
+    <w:abstractNumId w:val="11"/>
+  </w:num>
+  <w:num w:numId="2" w16cid:durableId="1438328560">
     <w:abstractNumId w:val="9"/>
   </w:num>
-  <w:num w:numId="2" w16cid:durableId="1438328560">
-    <w:abstractNumId w:val="7"/>
+  <w:num w:numId="3" w16cid:durableId="134760740">
+    <w:abstractNumId w:val="8"/>
   </w:num>
-  <w:num w:numId="3" w16cid:durableId="134760740">
+  <w:num w:numId="4" w16cid:durableId="569274394">
+    <w:abstractNumId w:val="4"/>
+  </w:num>
+  <w:num w:numId="5" w16cid:durableId="1760372461">
     <w:abstractNumId w:val="6"/>
   </w:num>
-  <w:num w:numId="4" w16cid:durableId="569274394">
+  <w:num w:numId="6" w16cid:durableId="1861622653">
     <w:abstractNumId w:val="2"/>
   </w:num>
-  <w:num w:numId="5" w16cid:durableId="1760372461">
-    <w:abstractNumId w:val="4"/>
-  </w:num>
-  <w:num w:numId="6" w16cid:durableId="1861622653">
-    <w:abstractNumId w:val="1"/>
-  </w:num>
   <w:num w:numId="7" w16cid:durableId="993948048">
-    <w:abstractNumId w:val="3"/>
+    <w:abstractNumId w:val="5"/>
   </w:num>
   <w:num w:numId="8" w16cid:durableId="95248696">
-    <w:abstractNumId w:val="8"/>
+    <w:abstractNumId w:val="10"/>
   </w:num>
   <w:num w:numId="9" w16cid:durableId="157812235">
-    <w:abstractNumId w:val="5"/>
+    <w:abstractNumId w:val="7"/>
   </w:num>
   <w:num w:numId="10" w16cid:durableId="1386566500">
     <w:abstractNumId w:val="0"/>
+  </w:num>
+  <w:num w:numId="11" w16cid:durableId="683361349">
+    <w:abstractNumId w:val="1"/>
+  </w:num>
+  <w:num w:numId="12" w16cid:durableId="59329041">
+    <w:abstractNumId w:val="3"/>
   </w:num>
 </w:numbering>
 </file>
